--- a/W05 LAB UART Communication and Data Integrity.docx
+++ b/W05 LAB UART Communication and Data Integrity.docx
@@ -253,7 +253,6 @@
         <w:keepNext/>
         <w:spacing w:before="360" w:after="120"/>
       </w:pPr>
-      <w:proofErr w:type="gramStart"/>
       <w:r>
         <w:rPr>
           <w:b/>
@@ -261,7 +260,6 @@
         </w:rPr>
         <w:t xml:space="preserve">1  Setup</w:t>
       </w:r>
-      <w:proofErr w:type="gramEnd"/>
     </w:p>
     <w:p>
       <w:pPr>
@@ -545,7 +543,7 @@
                 <w:sz w:val="19"/>
                 <w:szCs w:val="19"/>
               </w:rPr>
-              <w:t>Either works: there is a separate set of sketches for each display (see below).</w:t>
+              <w:t>Either works: there is a folder of code for each display.</w:t>
             </w:r>
           </w:p>
         </w:tc>
@@ -690,80 +688,6 @@
                 <w:szCs w:val="19"/>
               </w:rPr>
               <w:t>One per board.</w:t>
-            </w:r>
-          </w:p>
-        </w:tc>
-      </w:tr>
-      <w:tr>
-        <w:trPr>
-          <w:cantSplit/>
-        </w:trPr>
-        <w:tc>
-          <w:tcPr>
-            <w:tcW w:w="4400" w:type="dxa"/>
-            <w:tcMar>
-              <w:top w:w="60" w:type="dxa"/>
-              <w:left w:w="100" w:type="dxa"/>
-              <w:bottom w:w="60" w:type="dxa"/>
-              <w:right w:w="100" w:type="dxa"/>
-            </w:tcMar>
-          </w:tcPr>
-          <w:p>
-            <w:pPr>
-              <w:spacing w:line="264" w:lineRule="auto"/>
-            </w:pPr>
-            <w:r>
-              <w:rPr>
-                <w:sz w:val="19"/>
-                <w:szCs w:val="19"/>
-              </w:rPr>
-              <w:t>Push button</w:t>
-            </w:r>
-          </w:p>
-        </w:tc>
-        <w:tc>
-          <w:tcPr>
-            <w:tcW w:w="900" w:type="dxa"/>
-            <w:tcMar>
-              <w:top w:w="60" w:type="dxa"/>
-              <w:left w:w="100" w:type="dxa"/>
-              <w:bottom w:w="60" w:type="dxa"/>
-              <w:right w:w="100" w:type="dxa"/>
-            </w:tcMar>
-          </w:tcPr>
-          <w:p>
-            <w:pPr>
-              <w:spacing w:line="264" w:lineRule="auto"/>
-            </w:pPr>
-            <w:r>
-              <w:rPr>
-                <w:sz w:val="19"/>
-                <w:szCs w:val="19"/>
-              </w:rPr>
-              <w:t>1</w:t>
-            </w:r>
-          </w:p>
-        </w:tc>
-        <w:tc>
-          <w:tcPr>
-            <w:tcW w:w="4406" w:type="dxa"/>
-            <w:tcMar>
-              <w:top w:w="60" w:type="dxa"/>
-              <w:left w:w="100" w:type="dxa"/>
-              <w:bottom w:w="60" w:type="dxa"/>
-              <w:right w:w="100" w:type="dxa"/>
-            </w:tcMar>
-          </w:tcPr>
-          <w:p>
-            <w:pPr>
-              <w:spacing w:line="264" w:lineRule="auto"/>
-            </w:pPr>
-            <w:r>
-              <w:rPr>
-                <w:sz w:val="19"/>
-                <w:szCs w:val="19"/>
-              </w:rPr>
-              <w:t>Task 3 only.</w:t>
             </w:r>
           </w:p>
         </w:tc>
@@ -848,7 +772,7 @@
           <w:b/>
           <w:bCs/>
         </w:rPr>
-        <w:t xml:space="preserve">The library for your display only.</w:t>
+        <w:t xml:space="preserve">The library for your display only:</w:t>
       </w:r>
       <w:r>
         <w:t xml:space="preserve"> LiquidCrystal I2C (by Frank de Brabander) for the I2C backpack LCD, or Adafruit RGB LCD Shield Library (by Adafruit) for the RGB shield. Tools → Manage Libraries… and search for it.</w:t>
@@ -892,10 +816,10 @@
           <w:b/>
           <w:bCs/>
         </w:rPr>
-        <w:t xml:space="preserve">The lab code</w:t>
-      </w:r>
-      <w:r>
-        <w:t xml:space="preserve">, </w:t>
+        <w:t xml:space="preserve">The lab code,</w:t>
+      </w:r>
+      <w:r>
+        <w:t xml:space="preserve"> </w:t>
       </w:r>
       <w:r>
         <w:rPr>
@@ -908,7 +832,7 @@
         <w:t xml:space="preserve">W05_UART_Lab_Code.zip</w:t>
       </w:r>
       <w:r>
-        <w:t xml:space="preserve">. Unzip it somewhere you can find it again (see the next section).</w:t>
+        <w:t xml:space="preserve">. Unzip it somewhere you can find it again.</w:t>
       </w:r>
     </w:p>
     <w:p>
@@ -938,7 +862,7 @@
         <w:spacing w:after="120" w:line="264" w:lineRule="auto"/>
       </w:pPr>
       <w:r>
-        <w:t xml:space="preserve">There are two kinds of LCD in the lab, and the zip file has a folder of sketches for each one. Work out which display you have and use </w:t>
+        <w:t xml:space="preserve">The zip has one folder for each type of display. Use </w:t>
       </w:r>
       <w:r>
         <w:rPr>
@@ -948,7 +872,7 @@
         <w:t xml:space="preserve">only</w:t>
       </w:r>
       <w:r>
-        <w:t xml:space="preserve"> that folder. The sketches in the two folders do exactly the same thing; only the lines that set up the LCD are different.</w:t>
+        <w:t xml:space="preserve"> the folder for your display. Every sketch is a single .ino file that opens with File → Open, and the comments in it explain each step.</w:t>
       </w:r>
     </w:p>
     <w:tbl>
@@ -966,10 +890,9 @@
         <w:tblLook w:val="04A0" w:firstRow="1" w:lastRow="0" w:firstColumn="1" w:lastColumn="0" w:noHBand="0" w:noVBand="1"/>
       </w:tblPr>
       <w:tblGrid>
-        <w:gridCol w:w="2000"/>
-        <w:gridCol w:w="2906"/>
+        <w:gridCol w:w="2800"/>
+        <w:gridCol w:w="4006"/>
         <w:gridCol w:w="2900"/>
-        <w:gridCol w:w="1900"/>
       </w:tblGrid>
       <w:tr>
         <w:trPr>
@@ -978,7 +901,7 @@
         </w:trPr>
         <w:tc>
           <w:tcPr>
-            <w:tcW w:w="2000" w:type="dxa"/>
+            <w:tcW w:w="2800" w:type="dxa"/>
             <w:shd w:val="clear" w:color="auto" w:fill="2E74B5"/>
             <w:tcMar>
               <w:top w:w="60" w:type="dxa"/>
@@ -1005,7 +928,7 @@
         </w:tc>
         <w:tc>
           <w:tcPr>
-            <w:tcW w:w="2906" w:type="dxa"/>
+            <w:tcW w:w="4006" w:type="dxa"/>
             <w:shd w:val="clear" w:color="auto" w:fill="2E74B5"/>
             <w:tcMar>
               <w:top w:w="60" w:type="dxa"/>
@@ -1054,33 +977,6 @@
                 <w:szCs w:val="19"/>
               </w:rPr>
               <w:t xml:space="preserve">Folder to use</w:t>
-            </w:r>
-          </w:p>
-        </w:tc>
-        <w:tc>
-          <w:tcPr>
-            <w:tcW w:w="1900" w:type="dxa"/>
-            <w:shd w:val="clear" w:color="auto" w:fill="2E74B5"/>
-            <w:tcMar>
-              <w:top w:w="60" w:type="dxa"/>
-              <w:left w:w="100" w:type="dxa"/>
-              <w:bottom w:w="60" w:type="dxa"/>
-              <w:right w:w="100" w:type="dxa"/>
-            </w:tcMar>
-          </w:tcPr>
-          <w:p>
-            <w:pPr>
-              <w:spacing w:line="264" w:lineRule="auto"/>
-            </w:pPr>
-            <w:r>
-              <w:rPr>
-                <w:b/>
-                <w:bCs/>
-                <w:color w:val="FFFFFF"/>
-                <w:sz w:val="19"/>
-                <w:szCs w:val="19"/>
-              </w:rPr>
-              <w:t xml:space="preserve">Library</w:t>
             </w:r>
           </w:p>
         </w:tc>
@@ -1091,7 +987,7 @@
         </w:trPr>
         <w:tc>
           <w:tcPr>
-            <w:tcW w:w="2000" w:type="dxa"/>
+            <w:tcW w:w="2800" w:type="dxa"/>
             <w:tcMar>
               <w:top w:w="60" w:type="dxa"/>
               <w:left w:w="100" w:type="dxa"/>
@@ -1114,24 +1010,24 @@
         </w:tc>
         <w:tc>
           <w:tcPr>
-            <w:tcW w:w="2906" w:type="dxa"/>
-            <w:tcMar>
-              <w:top w:w="60" w:type="dxa"/>
-              <w:left w:w="100" w:type="dxa"/>
-              <w:bottom w:w="60" w:type="dxa"/>
-              <w:right w:w="100" w:type="dxa"/>
-            </w:tcMar>
-          </w:tcPr>
-          <w:p>
-            <w:pPr>
-              <w:spacing w:line="264" w:lineRule="auto"/>
-            </w:pPr>
-            <w:r>
-              <w:rPr>
-                <w:sz w:val="19"/>
-                <w:szCs w:val="19"/>
-              </w:rPr>
-              <w:t xml:space="preserve">A separate screen with a small board on the back and four wires: GND, VCC, SDA, SCL</w:t>
+            <w:tcW w:w="4006" w:type="dxa"/>
+            <w:tcMar>
+              <w:top w:w="60" w:type="dxa"/>
+              <w:left w:w="100" w:type="dxa"/>
+              <w:bottom w:w="60" w:type="dxa"/>
+              <w:right w:w="100" w:type="dxa"/>
+            </w:tcMar>
+          </w:tcPr>
+          <w:p>
+            <w:pPr>
+              <w:spacing w:line="264" w:lineRule="auto"/>
+            </w:pPr>
+            <w:r>
+              <w:rPr>
+                <w:sz w:val="19"/>
+                <w:szCs w:val="19"/>
+              </w:rPr>
+              <w:t xml:space="preserve">A separate screen with a small board on the back and four wires</w:t>
             </w:r>
           </w:p>
         </w:tc>
@@ -1158,29 +1054,6 @@
                 <w:shd w:val="clear" w:color="auto" w:fill="F4F4F4"/>
               </w:rPr>
               <w:t xml:space="preserve">I2C_Backpack_LCD</w:t>
-            </w:r>
-          </w:p>
-        </w:tc>
-        <w:tc>
-          <w:tcPr>
-            <w:tcW w:w="1900" w:type="dxa"/>
-            <w:tcMar>
-              <w:top w:w="60" w:type="dxa"/>
-              <w:left w:w="100" w:type="dxa"/>
-              <w:bottom w:w="60" w:type="dxa"/>
-              <w:right w:w="100" w:type="dxa"/>
-            </w:tcMar>
-          </w:tcPr>
-          <w:p>
-            <w:pPr>
-              <w:spacing w:line="264" w:lineRule="auto"/>
-            </w:pPr>
-            <w:r>
-              <w:rPr>
-                <w:sz w:val="19"/>
-                <w:szCs w:val="19"/>
-              </w:rPr>
-              <w:t xml:space="preserve">LiquidCrystal I2C</w:t>
             </w:r>
           </w:p>
         </w:tc>
@@ -1191,7 +1064,7 @@
         </w:trPr>
         <w:tc>
           <w:tcPr>
-            <w:tcW w:w="2000" w:type="dxa"/>
+            <w:tcW w:w="2800" w:type="dxa"/>
             <w:tcMar>
               <w:top w:w="60" w:type="dxa"/>
               <w:left w:w="100" w:type="dxa"/>
@@ -1214,24 +1087,24 @@
         </w:tc>
         <w:tc>
           <w:tcPr>
-            <w:tcW w:w="2906" w:type="dxa"/>
-            <w:tcMar>
-              <w:top w:w="60" w:type="dxa"/>
-              <w:left w:w="100" w:type="dxa"/>
-              <w:bottom w:w="60" w:type="dxa"/>
-              <w:right w:w="100" w:type="dxa"/>
-            </w:tcMar>
-          </w:tcPr>
-          <w:p>
-            <w:pPr>
-              <w:spacing w:line="264" w:lineRule="auto"/>
-            </w:pPr>
-            <w:r>
-              <w:rPr>
-                <w:sz w:val="19"/>
-                <w:szCs w:val="19"/>
-              </w:rPr>
-              <w:t xml:space="preserve">Plugs straight onto the breakout board and has five push buttons</w:t>
+            <w:tcW w:w="4006" w:type="dxa"/>
+            <w:tcMar>
+              <w:top w:w="60" w:type="dxa"/>
+              <w:left w:w="100" w:type="dxa"/>
+              <w:bottom w:w="60" w:type="dxa"/>
+              <w:right w:w="100" w:type="dxa"/>
+            </w:tcMar>
+          </w:tcPr>
+          <w:p>
+            <w:pPr>
+              <w:spacing w:line="264" w:lineRule="auto"/>
+            </w:pPr>
+            <w:r>
+              <w:rPr>
+                <w:sz w:val="19"/>
+                <w:szCs w:val="19"/>
+              </w:rPr>
+              <w:t xml:space="preserve">Plugs straight onto the breakout board and has five buttons</w:t>
             </w:r>
           </w:p>
         </w:tc>
@@ -1258,301 +1131,6 @@
                 <w:shd w:val="clear" w:color="auto" w:fill="F4F4F4"/>
               </w:rPr>
               <w:t xml:space="preserve">Adafruit_RGB_LCD_Shield</w:t>
-            </w:r>
-          </w:p>
-        </w:tc>
-        <w:tc>
-          <w:tcPr>
-            <w:tcW w:w="1900" w:type="dxa"/>
-            <w:tcMar>
-              <w:top w:w="60" w:type="dxa"/>
-              <w:left w:w="100" w:type="dxa"/>
-              <w:bottom w:w="60" w:type="dxa"/>
-              <w:right w:w="100" w:type="dxa"/>
-            </w:tcMar>
-          </w:tcPr>
-          <w:p>
-            <w:pPr>
-              <w:spacing w:line="264" w:lineRule="auto"/>
-            </w:pPr>
-            <w:r>
-              <w:rPr>
-                <w:sz w:val="19"/>
-                <w:szCs w:val="19"/>
-              </w:rPr>
-              <w:t xml:space="preserve">Adafruit RGB LCD Shield Library</w:t>
-            </w:r>
-          </w:p>
-        </w:tc>
-      </w:tr>
-    </w:tbl>
-    <w:p>
-      <w:pPr>
-        <w:spacing w:after="0" w:line="264" w:lineRule="auto"/>
-      </w:pPr>
-    </w:p>
-    <w:p>
-      <w:pPr>
-        <w:spacing w:after="120" w:line="264" w:lineRule="auto"/>
-      </w:pPr>
-      <w:r>
-        <w:t xml:space="preserve">Each folder has one sub-folder per sketch (Task1_Loopback, Task2_Sender, Task2_Receiver, Task3_Sender, Task3_Receiver, Extension_Sender_ACK and Extension_Receiver_ACK), so each one opens directly in the Arduino IDE with File → Open. Every sketch is a </w:t>
-      </w:r>
-      <w:r>
-        <w:rPr>
-          <w:b/>
-          <w:bCs/>
-        </w:rPr>
-        <w:t xml:space="preserve">single .ino file</w:t>
-      </w:r>
-      <w:r>
-        <w:t xml:space="preserve">: there are no extra tabs or .h files to add. The code is not printed in this document; open each sketch and read its comments as you work through the task.</w:t>
-      </w:r>
-    </w:p>
-    <w:tbl>
-      <w:tblPr>
-        <w:tblW w:w="9706" w:type="dxa"/>
-        <w:tblLayout w:type="fixed"/>
-        <w:tblLook w:val="04A0" w:firstRow="1" w:lastRow="0" w:firstColumn="1" w:lastColumn="0" w:noHBand="0" w:noVBand="1"/>
-      </w:tblPr>
-      <w:tblGrid>
-        <w:gridCol w:w="9706"/>
-      </w:tblGrid>
-      <w:tr>
-        <w:trPr>
-          <w:cantSplit/>
-        </w:trPr>
-        <w:tc>
-          <w:tcPr>
-            <w:tcW w:w="9706" w:type="dxa"/>
-            <w:tcBorders>
-              <w:top w:val="nil"/>
-              <w:left w:val="single" w:sz="24" w:space="0" w:color="2E74B5"/>
-              <w:bottom w:val="nil"/>
-              <w:right w:val="nil"/>
-            </w:tcBorders>
-            <w:shd w:val="clear" w:color="auto" w:fill="EAF2FB"/>
-            <w:tcMar>
-              <w:top w:w="100" w:type="dxa"/>
-              <w:left w:w="180" w:type="dxa"/>
-              <w:bottom w:w="60" w:type="dxa"/>
-              <w:right w:w="160" w:type="dxa"/>
-            </w:tcMar>
-          </w:tcPr>
-          <w:p>
-            <w:pPr>
-              <w:keepNext/>
-              <w:spacing w:after="60" w:line="264" w:lineRule="auto"/>
-            </w:pPr>
-            <w:r>
-              <w:rPr>
-                <w:b/>
-                <w:bCs/>
-                <w:color w:val="2E74B5"/>
-              </w:rPr>
-              <w:t xml:space="preserve">What is different between the two versions?</w:t>
-            </w:r>
-          </w:p>
-          <w:p>
-            <w:pPr>
-              <w:keepNext/>
-              <w:spacing w:after="60" w:line="264" w:lineRule="auto"/>
-            </w:pPr>
-            <w:r>
-              <w:t xml:space="preserve">Only the LCD set-up at the top of the sketch. The </w:t>
-            </w:r>
-            <w:r>
-              <w:rPr>
-                <w:b/>
-                <w:bCs/>
-              </w:rPr>
-              <w:t xml:space="preserve">I2C backpack</w:t>
-            </w:r>
-            <w:r>
-              <w:t xml:space="preserve"> version includes </w:t>
-            </w:r>
-            <w:r>
-              <w:rPr>
-                <w:rFonts w:ascii="Consolas" w:hAnsi="Consolas" w:cs="Consolas"/>
-                <w:color w:val="C7254E"/>
-                <w:sz w:val="20"/>
-                <w:szCs w:val="20"/>
-                <w:shd w:val="clear" w:color="auto" w:fill="F4F4F4"/>
-              </w:rPr>
-              <w:t xml:space="preserve">LiquidCrystal_I2C.h</w:t>
-            </w:r>
-            <w:r>
-              <w:t xml:space="preserve">, creates </w:t>
-            </w:r>
-            <w:r>
-              <w:rPr>
-                <w:rFonts w:ascii="Consolas" w:hAnsi="Consolas" w:cs="Consolas"/>
-                <w:color w:val="C7254E"/>
-                <w:sz w:val="20"/>
-                <w:szCs w:val="20"/>
-                <w:shd w:val="clear" w:color="auto" w:fill="F4F4F4"/>
-              </w:rPr>
-              <w:t xml:space="preserve">LiquidCrystal_I2C lcd(0x20, 16, 2)</w:t>
-            </w:r>
-            <w:r>
-              <w:t xml:space="preserve"> (I2C address, columns, rows) and starts it with </w:t>
-            </w:r>
-            <w:r>
-              <w:rPr>
-                <w:rFonts w:ascii="Consolas" w:hAnsi="Consolas" w:cs="Consolas"/>
-                <w:color w:val="C7254E"/>
-                <w:sz w:val="20"/>
-                <w:szCs w:val="20"/>
-                <w:shd w:val="clear" w:color="auto" w:fill="F4F4F4"/>
-              </w:rPr>
-              <w:t xml:space="preserve">lcd.init()</w:t>
-            </w:r>
-            <w:r>
-              <w:t xml:space="preserve"> and </w:t>
-            </w:r>
-            <w:r>
-              <w:rPr>
-                <w:rFonts w:ascii="Consolas" w:hAnsi="Consolas" w:cs="Consolas"/>
-                <w:color w:val="C7254E"/>
-                <w:sz w:val="20"/>
-                <w:szCs w:val="20"/>
-                <w:shd w:val="clear" w:color="auto" w:fill="F4F4F4"/>
-              </w:rPr>
-              <w:t xml:space="preserve">lcd.backlight()</w:t>
-            </w:r>
-            <w:r>
-              <w:t xml:space="preserve">.</w:t>
-            </w:r>
-          </w:p>
-          <w:p>
-            <w:pPr>
-              <w:keepNext/>
-              <w:spacing w:after="60" w:line="264" w:lineRule="auto"/>
-            </w:pPr>
-            <w:r>
-              <w:t xml:space="preserve">The </w:t>
-            </w:r>
-            <w:r>
-              <w:rPr>
-                <w:b/>
-                <w:bCs/>
-              </w:rPr>
-              <w:t xml:space="preserve">RGB shield</w:t>
-            </w:r>
-            <w:r>
-              <w:t xml:space="preserve"> version includes </w:t>
-            </w:r>
-            <w:r>
-              <w:rPr>
-                <w:rFonts w:ascii="Consolas" w:hAnsi="Consolas" w:cs="Consolas"/>
-                <w:color w:val="C7254E"/>
-                <w:sz w:val="20"/>
-                <w:szCs w:val="20"/>
-                <w:shd w:val="clear" w:color="auto" w:fill="F4F4F4"/>
-              </w:rPr>
-              <w:t xml:space="preserve">Adafruit_RGBLCDShield.h</w:t>
-            </w:r>
-            <w:r>
-              <w:t xml:space="preserve">, creates </w:t>
-            </w:r>
-            <w:r>
-              <w:rPr>
-                <w:rFonts w:ascii="Consolas" w:hAnsi="Consolas" w:cs="Consolas"/>
-                <w:color w:val="C7254E"/>
-                <w:sz w:val="20"/>
-                <w:szCs w:val="20"/>
-                <w:shd w:val="clear" w:color="auto" w:fill="F4F4F4"/>
-              </w:rPr>
-              <w:t xml:space="preserve">Adafruit_RGBLCDShield lcd</w:t>
-            </w:r>
-            <w:r>
-              <w:t xml:space="preserve"> (the shield is always at address 0x20) and starts it with </w:t>
-            </w:r>
-            <w:r>
-              <w:rPr>
-                <w:rFonts w:ascii="Consolas" w:hAnsi="Consolas" w:cs="Consolas"/>
-                <w:color w:val="C7254E"/>
-                <w:sz w:val="20"/>
-                <w:szCs w:val="20"/>
-                <w:shd w:val="clear" w:color="auto" w:fill="F4F4F4"/>
-              </w:rPr>
-              <w:t xml:space="preserve">lcd.begin(16, 2)</w:t>
-            </w:r>
-            <w:r>
-              <w:t xml:space="preserve"> and </w:t>
-            </w:r>
-            <w:r>
-              <w:rPr>
-                <w:rFonts w:ascii="Consolas" w:hAnsi="Consolas" w:cs="Consolas"/>
-                <w:color w:val="C7254E"/>
-                <w:sz w:val="20"/>
-                <w:szCs w:val="20"/>
-                <w:shd w:val="clear" w:color="auto" w:fill="F4F4F4"/>
-              </w:rPr>
-              <w:t xml:space="preserve">lcd.setBacklight(WHITE)</w:t>
-            </w:r>
-            <w:r>
-              <w:t xml:space="preserve">.</w:t>
-            </w:r>
-          </w:p>
-          <w:p>
-            <w:pPr>
-              <w:spacing w:after="60" w:line="264" w:lineRule="auto"/>
-            </w:pPr>
-            <w:r>
-              <w:t xml:space="preserve">After that both use the same calls: </w:t>
-            </w:r>
-            <w:r>
-              <w:rPr>
-                <w:rFonts w:ascii="Consolas" w:hAnsi="Consolas" w:cs="Consolas"/>
-                <w:color w:val="C7254E"/>
-                <w:sz w:val="20"/>
-                <w:szCs w:val="20"/>
-                <w:shd w:val="clear" w:color="auto" w:fill="F4F4F4"/>
-              </w:rPr>
-              <w:t xml:space="preserve">lcd.print()</w:t>
-            </w:r>
-            <w:r>
-              <w:t xml:space="preserve">, </w:t>
-            </w:r>
-            <w:r>
-              <w:rPr>
-                <w:rFonts w:ascii="Consolas" w:hAnsi="Consolas" w:cs="Consolas"/>
-                <w:color w:val="C7254E"/>
-                <w:sz w:val="20"/>
-                <w:szCs w:val="20"/>
-                <w:shd w:val="clear" w:color="auto" w:fill="F4F4F4"/>
-              </w:rPr>
-              <w:t xml:space="preserve">lcd.write()</w:t>
-            </w:r>
-            <w:r>
-              <w:t xml:space="preserve">, </w:t>
-            </w:r>
-            <w:r>
-              <w:rPr>
-                <w:rFonts w:ascii="Consolas" w:hAnsi="Consolas" w:cs="Consolas"/>
-                <w:color w:val="C7254E"/>
-                <w:sz w:val="20"/>
-                <w:szCs w:val="20"/>
-                <w:shd w:val="clear" w:color="auto" w:fill="F4F4F4"/>
-              </w:rPr>
-              <w:t xml:space="preserve">lcd.setCursor(col, row)</w:t>
-            </w:r>
-            <w:r>
-              <w:t xml:space="preserve"> and </w:t>
-            </w:r>
-            <w:r>
-              <w:rPr>
-                <w:rFonts w:ascii="Consolas" w:hAnsi="Consolas" w:cs="Consolas"/>
-                <w:color w:val="C7254E"/>
-                <w:sz w:val="20"/>
-                <w:szCs w:val="20"/>
-                <w:shd w:val="clear" w:color="auto" w:fill="F4F4F4"/>
-              </w:rPr>
-              <w:t xml:space="preserve">lcd.clear()</w:t>
-            </w:r>
-            <w:r>
-              <w:t xml:space="preserve">.</w:t>
             </w:r>
           </w:p>
         </w:tc>
@@ -2303,20 +1881,7 @@
         <w:t xml:space="preserve">Using the Adafruit RGB LCD shield instead?</w:t>
       </w:r>
       <w:r>
-        <w:t xml:space="preserve"> Plug it onto the Uno-style breakout shield. It uses the same I2C pins (SDA on A4, SCL on A5), so no extra wiring is needed. Use the sketches in the </w:t>
-      </w:r>
-      <w:r>
-        <w:rPr>
-          <w:rFonts w:ascii="Consolas" w:hAnsi="Consolas" w:cs="Consolas"/>
-          <w:color w:val="C7254E"/>
-          <w:sz w:val="20"/>
-          <w:szCs w:val="20"/>
-          <w:shd w:val="clear" w:color="auto" w:fill="F4F4F4"/>
-        </w:rPr>
-        <w:t xml:space="preserve">Adafruit_RGB_LCD_Shield</w:t>
-      </w:r>
-      <w:r>
-        <w:t xml:space="preserve"> folder.</w:t>
+        <w:t xml:space="preserve"> Plug it onto the Uno-style breakout shield. It uses the same I2C pins (SDA on A4, SCL on A5), so no wiring is needed.</w:t>
       </w:r>
     </w:p>
     <w:p>
@@ -3474,7 +3039,7 @@
           <w:b/>
           <w:bCs/>
         </w:rPr>
-        <w:t>The code</w:t>
+        <w:t>What happens</w:t>
       </w:r>
     </w:p>
     <w:tbl>
@@ -3518,35 +3083,15 @@
                 <w:bCs/>
                 <w:color w:val="2E7D32"/>
               </w:rPr>
-              <w:t xml:space="preserve">Sketch: Task1_Loopback.ino</w:t>
-            </w:r>
-          </w:p>
-          <w:p>
-            <w:pPr>
-              <w:keepNext/>
+              <w:t xml:space="preserve">Code</w:t>
+            </w:r>
+          </w:p>
+          <w:p>
+            <w:pPr>
               <w:spacing w:after="60" w:line="264" w:lineRule="auto"/>
             </w:pPr>
             <w:r>
-              <w:t xml:space="preserve">Open it from the folder for </w:t>
-            </w:r>
-            <w:r>
-              <w:rPr>
-                <w:b/>
-                <w:bCs/>
-              </w:rPr>
-              <w:t xml:space="preserve">your</w:t>
-            </w:r>
-            <w:r>
-              <w:t xml:space="preserve"> display:</w:t>
-            </w:r>
-          </w:p>
-          <w:p>
-            <w:pPr>
-              <w:keepNext/>
-              <w:spacing w:after="60" w:line="264" w:lineRule="auto"/>
-            </w:pPr>
-            <w:r>
-              <w:t xml:space="preserve">I2C backpack LCD:   </w:t>
+              <w:t xml:space="preserve">Upload </w:t>
             </w:r>
             <w:r>
               <w:rPr>
@@ -3556,34 +3101,10 @@
                 <w:szCs w:val="20"/>
                 <w:shd w:val="clear" w:color="auto" w:fill="F4F4F4"/>
               </w:rPr>
-              <w:t xml:space="preserve">I2C_Backpack_LCD/Task1_Loopback</w:t>
-            </w:r>
-          </w:p>
-          <w:p>
-            <w:pPr>
-              <w:keepNext/>
-              <w:spacing w:after="60" w:line="264" w:lineRule="auto"/>
-            </w:pPr>
-            <w:r>
-              <w:t xml:space="preserve">Adafruit RGB LCD shield:   </w:t>
-            </w:r>
-            <w:r>
-              <w:rPr>
-                <w:rFonts w:ascii="Consolas" w:hAnsi="Consolas" w:cs="Consolas"/>
-                <w:color w:val="C7254E"/>
-                <w:sz w:val="20"/>
-                <w:szCs w:val="20"/>
-                <w:shd w:val="clear" w:color="auto" w:fill="F4F4F4"/>
-              </w:rPr>
-              <w:t xml:space="preserve">Adafruit_RGB_LCD_Shield/Task1_Loopback</w:t>
-            </w:r>
-          </w:p>
-          <w:p>
-            <w:pPr>
-              <w:spacing w:after="60" w:line="264" w:lineRule="auto"/>
-            </w:pPr>
-            <w:r>
-              <w:t xml:space="preserve">The two versions are the same except for the lines that set up the LCD. Read the comments in the sketch as you go: they explain every step.</w:t>
+              <w:t xml:space="preserve">Task1_Loopback</w:t>
+            </w:r>
+            <w:r>
+              <w:t xml:space="preserve"> from your display’s folder. On a classic Nano, take the jumper off while uploading.</w:t>
             </w:r>
           </w:p>
         </w:tc>
@@ -3591,44 +3112,30 @@
     </w:tbl>
     <w:p>
       <w:pPr>
-        <w:spacing w:after="120"/>
-        <w:rPr>
-          <w:sz w:val="8"/>
-        </w:rPr>
-      </w:pPr>
-    </w:p>
-    <w:p>
-      <w:pPr>
-        <w:pStyle w:val="Heading3"/>
-        <w:keepNext/>
-        <w:spacing w:before="180" w:after="60"/>
+        <w:spacing w:after="0" w:line="264" w:lineRule="auto"/>
+      </w:pPr>
+    </w:p>
+    <w:p>
+      <w:pPr>
+        <w:spacing w:after="120" w:line="264" w:lineRule="auto"/>
+      </w:pPr>
+      <w:r>
+        <w:t xml:space="preserve">Once a second the board sends a word (Hello, Test or Loop) out of its TX pin, D1. The jumper carries it straight back into its RX pin, D0, and every character that arrives is shown on the LCD. When a row is full the text moves down to the next row; when both rows are full the screen clears and starts again at the top.</w:t>
+      </w:r>
+    </w:p>
+    <w:p>
+      <w:pPr>
+        <w:spacing w:after="120" w:line="264" w:lineRule="auto"/>
       </w:pPr>
       <w:r>
         <w:rPr>
           <w:b/>
           <w:bCs/>
         </w:rPr>
-        <w:t>How it works</w:t>
-      </w:r>
-    </w:p>
-    <w:p>
-      <w:pPr>
-        <w:pStyle w:val="ListParagraph"/>
-        <w:numPr>
-          <w:ilvl w:val="0"/>
-          <w:numId w:val="1"/>
-        </w:numPr>
-        <w:spacing w:after="60" w:line="264" w:lineRule="auto"/>
-      </w:pPr>
-      <w:r>
-        <w:rPr>
-          <w:b/>
-          <w:bCs/>
-        </w:rPr>
-        <w:t>Choosing the port.</w:t>
-      </w:r>
-      <w:r>
-        <w:t xml:space="preserve"> The </w:t>
+        <w:t>Expected result:</w:t>
+      </w:r>
+      <w:r>
+        <w:t xml:space="preserve"> the display fills row by row with </w:t>
       </w:r>
       <w:r>
         <w:rPr>
@@ -3638,10 +3145,10 @@
           <w:szCs w:val="20"/>
           <w:shd w:val="clear" w:color="auto" w:fill="F4F4F4"/>
         </w:rPr>
-        <w:t>#if</w:t>
-      </w:r>
-      <w:r>
-        <w:t xml:space="preserve"> block runs at compile time. The Nano Every’s board package defines </w:t>
+        <w:t>HelloTestLoopHel</w:t>
+      </w:r>
+      <w:r>
+        <w:t xml:space="preserve"> / </w:t>
       </w:r>
       <w:r>
         <w:rPr>
@@ -3651,461 +3158,6 @@
           <w:szCs w:val="20"/>
           <w:shd w:val="clear" w:color="auto" w:fill="F4F4F4"/>
         </w:rPr>
-        <w:t>ARDUINO_AVR_NANO_EVERY</w:t>
-      </w:r>
-      <w:r>
-        <w:t xml:space="preserve">, so </w:t>
-      </w:r>
-      <w:r>
-        <w:rPr>
-          <w:rFonts w:ascii="Consolas" w:hAnsi="Consolas" w:cs="Consolas"/>
-          <w:color w:val="C7254E"/>
-          <w:sz w:val="20"/>
-          <w:szCs w:val="20"/>
-          <w:shd w:val="clear" w:color="auto" w:fill="F4F4F4"/>
-        </w:rPr>
-        <w:t>LINK</w:t>
-      </w:r>
-      <w:r>
-        <w:t xml:space="preserve"> becomes </w:t>
-      </w:r>
-      <w:r>
-        <w:rPr>
-          <w:rFonts w:ascii="Consolas" w:hAnsi="Consolas" w:cs="Consolas"/>
-          <w:color w:val="C7254E"/>
-          <w:sz w:val="20"/>
-          <w:szCs w:val="20"/>
-          <w:shd w:val="clear" w:color="auto" w:fill="F4F4F4"/>
-        </w:rPr>
-        <w:t>Serial1</w:t>
-      </w:r>
-      <w:r>
-        <w:t xml:space="preserve">; on a classic Nano it becomes </w:t>
-      </w:r>
-      <w:r>
-        <w:rPr>
-          <w:rFonts w:ascii="Consolas" w:hAnsi="Consolas" w:cs="Consolas"/>
-          <w:color w:val="C7254E"/>
-          <w:sz w:val="20"/>
-          <w:szCs w:val="20"/>
-          <w:shd w:val="clear" w:color="auto" w:fill="F4F4F4"/>
-        </w:rPr>
-        <w:t>Serial</w:t>
-      </w:r>
-      <w:r>
-        <w:t xml:space="preserve">. After that, every </w:t>
-      </w:r>
-      <w:r>
-        <w:rPr>
-          <w:rFonts w:ascii="Consolas" w:hAnsi="Consolas" w:cs="Consolas"/>
-          <w:color w:val="C7254E"/>
-          <w:sz w:val="20"/>
-          <w:szCs w:val="20"/>
-          <w:shd w:val="clear" w:color="auto" w:fill="F4F4F4"/>
-        </w:rPr>
-        <w:t>LINK.</w:t>
-      </w:r>
-      <w:r>
-        <w:t xml:space="preserve"> in the code uses the right port, with no other changes needed.</w:t>
-      </w:r>
-    </w:p>
-    <w:p>
-      <w:pPr>
-        <w:pStyle w:val="ListParagraph"/>
-        <w:numPr>
-          <w:ilvl w:val="0"/>
-          <w:numId w:val="1"/>
-        </w:numPr>
-        <w:spacing w:after="60" w:line="264" w:lineRule="auto"/>
-      </w:pPr>
-      <w:r>
-        <w:rPr>
-          <w:b/>
-          <w:bCs/>
-        </w:rPr>
-        <w:t xml:space="preserve">The LCD object</w:t>
-      </w:r>
-      <w:r>
-        <w:t xml:space="preserve"> is the only part that differs between the two versions (see </w:t>
-      </w:r>
-      <w:r>
-        <w:rPr>
-          <w:i/>
-          <w:iCs/>
-        </w:rPr>
-        <w:t xml:space="preserve">Choose the code for your display</w:t>
-      </w:r>
-      <w:r>
-        <w:t xml:space="preserve">). If your screen stays blank, check the SDA and SCL wiring and that the right library is installed. On the I2C backpack, also check the address in </w:t>
-      </w:r>
-      <w:r>
-        <w:rPr>
-          <w:rFonts w:ascii="Consolas" w:hAnsi="Consolas" w:cs="Consolas"/>
-          <w:color w:val="C7254E"/>
-          <w:sz w:val="20"/>
-          <w:szCs w:val="20"/>
-          <w:shd w:val="clear" w:color="auto" w:fill="F4F4F4"/>
-        </w:rPr>
-        <w:t xml:space="preserve">LiquidCrystal_I2C lcd(0x20, 16, 2)</w:t>
-      </w:r>
-      <w:r>
-        <w:t xml:space="preserve">: 0x27 and 0x3F are also common.</w:t>
-      </w:r>
-    </w:p>
-    <w:p>
-      <w:pPr>
-        <w:pStyle w:val="ListParagraph"/>
-        <w:numPr>
-          <w:ilvl w:val="0"/>
-          <w:numId w:val="1"/>
-        </w:numPr>
-        <w:spacing w:after="60" w:line="264" w:lineRule="auto"/>
-      </w:pPr>
-      <w:r>
-        <w:rPr>
-          <w:rFonts w:ascii="Consolas" w:hAnsi="Consolas" w:cs="Consolas"/>
-          <w:color w:val="C7254E"/>
-          <w:sz w:val="20"/>
-          <w:szCs w:val="20"/>
-          <w:shd w:val="clear" w:color="auto" w:fill="F4F4F4"/>
-        </w:rPr>
-        <w:t xml:space="preserve">const char* const messages[]</w:t>
-      </w:r>
-      <w:r>
-        <w:t xml:space="preserve"> is an array of strings; both the pointers and the text are read-only. </w:t>
-      </w:r>
-      <w:r>
-        <w:rPr>
-          <w:rFonts w:ascii="Consolas" w:hAnsi="Consolas" w:cs="Consolas"/>
-          <w:color w:val="C7254E"/>
-          <w:sz w:val="20"/>
-          <w:szCs w:val="20"/>
-          <w:shd w:val="clear" w:color="auto" w:fill="F4F4F4"/>
-        </w:rPr>
-        <w:t xml:space="preserve">msgIndex</w:t>
-      </w:r>
-      <w:r>
-        <w:t xml:space="preserve"> steps through the messages, and an </w:t>
-      </w:r>
-      <w:r>
-        <w:rPr>
-          <w:rFonts w:ascii="Consolas" w:hAnsi="Consolas" w:cs="Consolas"/>
-          <w:color w:val="C7254E"/>
-          <w:sz w:val="20"/>
-          <w:szCs w:val="20"/>
-          <w:shd w:val="clear" w:color="auto" w:fill="F4F4F4"/>
-        </w:rPr>
-        <w:t xml:space="preserve">if</w:t>
-      </w:r>
-      <w:r>
-        <w:t xml:space="preserve"> sets it back to 0 after the last one.</w:t>
-      </w:r>
-    </w:p>
-    <w:p>
-      <w:pPr>
-        <w:pStyle w:val="ListParagraph"/>
-        <w:numPr>
-          <w:ilvl w:val="0"/>
-          <w:numId w:val="1"/>
-        </w:numPr>
-        <w:spacing w:after="60" w:line="264" w:lineRule="auto"/>
-      </w:pPr>
-      <w:r>
-        <w:rPr>
-          <w:rFonts w:ascii="Consolas" w:hAnsi="Consolas" w:cs="Consolas"/>
-          <w:color w:val="C7254E"/>
-          <w:sz w:val="20"/>
-          <w:szCs w:val="20"/>
-          <w:shd w:val="clear" w:color="auto" w:fill="F4F4F4"/>
-        </w:rPr>
-        <w:t>LINK.begin(9600)</w:t>
-      </w:r>
-      <w:r>
-        <w:t xml:space="preserve"> starts the hardware UART at 9600 baud. Anything printed to </w:t>
-      </w:r>
-      <w:r>
-        <w:rPr>
-          <w:rFonts w:ascii="Consolas" w:hAnsi="Consolas" w:cs="Consolas"/>
-          <w:color w:val="C7254E"/>
-          <w:sz w:val="20"/>
-          <w:szCs w:val="20"/>
-          <w:shd w:val="clear" w:color="auto" w:fill="F4F4F4"/>
-        </w:rPr>
-        <w:t>LINK</w:t>
-      </w:r>
-      <w:r>
-        <w:t xml:space="preserve"> leaves on D1 and, through the jumper, arrives on D0.</w:t>
-      </w:r>
-    </w:p>
-    <w:p>
-      <w:pPr>
-        <w:pStyle w:val="ListParagraph"/>
-        <w:numPr>
-          <w:ilvl w:val="0"/>
-          <w:numId w:val="1"/>
-        </w:numPr>
-        <w:spacing w:after="60" w:line="264" w:lineRule="auto"/>
-      </w:pPr>
-      <w:r>
-        <w:rPr>
-          <w:b/>
-          <w:bCs/>
-        </w:rPr>
-        <w:t xml:space="preserve">The millis() timer.</w:t>
-      </w:r>
-      <w:r>
-        <w:t xml:space="preserve"> </w:t>
-      </w:r>
-      <w:r>
-        <w:rPr>
-          <w:rFonts w:ascii="Consolas" w:hAnsi="Consolas" w:cs="Consolas"/>
-          <w:color w:val="C7254E"/>
-          <w:sz w:val="20"/>
-          <w:szCs w:val="20"/>
-          <w:shd w:val="clear" w:color="auto" w:fill="F4F4F4"/>
-        </w:rPr>
-        <w:t xml:space="preserve">millis()</w:t>
-      </w:r>
-      <w:r>
-        <w:t xml:space="preserve"> returns milliseconds since power-up. Checking </w:t>
-      </w:r>
-      <w:r>
-        <w:rPr>
-          <w:rFonts w:ascii="Consolas" w:hAnsi="Consolas" w:cs="Consolas"/>
-          <w:color w:val="C7254E"/>
-          <w:sz w:val="20"/>
-          <w:szCs w:val="20"/>
-          <w:shd w:val="clear" w:color="auto" w:fill="F4F4F4"/>
-        </w:rPr>
-        <w:t xml:space="preserve">millis() - lastSend &gt;= SEND_INTERVAL</w:t>
-      </w:r>
-      <w:r>
-        <w:t xml:space="preserve"> sends once a second without </w:t>
-      </w:r>
-      <w:r>
-        <w:rPr>
-          <w:rFonts w:ascii="Consolas" w:hAnsi="Consolas" w:cs="Consolas"/>
-          <w:color w:val="C7254E"/>
-          <w:sz w:val="20"/>
-          <w:szCs w:val="20"/>
-          <w:shd w:val="clear" w:color="auto" w:fill="F4F4F4"/>
-        </w:rPr>
-        <w:t xml:space="preserve">delay()</w:t>
-      </w:r>
-      <w:r>
-        <w:t xml:space="preserve">, so </w:t>
-      </w:r>
-      <w:r>
-        <w:rPr>
-          <w:rFonts w:ascii="Consolas" w:hAnsi="Consolas" w:cs="Consolas"/>
-          <w:color w:val="C7254E"/>
-          <w:sz w:val="20"/>
-          <w:szCs w:val="20"/>
-          <w:shd w:val="clear" w:color="auto" w:fill="F4F4F4"/>
-        </w:rPr>
-        <w:t xml:space="preserve">loop()</w:t>
-      </w:r>
-      <w:r>
-        <w:t xml:space="preserve"> keeps running and never misses incoming bytes. </w:t>
-      </w:r>
-      <w:r>
-        <w:rPr>
-          <w:rFonts w:ascii="Consolas" w:hAnsi="Consolas" w:cs="Consolas"/>
-          <w:color w:val="C7254E"/>
-          <w:sz w:val="20"/>
-          <w:szCs w:val="20"/>
-          <w:shd w:val="clear" w:color="auto" w:fill="F4F4F4"/>
-        </w:rPr>
-        <w:t xml:space="preserve">lastSend += SEND_INTERVAL</w:t>
-      </w:r>
-      <w:r>
-        <w:t xml:space="preserve"> keeps the period exact, and the subtraction still works when </w:t>
-      </w:r>
-      <w:r>
-        <w:rPr>
-          <w:rFonts w:ascii="Consolas" w:hAnsi="Consolas" w:cs="Consolas"/>
-          <w:color w:val="C7254E"/>
-          <w:sz w:val="20"/>
-          <w:szCs w:val="20"/>
-          <w:shd w:val="clear" w:color="auto" w:fill="F4F4F4"/>
-        </w:rPr>
-        <w:t xml:space="preserve">millis()</w:t>
-      </w:r>
-      <w:r>
-        <w:t xml:space="preserve"> wraps round after about 49 days.</w:t>
-      </w:r>
-    </w:p>
-    <w:p>
-      <w:pPr>
-        <w:pStyle w:val="ListParagraph"/>
-        <w:numPr>
-          <w:ilvl w:val="0"/>
-          <w:numId w:val="1"/>
-        </w:numPr>
-        <w:spacing w:after="60" w:line="264" w:lineRule="auto"/>
-      </w:pPr>
-      <w:r>
-        <w:rPr>
-          <w:b/>
-          <w:bCs/>
-        </w:rPr>
-        <w:t>The receive loop.</w:t>
-      </w:r>
-      <w:r>
-        <w:t xml:space="preserve"> </w:t>
-      </w:r>
-      <w:r>
-        <w:rPr>
-          <w:rFonts w:ascii="Consolas" w:hAnsi="Consolas" w:cs="Consolas"/>
-          <w:color w:val="C7254E"/>
-          <w:sz w:val="20"/>
-          <w:szCs w:val="20"/>
-          <w:shd w:val="clear" w:color="auto" w:fill="F4F4F4"/>
-        </w:rPr>
-        <w:t>LINK.available()</w:t>
-      </w:r>
-      <w:r>
-        <w:t xml:space="preserve"> returns how many bytes are waiting in the receive buffer; </w:t>
-      </w:r>
-      <w:r>
-        <w:rPr>
-          <w:rFonts w:ascii="Consolas" w:hAnsi="Consolas" w:cs="Consolas"/>
-          <w:color w:val="C7254E"/>
-          <w:sz w:val="20"/>
-          <w:szCs w:val="20"/>
-          <w:shd w:val="clear" w:color="auto" w:fill="F4F4F4"/>
-        </w:rPr>
-        <w:t>LINK.read()</w:t>
-      </w:r>
-      <w:r>
-        <w:t xml:space="preserve"> takes one out. Line endings are skipped and every other byte goes to </w:t>
-      </w:r>
-      <w:r>
-        <w:rPr>
-          <w:rFonts w:ascii="Consolas" w:hAnsi="Consolas" w:cs="Consolas"/>
-          <w:color w:val="C7254E"/>
-          <w:sz w:val="20"/>
-          <w:szCs w:val="20"/>
-          <w:shd w:val="clear" w:color="auto" w:fill="F4F4F4"/>
-        </w:rPr>
-        <w:t>lcdPutChar()</w:t>
-      </w:r>
-      <w:r>
-        <w:t>.</w:t>
-      </w:r>
-    </w:p>
-    <w:p>
-      <w:pPr>
-        <w:pStyle w:val="ListParagraph"/>
-        <w:numPr>
-          <w:ilvl w:val="0"/>
-          <w:numId w:val="1"/>
-        </w:numPr>
-        <w:spacing w:after="60" w:line="264" w:lineRule="auto"/>
-      </w:pPr>
-      <w:r>
-        <w:rPr>
-          <w:rFonts w:ascii="Consolas" w:hAnsi="Consolas" w:cs="Consolas"/>
-          <w:color w:val="C7254E"/>
-          <w:sz w:val="20"/>
-          <w:szCs w:val="20"/>
-          <w:shd w:val="clear" w:color="auto" w:fill="F4F4F4"/>
-        </w:rPr>
-        <w:t>lcdPutChar()</w:t>
-      </w:r>
-      <w:r>
-        <w:t xml:space="preserve"> </w:t>
-      </w:r>
-      <w:r>
-        <w:rPr>
-          <w:b/>
-          <w:bCs/>
-        </w:rPr>
-        <w:t>wraps the text.</w:t>
-      </w:r>
-      <w:r>
-        <w:t xml:space="preserve"> It remembers the cursor position in </w:t>
-      </w:r>
-      <w:r>
-        <w:rPr>
-          <w:rFonts w:ascii="Consolas" w:hAnsi="Consolas" w:cs="Consolas"/>
-          <w:color w:val="C7254E"/>
-          <w:sz w:val="20"/>
-          <w:szCs w:val="20"/>
-          <w:shd w:val="clear" w:color="auto" w:fill="F4F4F4"/>
-        </w:rPr>
-        <w:t>col</w:t>
-      </w:r>
-      <w:r>
-        <w:t xml:space="preserve"> and </w:t>
-      </w:r>
-      <w:r>
-        <w:rPr>
-          <w:rFonts w:ascii="Consolas" w:hAnsi="Consolas" w:cs="Consolas"/>
-          <w:color w:val="C7254E"/>
-          <w:sz w:val="20"/>
-          <w:szCs w:val="20"/>
-          <w:shd w:val="clear" w:color="auto" w:fill="F4F4F4"/>
-        </w:rPr>
-        <w:t>row</w:t>
-      </w:r>
-      <w:r>
-        <w:t xml:space="preserve">. When a row is full it moves to the start of the next row; when both rows are full it clears the screen and starts again at the top-left. It checks for a full row </w:t>
-      </w:r>
-      <w:r>
-        <w:rPr>
-          <w:i/>
-          <w:iCs/>
-        </w:rPr>
-        <w:t>before</w:t>
-      </w:r>
-      <w:r>
-        <w:t xml:space="preserve"> printing, so a character is never written off the edge of the display.</w:t>
-      </w:r>
-    </w:p>
-    <w:p>
-      <w:pPr>
-        <w:spacing w:after="120"/>
-        <w:rPr>
-          <w:sz w:val="8"/>
-        </w:rPr>
-      </w:pPr>
-    </w:p>
-    <w:p>
-      <w:pPr>
-        <w:spacing w:after="120" w:line="264" w:lineRule="auto"/>
-      </w:pPr>
-      <w:r>
-        <w:rPr>
-          <w:b/>
-          <w:bCs/>
-        </w:rPr>
-        <w:t>Expected result:</w:t>
-      </w:r>
-      <w:r>
-        <w:t xml:space="preserve"> the display fills row by row with </w:t>
-      </w:r>
-      <w:r>
-        <w:rPr>
-          <w:rFonts w:ascii="Consolas" w:hAnsi="Consolas" w:cs="Consolas"/>
-          <w:color w:val="C7254E"/>
-          <w:sz w:val="20"/>
-          <w:szCs w:val="20"/>
-          <w:shd w:val="clear" w:color="auto" w:fill="F4F4F4"/>
-        </w:rPr>
-        <w:t>HelloTestLoopHel</w:t>
-      </w:r>
-      <w:r>
-        <w:t xml:space="preserve"> / </w:t>
-      </w:r>
-      <w:r>
-        <w:rPr>
-          <w:rFonts w:ascii="Consolas" w:hAnsi="Consolas" w:cs="Consolas"/>
-          <w:color w:val="C7254E"/>
-          <w:sz w:val="20"/>
-          <w:szCs w:val="20"/>
-          <w:shd w:val="clear" w:color="auto" w:fill="F4F4F4"/>
-        </w:rPr>
         <w:t>loTestLoopHelloT</w:t>
       </w:r>
       <w:r>
@@ -4123,7 +3175,7 @@
           <w:b/>
           <w:bCs/>
         </w:rPr>
-        <w:t>Task 1 exercises</w:t>
+        <w:t>Task 1 questions</w:t>
       </w:r>
     </w:p>
     <w:p>
@@ -4145,20 +3197,7 @@
         <w:spacing w:after="120" w:line="264" w:lineRule="auto"/>
       </w:pPr>
       <w:r>
-        <w:t xml:space="preserve">Upload </w:t>
-      </w:r>
-      <w:r>
-        <w:rPr>
-          <w:rFonts w:ascii="Consolas" w:hAnsi="Consolas" w:cs="Consolas"/>
-          <w:color w:val="C7254E"/>
-          <w:sz w:val="20"/>
-          <w:szCs w:val="20"/>
-          <w:shd w:val="clear" w:color="auto" w:fill="F4F4F4"/>
-        </w:rPr>
-        <w:t xml:space="preserve">Task1_Loopback</w:t>
-      </w:r>
-      <w:r>
-        <w:t xml:space="preserve"> from your display’s folder, wire the jumper and confirm the messages appear. </w:t>
+        <w:t xml:space="preserve">Upload the code, wire the jumper and check the messages appear. </w:t>
       </w:r>
       <w:r>
         <w:rPr>
@@ -4950,7 +3989,7 @@
                 <w:sz w:val="19"/>
                 <w:szCs w:val="19"/>
               </w:rPr>
-              <w:t>Return path, used in the extension</w:t>
+              <w:t>Return path (not used this week)</w:t>
             </w:r>
           </w:p>
         </w:tc>
@@ -5338,8 +4377,7 @@
           <w:b/>
           <w:bCs/>
         </w:rPr>
-        <w:lastRenderedPageBreak/>
-        <w:t>Board A: sender</w:t>
+        <w:t>What happens</w:t>
       </w:r>
     </w:p>
     <w:tbl>
@@ -5383,25 +4421,15 @@
                 <w:bCs/>
                 <w:color w:val="2E7D32"/>
               </w:rPr>
-              <w:t xml:space="preserve">Sketch: Task2_Sender.ino</w:t>
-            </w:r>
-          </w:p>
-          <w:p>
-            <w:pPr>
-              <w:keepNext/>
+              <w:t xml:space="preserve">Code</w:t>
+            </w:r>
+          </w:p>
+          <w:p>
+            <w:pPr>
               <w:spacing w:after="60" w:line="264" w:lineRule="auto"/>
             </w:pPr>
             <w:r>
-              <w:t xml:space="preserve">Board A has no LCD, so this sketch is the same in both display folders. Open it from either one:</w:t>
-            </w:r>
-          </w:p>
-          <w:p>
-            <w:pPr>
-              <w:keepNext/>
-              <w:spacing w:after="60" w:line="264" w:lineRule="auto"/>
-            </w:pPr>
-            <w:r>
-              <w:t xml:space="preserve">I2C backpack LCD:   </w:t>
+              <w:t xml:space="preserve">Upload </w:t>
             </w:r>
             <w:r>
               <w:rPr>
@@ -5411,15 +4439,10 @@
                 <w:szCs w:val="20"/>
                 <w:shd w:val="clear" w:color="auto" w:fill="F4F4F4"/>
               </w:rPr>
-              <w:t xml:space="preserve">I2C_Backpack_LCD/Task2_Sender</w:t>
-            </w:r>
-          </w:p>
-          <w:p>
-            <w:pPr>
-              <w:spacing w:after="60" w:line="264" w:lineRule="auto"/>
-            </w:pPr>
-            <w:r>
-              <w:t xml:space="preserve">Adafruit RGB LCD shield:   </w:t>
+              <w:t xml:space="preserve">Task2_Sender</w:t>
+            </w:r>
+            <w:r>
+              <w:t xml:space="preserve"> to Board A and </w:t>
             </w:r>
             <w:r>
               <w:rPr>
@@ -5429,7 +4452,10 @@
                 <w:szCs w:val="20"/>
                 <w:shd w:val="clear" w:color="auto" w:fill="F4F4F4"/>
               </w:rPr>
-              <w:t xml:space="preserve">Adafruit_RGB_LCD_Shield/Task2_Sender</w:t>
+              <w:t xml:space="preserve">Task2_Receiver</w:t>
+            </w:r>
+            <w:r>
+              <w:t xml:space="preserve"> to Board B, both from your display’s folder.</w:t>
             </w:r>
           </w:p>
         </w:tc>
@@ -5437,195 +4463,16 @@
     </w:tbl>
     <w:p>
       <w:pPr>
-        <w:spacing w:after="120"/>
-        <w:rPr>
-          <w:sz w:val="8"/>
-        </w:rPr>
-      </w:pPr>
-    </w:p>
-    <w:p>
-      <w:pPr>
-        <w:pStyle w:val="ListParagraph"/>
-        <w:numPr>
-          <w:ilvl w:val="0"/>
-          <w:numId w:val="1"/>
-        </w:numPr>
-        <w:spacing w:after="60" w:line="264" w:lineRule="auto"/>
-      </w:pPr>
-      <w:r>
-        <w:rPr>
-          <w:rFonts w:ascii="Consolas" w:hAnsi="Consolas" w:cs="Consolas"/>
-          <w:color w:val="C7254E"/>
-          <w:sz w:val="20"/>
-          <w:szCs w:val="20"/>
-          <w:shd w:val="clear" w:color="auto" w:fill="F4F4F4"/>
-        </w:rPr>
-        <w:t>SoftwareSerial link(10, 11)</w:t>
-      </w:r>
-      <w:r>
-        <w:t xml:space="preserve"> creates a second serial port on D10 (RX) and D11 (TX). It behaves exactly like </w:t>
-      </w:r>
-      <w:r>
-        <w:rPr>
-          <w:rFonts w:ascii="Consolas" w:hAnsi="Consolas" w:cs="Consolas"/>
-          <w:color w:val="C7254E"/>
-          <w:sz w:val="20"/>
-          <w:szCs w:val="20"/>
-          <w:shd w:val="clear" w:color="auto" w:fill="F4F4F4"/>
-        </w:rPr>
-        <w:t>Serial</w:t>
-      </w:r>
-      <w:r>
-        <w:t xml:space="preserve">: </w:t>
-      </w:r>
-      <w:r>
-        <w:rPr>
-          <w:rFonts w:ascii="Consolas" w:hAnsi="Consolas" w:cs="Consolas"/>
-          <w:color w:val="C7254E"/>
-          <w:sz w:val="20"/>
-          <w:szCs w:val="20"/>
-          <w:shd w:val="clear" w:color="auto" w:fill="F4F4F4"/>
-        </w:rPr>
-        <w:t>link.begin()</w:t>
-      </w:r>
-      <w:r>
-        <w:t xml:space="preserve">, </w:t>
-      </w:r>
-      <w:r>
-        <w:rPr>
-          <w:rFonts w:ascii="Consolas" w:hAnsi="Consolas" w:cs="Consolas"/>
-          <w:color w:val="C7254E"/>
-          <w:sz w:val="20"/>
-          <w:szCs w:val="20"/>
-          <w:shd w:val="clear" w:color="auto" w:fill="F4F4F4"/>
-        </w:rPr>
-        <w:t>link.print()</w:t>
-      </w:r>
-      <w:r>
-        <w:t xml:space="preserve">, </w:t>
-      </w:r>
-      <w:r>
-        <w:rPr>
-          <w:rFonts w:ascii="Consolas" w:hAnsi="Consolas" w:cs="Consolas"/>
-          <w:color w:val="C7254E"/>
-          <w:sz w:val="20"/>
-          <w:szCs w:val="20"/>
-          <w:shd w:val="clear" w:color="auto" w:fill="F4F4F4"/>
-        </w:rPr>
-        <w:t>link.available()</w:t>
-      </w:r>
-      <w:r>
-        <w:t xml:space="preserve">, </w:t>
-      </w:r>
-      <w:r>
-        <w:rPr>
-          <w:rFonts w:ascii="Consolas" w:hAnsi="Consolas" w:cs="Consolas"/>
-          <w:color w:val="C7254E"/>
-          <w:sz w:val="20"/>
-          <w:szCs w:val="20"/>
-          <w:shd w:val="clear" w:color="auto" w:fill="F4F4F4"/>
-        </w:rPr>
-        <w:t>link.read()</w:t>
-      </w:r>
-      <w:r>
-        <w:t>.</w:t>
-      </w:r>
-    </w:p>
-    <w:p>
-      <w:pPr>
-        <w:pStyle w:val="ListParagraph"/>
-        <w:numPr>
-          <w:ilvl w:val="0"/>
-          <w:numId w:val="1"/>
-        </w:numPr>
-        <w:spacing w:after="60" w:line="264" w:lineRule="auto"/>
-      </w:pPr>
-      <w:r>
-        <w:t xml:space="preserve">Every second it sends one </w:t>
-      </w:r>
-      <w:r>
-        <w:rPr>
-          <w:b/>
-          <w:bCs/>
-        </w:rPr>
-        <w:t>frame</w:t>
-      </w:r>
-      <w:r>
-        <w:t xml:space="preserve">: the message text, a space, a counter and a newline, for example </w:t>
-      </w:r>
-      <w:r>
-        <w:rPr>
-          <w:rFonts w:ascii="Consolas" w:hAnsi="Consolas" w:cs="Consolas"/>
-          <w:color w:val="C7254E"/>
-          <w:sz w:val="20"/>
-          <w:szCs w:val="20"/>
-          <w:shd w:val="clear" w:color="auto" w:fill="F4F4F4"/>
-        </w:rPr>
-        <w:t>Hello 12\n</w:t>
-      </w:r>
-      <w:r>
-        <w:t>. The newline marks the end of the frame, so the receiver knows where one message stops and the next begins.</w:t>
-      </w:r>
-    </w:p>
-    <w:p>
-      <w:pPr>
-        <w:pStyle w:val="ListParagraph"/>
-        <w:numPr>
-          <w:ilvl w:val="0"/>
-          <w:numId w:val="1"/>
-        </w:numPr>
-        <w:spacing w:after="60" w:line="264" w:lineRule="auto"/>
-      </w:pPr>
-      <w:r>
-        <w:t xml:space="preserve">The same text goes to the USB </w:t>
-      </w:r>
-      <w:r>
-        <w:rPr>
-          <w:rFonts w:ascii="Consolas" w:hAnsi="Consolas" w:cs="Consolas"/>
-          <w:color w:val="C7254E"/>
-          <w:sz w:val="20"/>
-          <w:szCs w:val="20"/>
-          <w:shd w:val="clear" w:color="auto" w:fill="F4F4F4"/>
-        </w:rPr>
-        <w:t>Serial</w:t>
-      </w:r>
-      <w:r>
-        <w:t xml:space="preserve"> Monitor, so you can compare what A sent with what B received.</w:t>
-      </w:r>
-    </w:p>
-    <w:p>
-      <w:pPr>
-        <w:pStyle w:val="ListParagraph"/>
-        <w:numPr>
-          <w:ilvl w:val="0"/>
-          <w:numId w:val="1"/>
-        </w:numPr>
-        <w:spacing w:after="60" w:line="264" w:lineRule="auto"/>
-      </w:pPr>
-      <w:r>
-        <w:t xml:space="preserve">Printing the frame with four separate </w:t>
-      </w:r>
-      <w:r>
-        <w:rPr>
-          <w:rFonts w:ascii="Consolas" w:hAnsi="Consolas" w:cs="Consolas"/>
-          <w:color w:val="C7254E"/>
-          <w:sz w:val="20"/>
-          <w:szCs w:val="20"/>
-          <w:shd w:val="clear" w:color="auto" w:fill="F4F4F4"/>
-        </w:rPr>
-        <w:t>print()</w:t>
-      </w:r>
-      <w:r>
-        <w:t xml:space="preserve"> calls is fine. At 9600 baud the wire is far slower than the CPU, so building the whole string first would not make it faster; it would only use more RAM.</w:t>
-      </w:r>
-    </w:p>
-    <w:p>
-      <w:pPr>
-        <w:spacing w:after="120"/>
-        <w:rPr>
-          <w:sz w:val="8"/>
-        </w:rPr>
-      </w:pPr>
+        <w:spacing w:after="0" w:line="264" w:lineRule="auto"/>
+      </w:pPr>
+    </w:p>
+    <w:p>
+      <w:pPr>
+        <w:spacing w:after="120" w:line="264" w:lineRule="auto"/>
+      </w:pPr>
+      <w:r>
+        <w:t xml:space="preserve">Every second Board A sends a numbered message, such as Hello 12, with a newline character on the end. UART only delivers one character at a time, so Board B saves each character in a buffer (an array) until the newline arrives. Then it knows the message is complete and shows it on its LCD and Serial Monitor.</w:t>
+      </w:r>
     </w:p>
     <w:p>
       <w:pPr>
@@ -5638,562 +4485,7 @@
           <w:b/>
           <w:bCs/>
         </w:rPr>
-        <w:lastRenderedPageBreak/>
-        <w:t>The receiver problem: bytes arrive one at a time</w:t>
-      </w:r>
-    </w:p>
-    <w:p>
-      <w:pPr>
-        <w:spacing w:after="60" w:line="264" w:lineRule="auto"/>
-      </w:pPr>
-      <w:r>
-        <w:t xml:space="preserve">UART delivers </w:t>
-      </w:r>
-      <w:r>
-        <w:rPr>
-          <w:b/>
-          <w:bCs/>
-        </w:rPr>
-        <w:t>individual bytes</w:t>
-      </w:r>
-      <w:r>
-        <w:t xml:space="preserve">, not whole messages. When A sends </w:t>
-      </w:r>
-      <w:r>
-        <w:rPr>
-          <w:rFonts w:ascii="Consolas" w:hAnsi="Consolas" w:cs="Consolas"/>
-          <w:color w:val="C7254E"/>
-          <w:sz w:val="20"/>
-          <w:szCs w:val="20"/>
-          <w:shd w:val="clear" w:color="auto" w:fill="F4F4F4"/>
-        </w:rPr>
-        <w:t>Hello 12</w:t>
-      </w:r>
-      <w:r>
-        <w:t xml:space="preserve">, B’s </w:t>
-      </w:r>
-      <w:r>
-        <w:rPr>
-          <w:rFonts w:ascii="Consolas" w:hAnsi="Consolas" w:cs="Consolas"/>
-          <w:color w:val="C7254E"/>
-          <w:sz w:val="20"/>
-          <w:szCs w:val="20"/>
-          <w:shd w:val="clear" w:color="auto" w:fill="F4F4F4"/>
-        </w:rPr>
-        <w:t>read()</w:t>
-      </w:r>
-      <w:r>
-        <w:t xml:space="preserve"> returns </w:t>
-      </w:r>
-      <w:r>
-        <w:rPr>
-          <w:rFonts w:ascii="Consolas" w:hAnsi="Consolas" w:cs="Consolas"/>
-          <w:color w:val="C7254E"/>
-          <w:sz w:val="20"/>
-          <w:szCs w:val="20"/>
-          <w:shd w:val="clear" w:color="auto" w:fill="F4F4F4"/>
-        </w:rPr>
-        <w:t>H</w:t>
-      </w:r>
-      <w:r>
-        <w:t xml:space="preserve">, then </w:t>
-      </w:r>
-      <w:r>
-        <w:rPr>
-          <w:rFonts w:ascii="Consolas" w:hAnsi="Consolas" w:cs="Consolas"/>
-          <w:color w:val="C7254E"/>
-          <w:sz w:val="20"/>
-          <w:szCs w:val="20"/>
-          <w:shd w:val="clear" w:color="auto" w:fill="F4F4F4"/>
-        </w:rPr>
-        <w:t>e</w:t>
-      </w:r>
-      <w:r>
-        <w:t xml:space="preserve">, then </w:t>
-      </w:r>
-      <w:r>
-        <w:rPr>
-          <w:rFonts w:ascii="Consolas" w:hAnsi="Consolas" w:cs="Consolas"/>
-          <w:color w:val="C7254E"/>
-          <w:sz w:val="20"/>
-          <w:szCs w:val="20"/>
-          <w:shd w:val="clear" w:color="auto" w:fill="F4F4F4"/>
-        </w:rPr>
-        <w:t>l</w:t>
-      </w:r>
-      <w:r>
-        <w:t xml:space="preserve">… and there is no guarantee they all arrive in the same pass of </w:t>
-      </w:r>
-      <w:r>
-        <w:rPr>
-          <w:rFonts w:ascii="Consolas" w:hAnsi="Consolas" w:cs="Consolas"/>
-          <w:color w:val="C7254E"/>
-          <w:sz w:val="20"/>
-          <w:szCs w:val="20"/>
-          <w:shd w:val="clear" w:color="auto" w:fill="F4F4F4"/>
-        </w:rPr>
-        <w:t>loop()</w:t>
-      </w:r>
-      <w:r>
-        <w:t xml:space="preserve">. The standard solution is a </w:t>
-      </w:r>
-      <w:r>
-        <w:rPr>
-          <w:b/>
-          <w:bCs/>
-        </w:rPr>
-        <w:t>line buffer</w:t>
-      </w:r>
-      <w:r>
-        <w:t>. The receiver:</w:t>
-      </w:r>
-    </w:p>
-    <w:p>
-      <w:pPr>
-        <w:pStyle w:val="ListParagraph"/>
-        <w:numPr>
-          <w:ilvl w:val="0"/>
-          <w:numId w:val="4"/>
-        </w:numPr>
-        <w:spacing w:after="60" w:line="264" w:lineRule="auto"/>
-      </w:pPr>
-      <w:r>
-        <w:t xml:space="preserve">stores each incoming character in a </w:t>
-      </w:r>
-      <w:r>
-        <w:rPr>
-          <w:rFonts w:ascii="Consolas" w:hAnsi="Consolas" w:cs="Consolas"/>
-          <w:color w:val="C7254E"/>
-          <w:sz w:val="20"/>
-          <w:szCs w:val="20"/>
-          <w:shd w:val="clear" w:color="auto" w:fill="F4F4F4"/>
-        </w:rPr>
-        <w:t>char</w:t>
-      </w:r>
-      <w:r>
-        <w:t xml:space="preserve"> array and increases an index;</w:t>
-      </w:r>
-    </w:p>
-    <w:p>
-      <w:pPr>
-        <w:pStyle w:val="ListParagraph"/>
-        <w:numPr>
-          <w:ilvl w:val="0"/>
-          <w:numId w:val="4"/>
-        </w:numPr>
-        <w:spacing w:after="60" w:line="264" w:lineRule="auto"/>
-      </w:pPr>
-      <w:r>
-        <w:t xml:space="preserve">when it reads </w:t>
-      </w:r>
-      <w:r>
-        <w:rPr>
-          <w:rFonts w:ascii="Consolas" w:hAnsi="Consolas" w:cs="Consolas"/>
-          <w:color w:val="C7254E"/>
-          <w:sz w:val="20"/>
-          <w:szCs w:val="20"/>
-          <w:shd w:val="clear" w:color="auto" w:fill="F4F4F4"/>
-        </w:rPr>
-        <w:t>'\n'</w:t>
-      </w:r>
-      <w:r>
-        <w:t xml:space="preserve">, writes </w:t>
-      </w:r>
-      <w:r>
-        <w:rPr>
-          <w:rFonts w:ascii="Consolas" w:hAnsi="Consolas" w:cs="Consolas"/>
-          <w:color w:val="C7254E"/>
-          <w:sz w:val="20"/>
-          <w:szCs w:val="20"/>
-          <w:shd w:val="clear" w:color="auto" w:fill="F4F4F4"/>
-        </w:rPr>
-        <w:t>'\0'</w:t>
-      </w:r>
-      <w:r>
-        <w:t xml:space="preserve"> after the last character, turning the array into a normal C string;</w:t>
-      </w:r>
-    </w:p>
-    <w:p>
-      <w:pPr>
-        <w:pStyle w:val="ListParagraph"/>
-        <w:numPr>
-          <w:ilvl w:val="0"/>
-          <w:numId w:val="4"/>
-        </w:numPr>
-        <w:spacing w:after="60" w:line="264" w:lineRule="auto"/>
-      </w:pPr>
-      <w:r>
-        <w:t>processes the string, then resets the index to 0 ready for the next message;</w:t>
-      </w:r>
-    </w:p>
-    <w:p>
-      <w:pPr>
-        <w:pStyle w:val="ListParagraph"/>
-        <w:numPr>
-          <w:ilvl w:val="0"/>
-          <w:numId w:val="4"/>
-        </w:numPr>
-        <w:spacing w:after="60" w:line="264" w:lineRule="auto"/>
-      </w:pPr>
-      <w:r>
-        <w:rPr>
-          <w:b/>
-          <w:bCs/>
-        </w:rPr>
-        <w:t>never</w:t>
-      </w:r>
-      <w:r>
-        <w:t xml:space="preserve"> writes past the end of the array. If a message is too long, it stops storing characters, because writing past the end corrupts whatever variable sits next in memory.</w:t>
-      </w:r>
-    </w:p>
-    <w:p>
-      <w:pPr>
-        <w:spacing w:after="120"/>
-        <w:rPr>
-          <w:sz w:val="8"/>
-        </w:rPr>
-      </w:pPr>
-    </w:p>
-    <w:p>
-      <w:pPr>
-        <w:pStyle w:val="Heading2"/>
-        <w:keepNext/>
-        <w:spacing w:before="240" w:after="80"/>
-      </w:pPr>
-      <w:r>
-        <w:rPr>
-          <w:b/>
-          <w:bCs/>
-        </w:rPr>
-        <w:t>Board B: receiver</w:t>
-      </w:r>
-    </w:p>
-    <w:tbl>
-      <w:tblPr>
-        <w:tblW w:w="9706" w:type="dxa"/>
-        <w:tblLayout w:type="fixed"/>
-        <w:tblLook w:val="04A0" w:firstRow="1" w:lastRow="0" w:firstColumn="1" w:lastColumn="0" w:noHBand="0" w:noVBand="1"/>
-      </w:tblPr>
-      <w:tblGrid>
-        <w:gridCol w:w="9706"/>
-      </w:tblGrid>
-      <w:tr>
-        <w:trPr>
-          <w:cantSplit/>
-        </w:trPr>
-        <w:tc>
-          <w:tcPr>
-            <w:tcW w:w="9706" w:type="dxa"/>
-            <w:tcBorders>
-              <w:top w:val="nil"/>
-              <w:left w:val="single" w:sz="24" w:space="0" w:color="2E7D32"/>
-              <w:bottom w:val="nil"/>
-              <w:right w:val="nil"/>
-            </w:tcBorders>
-            <w:shd w:val="clear" w:color="auto" w:fill="EAF5EA"/>
-            <w:tcMar>
-              <w:top w:w="100" w:type="dxa"/>
-              <w:left w:w="180" w:type="dxa"/>
-              <w:bottom w:w="60" w:type="dxa"/>
-              <w:right w:w="160" w:type="dxa"/>
-            </w:tcMar>
-          </w:tcPr>
-          <w:p>
-            <w:pPr>
-              <w:keepNext/>
-              <w:spacing w:after="60" w:line="264" w:lineRule="auto"/>
-            </w:pPr>
-            <w:r>
-              <w:rPr>
-                <w:b/>
-                <w:bCs/>
-                <w:color w:val="2E7D32"/>
-              </w:rPr>
-              <w:t xml:space="preserve">Sketch: Task2_Receiver.ino</w:t>
-            </w:r>
-          </w:p>
-          <w:p>
-            <w:pPr>
-              <w:keepNext/>
-              <w:spacing w:after="60" w:line="264" w:lineRule="auto"/>
-            </w:pPr>
-            <w:r>
-              <w:t xml:space="preserve">Open it from the folder for </w:t>
-            </w:r>
-            <w:r>
-              <w:rPr>
-                <w:b/>
-                <w:bCs/>
-              </w:rPr>
-              <w:t xml:space="preserve">your</w:t>
-            </w:r>
-            <w:r>
-              <w:t xml:space="preserve"> display:</w:t>
-            </w:r>
-          </w:p>
-          <w:p>
-            <w:pPr>
-              <w:keepNext/>
-              <w:spacing w:after="60" w:line="264" w:lineRule="auto"/>
-            </w:pPr>
-            <w:r>
-              <w:t xml:space="preserve">I2C backpack LCD:   </w:t>
-            </w:r>
-            <w:r>
-              <w:rPr>
-                <w:rFonts w:ascii="Consolas" w:hAnsi="Consolas" w:cs="Consolas"/>
-                <w:color w:val="C7254E"/>
-                <w:sz w:val="20"/>
-                <w:szCs w:val="20"/>
-                <w:shd w:val="clear" w:color="auto" w:fill="F4F4F4"/>
-              </w:rPr>
-              <w:t xml:space="preserve">I2C_Backpack_LCD/Task2_Receiver</w:t>
-            </w:r>
-          </w:p>
-          <w:p>
-            <w:pPr>
-              <w:keepNext/>
-              <w:spacing w:after="60" w:line="264" w:lineRule="auto"/>
-            </w:pPr>
-            <w:r>
-              <w:t xml:space="preserve">Adafruit RGB LCD shield:   </w:t>
-            </w:r>
-            <w:r>
-              <w:rPr>
-                <w:rFonts w:ascii="Consolas" w:hAnsi="Consolas" w:cs="Consolas"/>
-                <w:color w:val="C7254E"/>
-                <w:sz w:val="20"/>
-                <w:szCs w:val="20"/>
-                <w:shd w:val="clear" w:color="auto" w:fill="F4F4F4"/>
-              </w:rPr>
-              <w:t xml:space="preserve">Adafruit_RGB_LCD_Shield/Task2_Receiver</w:t>
-            </w:r>
-          </w:p>
-          <w:p>
-            <w:pPr>
-              <w:spacing w:after="60" w:line="264" w:lineRule="auto"/>
-            </w:pPr>
-            <w:r>
-              <w:t xml:space="preserve">The two versions are the same except for the lines that set up the LCD. Read the comments in the sketch as you go: they explain every step.</w:t>
-            </w:r>
-          </w:p>
-        </w:tc>
-      </w:tr>
-    </w:tbl>
-    <w:p>
-      <w:pPr>
-        <w:spacing w:after="120"/>
-        <w:rPr>
-          <w:sz w:val="8"/>
-        </w:rPr>
-      </w:pPr>
-    </w:p>
-    <w:p>
-      <w:pPr>
-        <w:pStyle w:val="ListParagraph"/>
-        <w:numPr>
-          <w:ilvl w:val="0"/>
-          <w:numId w:val="1"/>
-        </w:numPr>
-        <w:spacing w:after="60" w:line="264" w:lineRule="auto"/>
-      </w:pPr>
-      <w:r>
-        <w:rPr>
-          <w:rFonts w:ascii="Consolas" w:hAnsi="Consolas" w:cs="Consolas"/>
-          <w:color w:val="C7254E"/>
-          <w:sz w:val="20"/>
-          <w:szCs w:val="20"/>
-          <w:shd w:val="clear" w:color="auto" w:fill="F4F4F4"/>
-        </w:rPr>
-        <w:t>char buffer[MAX_LEN + 1]</w:t>
-      </w:r>
-      <w:r>
-        <w:t xml:space="preserve"> has one extra byte for the </w:t>
-      </w:r>
-      <w:r>
-        <w:rPr>
-          <w:rFonts w:ascii="Consolas" w:hAnsi="Consolas" w:cs="Consolas"/>
-          <w:color w:val="C7254E"/>
-          <w:sz w:val="20"/>
-          <w:szCs w:val="20"/>
-          <w:shd w:val="clear" w:color="auto" w:fill="F4F4F4"/>
-        </w:rPr>
-        <w:t>'\0'</w:t>
-      </w:r>
-      <w:r>
-        <w:t xml:space="preserve"> terminator. </w:t>
-      </w:r>
-      <w:r>
-        <w:rPr>
-          <w:rFonts w:ascii="Consolas" w:hAnsi="Consolas" w:cs="Consolas"/>
-          <w:color w:val="C7254E"/>
-          <w:sz w:val="20"/>
-          <w:szCs w:val="20"/>
-          <w:shd w:val="clear" w:color="auto" w:fill="F4F4F4"/>
-        </w:rPr>
-        <w:t>len</w:t>
-      </w:r>
-      <w:r>
-        <w:t xml:space="preserve"> counts how many characters are stored so far.</w:t>
-      </w:r>
-    </w:p>
-    <w:p>
-      <w:pPr>
-        <w:pStyle w:val="ListParagraph"/>
-        <w:numPr>
-          <w:ilvl w:val="0"/>
-          <w:numId w:val="1"/>
-        </w:numPr>
-        <w:spacing w:after="60" w:line="264" w:lineRule="auto"/>
-      </w:pPr>
-      <w:r>
-        <w:t xml:space="preserve">The </w:t>
-      </w:r>
-      <w:r>
-        <w:rPr>
-          <w:rFonts w:ascii="Consolas" w:hAnsi="Consolas" w:cs="Consolas"/>
-          <w:color w:val="C7254E"/>
-          <w:sz w:val="20"/>
-          <w:szCs w:val="20"/>
-          <w:shd w:val="clear" w:color="auto" w:fill="F4F4F4"/>
-        </w:rPr>
-        <w:t xml:space="preserve">while (link.available() &gt; 0)</w:t>
-      </w:r>
-      <w:r>
-        <w:t xml:space="preserve"> loop implements the four line-buffer steps above. </w:t>
-      </w:r>
-      <w:r>
-        <w:rPr>
-          <w:rFonts w:ascii="Consolas" w:hAnsi="Consolas" w:cs="Consolas"/>
-          <w:color w:val="C7254E"/>
-          <w:sz w:val="20"/>
-          <w:szCs w:val="20"/>
-          <w:shd w:val="clear" w:color="auto" w:fill="F4F4F4"/>
-        </w:rPr>
-        <w:t xml:space="preserve">buffer[len] = c;</w:t>
-      </w:r>
-      <w:r>
-        <w:t xml:space="preserve"> stores the character and </w:t>
-      </w:r>
-      <w:r>
-        <w:rPr>
-          <w:rFonts w:ascii="Consolas" w:hAnsi="Consolas" w:cs="Consolas"/>
-          <w:color w:val="C7254E"/>
-          <w:sz w:val="20"/>
-          <w:szCs w:val="20"/>
-          <w:shd w:val="clear" w:color="auto" w:fill="F4F4F4"/>
-        </w:rPr>
-        <w:t xml:space="preserve">len++</w:t>
-      </w:r>
-      <w:r>
-        <w:t xml:space="preserve"> moves the index on to the next free place.</w:t>
-      </w:r>
-    </w:p>
-    <w:p>
-      <w:pPr>
-        <w:pStyle w:val="ListParagraph"/>
-        <w:numPr>
-          <w:ilvl w:val="0"/>
-          <w:numId w:val="1"/>
-        </w:numPr>
-        <w:spacing w:after="60" w:line="264" w:lineRule="auto"/>
-      </w:pPr>
-      <w:r>
-        <w:rPr>
-          <w:rFonts w:ascii="Consolas" w:hAnsi="Consolas" w:cs="Consolas"/>
-          <w:color w:val="C7254E"/>
-          <w:sz w:val="20"/>
-          <w:szCs w:val="20"/>
-          <w:shd w:val="clear" w:color="auto" w:fill="F4F4F4"/>
-        </w:rPr>
-        <w:t>else if (len &lt; MAX_LEN)</w:t>
-      </w:r>
-      <w:r>
-        <w:t xml:space="preserve"> is the overflow guard. Characters beyond </w:t>
-      </w:r>
-      <w:r>
-        <w:rPr>
-          <w:rFonts w:ascii="Consolas" w:hAnsi="Consolas" w:cs="Consolas"/>
-          <w:color w:val="C7254E"/>
-          <w:sz w:val="20"/>
-          <w:szCs w:val="20"/>
-          <w:shd w:val="clear" w:color="auto" w:fill="F4F4F4"/>
-        </w:rPr>
-        <w:t>MAX_LEN</w:t>
-      </w:r>
-      <w:r>
-        <w:t xml:space="preserve"> are dropped, so a long message is cut short rather than overwriting memory.</w:t>
-      </w:r>
-    </w:p>
-    <w:p>
-      <w:pPr>
-        <w:pStyle w:val="ListParagraph"/>
-        <w:numPr>
-          <w:ilvl w:val="0"/>
-          <w:numId w:val="1"/>
-        </w:numPr>
-        <w:spacing w:after="60" w:line="264" w:lineRule="auto"/>
-      </w:pPr>
-      <w:r>
-        <w:rPr>
-          <w:rFonts w:ascii="Consolas" w:hAnsi="Consolas" w:cs="Consolas"/>
-          <w:color w:val="C7254E"/>
-          <w:sz w:val="20"/>
-          <w:szCs w:val="20"/>
-          <w:shd w:val="clear" w:color="auto" w:fill="F4F4F4"/>
-        </w:rPr>
-        <w:t xml:space="preserve">showMessage()</w:t>
-      </w:r>
-      <w:r>
-        <w:t xml:space="preserve"> prints the completed line to the Serial Monitor. On the LCD it wipes the screen with </w:t>
-      </w:r>
-      <w:r>
-        <w:rPr>
-          <w:rFonts w:ascii="Consolas" w:hAnsi="Consolas" w:cs="Consolas"/>
-          <w:color w:val="C7254E"/>
-          <w:sz w:val="20"/>
-          <w:szCs w:val="20"/>
-          <w:shd w:val="clear" w:color="auto" w:fill="F4F4F4"/>
-        </w:rPr>
-        <w:t xml:space="preserve">lcd.clear()</w:t>
-      </w:r>
-      <w:r>
-        <w:t xml:space="preserve"> and prints Received: on the top row; </w:t>
-      </w:r>
-      <w:r>
-        <w:rPr>
-          <w:rFonts w:ascii="Consolas" w:hAnsi="Consolas" w:cs="Consolas"/>
-          <w:color w:val="C7254E"/>
-          <w:sz w:val="20"/>
-          <w:szCs w:val="20"/>
-          <w:shd w:val="clear" w:color="auto" w:fill="F4F4F4"/>
-        </w:rPr>
-        <w:t xml:space="preserve">lcd.setCursor(0, 1)</w:t>
-      </w:r>
-      <w:r>
-        <w:t xml:space="preserve"> then moves to column 0 of row 1 (rows and columns count from 0) for the message itself.</w:t>
-      </w:r>
-    </w:p>
-    <w:p>
-      <w:pPr>
-        <w:spacing w:after="120"/>
-        <w:rPr>
-          <w:sz w:val="8"/>
-        </w:rPr>
-      </w:pPr>
-    </w:p>
-    <w:p>
-      <w:pPr>
-        <w:pStyle w:val="Heading2"/>
-        <w:keepNext/>
-        <w:spacing w:before="240" w:after="80"/>
-      </w:pPr>
-      <w:r>
-        <w:rPr>
-          <w:b/>
-          <w:bCs/>
-        </w:rPr>
-        <w:t>Task 2 exercises</w:t>
+        <w:t>Task 2 questions</w:t>
       </w:r>
     </w:p>
     <w:p>
@@ -7101,7 +5393,7 @@
           <w:b/>
           <w:bCs/>
         </w:rPr>
-        <w:t xml:space="preserve">4  Task 3: Message integrity with SHA-1</w:t>
+        <w:t xml:space="preserve">4  Task 3: Secret messages with a Caesar cipher</w:t>
       </w:r>
     </w:p>
     <w:p>
@@ -7113,127 +5405,11 @@
           <w:b/>
           <w:bCs/>
         </w:rPr>
-        <w:t>Objective:</w:t>
-      </w:r>
-      <w:r>
-        <w:t xml:space="preserve"> noise, loose wires and baud-rate errors can flip bits in transit, and UART has no built-in error checking. In this task Board A attaches a </w:t>
-      </w:r>
-      <w:r>
-        <w:rPr>
-          <w:b/>
-          <w:bCs/>
-        </w:rPr>
-        <w:t>hash</w:t>
-      </w:r>
-      <w:r>
-        <w:t xml:space="preserve"> of each message, and Board B recomputes the hash to decide whether the message arrived intact. The wiring is the same as Task 2, plus a push button on Board A that lets you simulate a transmission error.</w:t>
-      </w:r>
-    </w:p>
-    <w:tbl>
-      <w:tblPr>
-        <w:tblW w:w="9706" w:type="dxa"/>
-        <w:tblLayout w:type="fixed"/>
-        <w:tblLook w:val="04A0" w:firstRow="1" w:lastRow="0" w:firstColumn="1" w:lastColumn="0" w:noHBand="0" w:noVBand="1"/>
-      </w:tblPr>
-      <w:tblGrid>
-        <w:gridCol w:w="9706"/>
-      </w:tblGrid>
-      <w:tr>
-        <w:trPr>
-          <w:cantSplit/>
-        </w:trPr>
-        <w:tc>
-          <w:tcPr>
-            <w:tcW w:w="9706" w:type="dxa"/>
-            <w:tcMar>
-              <w:top w:w="60" w:type="dxa"/>
-              <w:left w:w="100" w:type="dxa"/>
-              <w:bottom w:w="60" w:type="dxa"/>
-              <w:right w:w="100" w:type="dxa"/>
-            </w:tcMar>
-            <w:vAlign w:val="bottom"/>
-          </w:tcPr>
-          <w:p>
-            <w:pPr>
-              <w:spacing w:after="40" w:line="264" w:lineRule="auto"/>
-              <w:jc w:val="center"/>
-            </w:pPr>
-            <w:r>
-              <w:rPr>
-                <w:noProof/>
-              </w:rPr>
-              <w:lastRenderedPageBreak/>
-              <w:drawing>
-                <wp:inline distT="0" distB="0" distL="0" distR="0" wp14:anchorId="54A1C49B" wp14:editId="5D004F00">
-                  <wp:extent cx="6120000" cy="3177692"/>
-                  <wp:effectExtent l="0" t="0" r="0" b="0"/>
-                  <wp:docPr id="507" name="Figure 7"/>
-                  <wp:cNvGraphicFramePr>
-                    <a:graphicFrameLocks xmlns:a="http://schemas.openxmlformats.org/drawingml/2006/main" noChangeAspect="1"/>
-                  </wp:cNvGraphicFramePr>
-                  <a:graphic xmlns:a="http://schemas.openxmlformats.org/drawingml/2006/main">
-                    <a:graphicData uri="http://schemas.openxmlformats.org/drawingml/2006/picture">
-                      <pic:pic xmlns:pic="http://schemas.openxmlformats.org/drawingml/2006/picture">
-                        <pic:nvPicPr>
-                          <pic:cNvPr id="507" name="fig7.png"/>
-                          <pic:cNvPicPr/>
-                        </pic:nvPicPr>
-                        <pic:blipFill>
-                          <a:blip r:embed="rId13"/>
-                          <a:stretch>
-                            <a:fillRect/>
-                          </a:stretch>
-                        </pic:blipFill>
-                        <pic:spPr>
-                          <a:xfrm>
-                            <a:off x="0" y="0"/>
-                            <a:ext cx="6120000" cy="3177692"/>
-                          </a:xfrm>
-                          <a:prstGeom prst="rect">
-                            <a:avLst/>
-                          </a:prstGeom>
-                        </pic:spPr>
-                      </pic:pic>
-                    </a:graphicData>
-                  </a:graphic>
-                </wp:inline>
-              </w:drawing>
-            </w:r>
-          </w:p>
-          <w:p>
-            <w:pPr>
-              <w:spacing w:line="264" w:lineRule="auto"/>
-              <w:jc w:val="center"/>
-            </w:pPr>
-            <w:r>
-              <w:rPr>
-                <w:b/>
-                <w:bCs/>
-                <w:color w:val="595959"/>
-                <w:sz w:val="18"/>
-                <w:szCs w:val="18"/>
-              </w:rPr>
-              <w:t xml:space="preserve">Figure 7: </w:t>
-            </w:r>
-            <w:r>
-              <w:rPr>
-                <w:color w:val="595959"/>
-                <w:sz w:val="18"/>
-                <w:szCs w:val="18"/>
-              </w:rPr>
-              <w:t>Task 3 wiring: the Task 2 link, plus a push button between Board A D2 and GND</w:t>
-            </w:r>
-          </w:p>
-        </w:tc>
-      </w:tr>
-    </w:tbl>
-    <w:p>
-      <w:pPr>
-        <w:spacing w:after="120"/>
-        <w:rPr>
-          <w:sz w:val="8"/>
-        </w:rPr>
-      </w:pPr>
+        <w:t xml:space="preserve">Objective:</w:t>
+      </w:r>
+      <w:r>
+        <w:t xml:space="preserve"> anyone who connects to the wire can read what Board A sends. In this task Board A scrambles (encrypts) each message with a Caesar cipher before sending it, and Board B unscrambles (decrypts) it. The wiring is the same as Task 2.</w:t>
+      </w:r>
     </w:p>
     <w:p>
       <w:pPr>
@@ -7246,114 +5422,26 @@
           <w:b/>
           <w:bCs/>
         </w:rPr>
-        <w:t>Background: hash functions</w:t>
-      </w:r>
-    </w:p>
-    <w:p>
-      <w:pPr>
-        <w:spacing w:after="60" w:line="264" w:lineRule="auto"/>
-      </w:pPr>
-      <w:r>
-        <w:t xml:space="preserve">A hash function turns input of any length into a </w:t>
+        <w:t>The Caesar cipher</w:t>
+      </w:r>
+    </w:p>
+    <w:p>
+      <w:pPr>
+        <w:spacing w:after="120" w:line="264" w:lineRule="auto"/>
+      </w:pPr>
+      <w:r>
+        <w:t xml:space="preserve">Every letter is replaced by the letter a fixed number of places further along the alphabet. That number is the </w:t>
       </w:r>
       <w:r>
         <w:rPr>
           <w:b/>
           <w:bCs/>
         </w:rPr>
-        <w:t>fixed-size fingerprint</w:t>
-      </w:r>
-      <w:r>
-        <w:t xml:space="preserve"> called a </w:t>
-      </w:r>
-      <w:r>
-        <w:rPr>
-          <w:i/>
-          <w:iCs/>
-        </w:rPr>
-        <w:t>digest</w:t>
-      </w:r>
-      <w:r>
-        <w:t xml:space="preserve">. SHA-1 always produces 160 bits, written as </w:t>
-      </w:r>
-      <w:r>
-        <w:rPr>
-          <w:b/>
-          <w:bCs/>
-        </w:rPr>
-        <w:t>40 hexadecimal characters</w:t>
-      </w:r>
-      <w:r>
-        <w:t>. Three properties make it useful here:</w:t>
-      </w:r>
-    </w:p>
-    <w:p>
-      <w:pPr>
-        <w:pStyle w:val="ListParagraph"/>
-        <w:numPr>
-          <w:ilvl w:val="0"/>
-          <w:numId w:val="1"/>
-        </w:numPr>
-        <w:spacing w:after="60" w:line="264" w:lineRule="auto"/>
-      </w:pPr>
-      <w:r>
-        <w:rPr>
-          <w:b/>
-          <w:bCs/>
-        </w:rPr>
-        <w:t>Deterministic:</w:t>
-      </w:r>
-      <w:r>
-        <w:t xml:space="preserve"> the same input always gives the same hash, so both boards will agree.</w:t>
-      </w:r>
-    </w:p>
-    <w:p>
-      <w:pPr>
-        <w:pStyle w:val="ListParagraph"/>
-        <w:numPr>
-          <w:ilvl w:val="0"/>
-          <w:numId w:val="1"/>
-        </w:numPr>
-        <w:spacing w:after="60" w:line="264" w:lineRule="auto"/>
-      </w:pPr>
-      <w:r>
-        <w:rPr>
-          <w:b/>
-          <w:bCs/>
-        </w:rPr>
-        <w:t>Avalanche effect:</w:t>
-      </w:r>
-      <w:r>
-        <w:t xml:space="preserve"> changing even one bit of the input changes roughly half the output bits.</w:t>
-      </w:r>
-    </w:p>
-    <w:p>
-      <w:pPr>
-        <w:pStyle w:val="ListParagraph"/>
-        <w:numPr>
-          <w:ilvl w:val="0"/>
-          <w:numId w:val="1"/>
-        </w:numPr>
-        <w:spacing w:after="60" w:line="264" w:lineRule="auto"/>
-      </w:pPr>
-      <w:r>
-        <w:rPr>
-          <w:b/>
-          <w:bCs/>
-        </w:rPr>
-        <w:t>One-way:</w:t>
-      </w:r>
-      <w:r>
-        <w:t xml:space="preserve"> you cannot work backwards from a hash to the message.</w:t>
-      </w:r>
-    </w:p>
-    <w:p>
-      <w:pPr>
-        <w:spacing w:after="60"/>
-        <w:rPr>
-          <w:sz w:val="8"/>
-        </w:rPr>
-      </w:pPr>
+        <w:t xml:space="preserve">key</w:t>
+      </w:r>
+      <w:r>
+        <w:t xml:space="preserve">, also called the shift. With a shift of 3, A becomes D, B becomes E, and so on. At the end the alphabet wraps round: X becomes A, Y becomes B and Z becomes C. To decrypt, move each letter back by the same number. Spaces and digits are not changed.</w:t>
+      </w:r>
     </w:p>
     <w:tbl>
       <w:tblPr>
@@ -7370,8 +5458,8 @@
         <w:tblLook w:val="04A0" w:firstRow="1" w:lastRow="0" w:firstColumn="1" w:lastColumn="0" w:noHBand="0" w:noVBand="1"/>
       </w:tblPr>
       <w:tblGrid>
-        <w:gridCol w:w="1800"/>
-        <w:gridCol w:w="7906"/>
+        <w:gridCol w:w="4853"/>
+        <w:gridCol w:w="4853"/>
       </w:tblGrid>
       <w:tr>
         <w:trPr>
@@ -7380,7 +5468,7 @@
         </w:trPr>
         <w:tc>
           <w:tcPr>
-            <w:tcW w:w="1800" w:type="dxa"/>
+            <w:tcW w:w="4853" w:type="dxa"/>
             <w:shd w:val="clear" w:color="auto" w:fill="2E74B5"/>
             <w:tcMar>
               <w:top w:w="60" w:type="dxa"/>
@@ -7401,13 +5489,13 @@
                 <w:sz w:val="19"/>
                 <w:szCs w:val="19"/>
               </w:rPr>
-              <w:t>Message</w:t>
-            </w:r>
-          </w:p>
-        </w:tc>
-        <w:tc>
-          <w:tcPr>
-            <w:tcW w:w="7906" w:type="dxa"/>
+              <w:t xml:space="preserve">Message (plain text)</w:t>
+            </w:r>
+          </w:p>
+        </w:tc>
+        <w:tc>
+          <w:tcPr>
+            <w:tcW w:w="4853" w:type="dxa"/>
             <w:shd w:val="clear" w:color="auto" w:fill="2E74B5"/>
             <w:tcMar>
               <w:top w:w="60" w:type="dxa"/>
@@ -7428,7 +5516,7 @@
                 <w:sz w:val="19"/>
                 <w:szCs w:val="19"/>
               </w:rPr>
-              <w:t>SHA-1 hash</w:t>
+              <w:t xml:space="preserve">Sent on the wire (shift 3)</w:t>
             </w:r>
           </w:p>
         </w:tc>
@@ -7439,53 +5527,47 @@
         </w:trPr>
         <w:tc>
           <w:tcPr>
-            <w:tcW w:w="1800" w:type="dxa"/>
-            <w:tcMar>
-              <w:top w:w="60" w:type="dxa"/>
-              <w:left w:w="100" w:type="dxa"/>
-              <w:bottom w:w="60" w:type="dxa"/>
-              <w:right w:w="100" w:type="dxa"/>
-            </w:tcMar>
-          </w:tcPr>
-          <w:p>
-            <w:pPr>
-              <w:spacing w:line="264" w:lineRule="auto"/>
-            </w:pPr>
-            <w:r>
-              <w:rPr>
-                <w:rFonts w:ascii="Consolas" w:hAnsi="Consolas" w:cs="Consolas"/>
-                <w:color w:val="C7254E"/>
-                <w:sz w:val="17"/>
-                <w:szCs w:val="17"/>
-                <w:shd w:val="clear" w:color="auto" w:fill="F4F4F4"/>
-              </w:rPr>
-              <w:t>Testing</w:t>
-            </w:r>
-          </w:p>
-        </w:tc>
-        <w:tc>
-          <w:tcPr>
-            <w:tcW w:w="7906" w:type="dxa"/>
-            <w:tcMar>
-              <w:top w:w="60" w:type="dxa"/>
-              <w:left w:w="100" w:type="dxa"/>
-              <w:bottom w:w="60" w:type="dxa"/>
-              <w:right w:w="100" w:type="dxa"/>
-            </w:tcMar>
-          </w:tcPr>
-          <w:p>
-            <w:pPr>
-              <w:spacing w:line="264" w:lineRule="auto"/>
-            </w:pPr>
-            <w:r>
-              <w:rPr>
-                <w:rFonts w:ascii="Consolas" w:hAnsi="Consolas" w:cs="Consolas"/>
-                <w:color w:val="C7254E"/>
-                <w:sz w:val="17"/>
-                <w:szCs w:val="17"/>
-                <w:shd w:val="clear" w:color="auto" w:fill="F4F4F4"/>
-              </w:rPr>
-              <w:t>0820b32b206b7352858e8903a838ed14319acdfd</w:t>
+            <w:tcW w:w="4853" w:type="dxa"/>
+            <w:tcMar>
+              <w:top w:w="60" w:type="dxa"/>
+              <w:left w:w="100" w:type="dxa"/>
+              <w:bottom w:w="60" w:type="dxa"/>
+              <w:right w:w="100" w:type="dxa"/>
+            </w:tcMar>
+          </w:tcPr>
+          <w:p>
+            <w:pPr>
+              <w:spacing w:line="264" w:lineRule="auto"/>
+            </w:pPr>
+            <w:r>
+              <w:rPr>
+                <w:sz w:val="19"/>
+                <w:szCs w:val="19"/>
+              </w:rPr>
+              <w:t xml:space="preserve">Hello</w:t>
+            </w:r>
+          </w:p>
+        </w:tc>
+        <w:tc>
+          <w:tcPr>
+            <w:tcW w:w="4853" w:type="dxa"/>
+            <w:tcMar>
+              <w:top w:w="60" w:type="dxa"/>
+              <w:left w:w="100" w:type="dxa"/>
+              <w:bottom w:w="60" w:type="dxa"/>
+              <w:right w:w="100" w:type="dxa"/>
+            </w:tcMar>
+          </w:tcPr>
+          <w:p>
+            <w:pPr>
+              <w:spacing w:line="264" w:lineRule="auto"/>
+            </w:pPr>
+            <w:r>
+              <w:rPr>
+                <w:sz w:val="19"/>
+                <w:szCs w:val="19"/>
+              </w:rPr>
+              <w:t xml:space="preserve">Khoor</w:t>
             </w:r>
           </w:p>
         </w:tc>
@@ -7496,55 +5578,98 @@
         </w:trPr>
         <w:tc>
           <w:tcPr>
-            <w:tcW w:w="1800" w:type="dxa"/>
-            <w:shd w:val="clear" w:color="auto" w:fill="F3F7FB"/>
-            <w:tcMar>
-              <w:top w:w="60" w:type="dxa"/>
-              <w:left w:w="100" w:type="dxa"/>
-              <w:bottom w:w="60" w:type="dxa"/>
-              <w:right w:w="100" w:type="dxa"/>
-            </w:tcMar>
-          </w:tcPr>
-          <w:p>
-            <w:pPr>
-              <w:spacing w:line="264" w:lineRule="auto"/>
-            </w:pPr>
-            <w:r>
-              <w:rPr>
-                <w:rFonts w:ascii="Consolas" w:hAnsi="Consolas" w:cs="Consolas"/>
-                <w:color w:val="C7254E"/>
-                <w:sz w:val="17"/>
-                <w:szCs w:val="17"/>
-                <w:shd w:val="clear" w:color="auto" w:fill="F4F4F4"/>
-              </w:rPr>
-              <w:t>Tasting</w:t>
-            </w:r>
-          </w:p>
-        </w:tc>
-        <w:tc>
-          <w:tcPr>
-            <w:tcW w:w="7906" w:type="dxa"/>
-            <w:shd w:val="clear" w:color="auto" w:fill="F3F7FB"/>
-            <w:tcMar>
-              <w:top w:w="60" w:type="dxa"/>
-              <w:left w:w="100" w:type="dxa"/>
-              <w:bottom w:w="60" w:type="dxa"/>
-              <w:right w:w="100" w:type="dxa"/>
-            </w:tcMar>
-          </w:tcPr>
-          <w:p>
-            <w:pPr>
-              <w:spacing w:line="264" w:lineRule="auto"/>
-            </w:pPr>
-            <w:r>
-              <w:rPr>
-                <w:rFonts w:ascii="Consolas" w:hAnsi="Consolas" w:cs="Consolas"/>
-                <w:color w:val="C7254E"/>
-                <w:sz w:val="17"/>
-                <w:szCs w:val="17"/>
-                <w:shd w:val="clear" w:color="auto" w:fill="F4F4F4"/>
-              </w:rPr>
-              <w:t>ea1e43d415e84b553d0625a9ac75af4ea2a27fe9</w:t>
+            <w:tcW w:w="4853" w:type="dxa"/>
+            <w:tcMar>
+              <w:top w:w="60" w:type="dxa"/>
+              <w:left w:w="100" w:type="dxa"/>
+              <w:bottom w:w="60" w:type="dxa"/>
+              <w:right w:w="100" w:type="dxa"/>
+            </w:tcMar>
+          </w:tcPr>
+          <w:p>
+            <w:pPr>
+              <w:spacing w:line="264" w:lineRule="auto"/>
+            </w:pPr>
+            <w:r>
+              <w:rPr>
+                <w:sz w:val="19"/>
+                <w:szCs w:val="19"/>
+              </w:rPr>
+              <w:t xml:space="preserve">Embedded</w:t>
+            </w:r>
+          </w:p>
+        </w:tc>
+        <w:tc>
+          <w:tcPr>
+            <w:tcW w:w="4853" w:type="dxa"/>
+            <w:tcMar>
+              <w:top w:w="60" w:type="dxa"/>
+              <w:left w:w="100" w:type="dxa"/>
+              <w:bottom w:w="60" w:type="dxa"/>
+              <w:right w:w="100" w:type="dxa"/>
+            </w:tcMar>
+          </w:tcPr>
+          <w:p>
+            <w:pPr>
+              <w:spacing w:line="264" w:lineRule="auto"/>
+            </w:pPr>
+            <w:r>
+              <w:rPr>
+                <w:sz w:val="19"/>
+                <w:szCs w:val="19"/>
+              </w:rPr>
+              <w:t xml:space="preserve">Hpehgghg</w:t>
+            </w:r>
+          </w:p>
+        </w:tc>
+      </w:tr>
+      <w:tr>
+        <w:trPr>
+          <w:cantSplit/>
+        </w:trPr>
+        <w:tc>
+          <w:tcPr>
+            <w:tcW w:w="4853" w:type="dxa"/>
+            <w:tcMar>
+              <w:top w:w="60" w:type="dxa"/>
+              <w:left w:w="100" w:type="dxa"/>
+              <w:bottom w:w="60" w:type="dxa"/>
+              <w:right w:w="100" w:type="dxa"/>
+            </w:tcMar>
+          </w:tcPr>
+          <w:p>
+            <w:pPr>
+              <w:spacing w:line="264" w:lineRule="auto"/>
+            </w:pPr>
+            <w:r>
+              <w:rPr>
+                <w:sz w:val="19"/>
+                <w:szCs w:val="19"/>
+              </w:rPr>
+              <w:t xml:space="preserve">Software</w:t>
+            </w:r>
+          </w:p>
+        </w:tc>
+        <w:tc>
+          <w:tcPr>
+            <w:tcW w:w="4853" w:type="dxa"/>
+            <w:tcMar>
+              <w:top w:w="60" w:type="dxa"/>
+              <w:left w:w="100" w:type="dxa"/>
+              <w:bottom w:w="60" w:type="dxa"/>
+              <w:right w:w="100" w:type="dxa"/>
+            </w:tcMar>
+          </w:tcPr>
+          <w:p>
+            <w:pPr>
+              <w:spacing w:line="264" w:lineRule="auto"/>
+            </w:pPr>
+            <w:r>
+              <w:rPr>
+                <w:sz w:val="19"/>
+                <w:szCs w:val="19"/>
+              </w:rPr>
+              <w:t xml:space="preserve">Vriwzduh</w:t>
             </w:r>
           </w:p>
         </w:tc>
@@ -7552,18 +5677,21 @@
     </w:tbl>
     <w:p>
       <w:pPr>
-        <w:spacing w:after="120"/>
-        <w:rPr>
-          <w:sz w:val="8"/>
-        </w:rPr>
-      </w:pPr>
-    </w:p>
-    <w:p>
-      <w:pPr>
-        <w:spacing w:after="120" w:line="264" w:lineRule="auto"/>
-      </w:pPr>
-      <w:r>
-        <w:t>One changed letter gives a completely different hash. So if the receiver’s hash of the message matches the one that was sent, the message is almost certainly unchanged; if it doesn’t match, something was corrupted.</w:t>
+        <w:spacing w:after="0" w:line="264" w:lineRule="auto"/>
+      </w:pPr>
+    </w:p>
+    <w:p>
+      <w:pPr>
+        <w:pStyle w:val="Heading2"/>
+        <w:keepNext/>
+        <w:spacing w:before="240" w:after="80"/>
+      </w:pPr>
+      <w:r>
+        <w:rPr>
+          <w:b/>
+          <w:bCs/>
+        </w:rPr>
+        <w:t>What happens</w:t>
       </w:r>
     </w:p>
     <w:tbl>
@@ -7584,11 +5712,11 @@
             <w:tcW w:w="9706" w:type="dxa"/>
             <w:tcBorders>
               <w:top w:val="nil"/>
-              <w:left w:val="single" w:sz="24" w:space="0" w:color="2E74B5"/>
+              <w:left w:val="single" w:sz="24" w:space="0" w:color="2E7D32"/>
               <w:bottom w:val="nil"/>
               <w:right w:val="nil"/>
             </w:tcBorders>
-            <w:shd w:val="clear" w:color="auto" w:fill="EAF2FB"/>
+            <w:shd w:val="clear" w:color="auto" w:fill="EAF5EA"/>
             <w:tcMar>
               <w:top w:w="100" w:type="dxa"/>
               <w:left w:w="180" w:type="dxa"/>
@@ -7605,9 +5733,9 @@
               <w:rPr>
                 <w:b/>
                 <w:bCs/>
-                <w:color w:val="2E74B5"/>
-              </w:rPr>
-              <w:t>Integrity is not security</w:t>
+                <w:color w:val="2E7D32"/>
+              </w:rPr>
+              <w:t xml:space="preserve">Code</w:t>
             </w:r>
           </w:p>
           <w:p>
@@ -7615,27 +5743,33 @@
               <w:spacing w:after="60" w:line="264" w:lineRule="auto"/>
             </w:pPr>
             <w:r>
-              <w:t xml:space="preserve">SHA-1 is no longer considered secure against deliberate attacks, and a plain hash does not stop an attacker anyway: they can change the message </w:t>
-            </w:r>
-            <w:r>
-              <w:rPr>
-                <w:b/>
-                <w:bCs/>
-              </w:rPr>
-              <w:t>and</w:t>
-            </w:r>
-            <w:r>
-              <w:t xml:space="preserve"> send a new matching hash. Here we only want to detect </w:t>
-            </w:r>
-            <w:r>
-              <w:rPr>
-                <w:b/>
-                <w:bCs/>
-              </w:rPr>
-              <w:t>accidental</w:t>
-            </w:r>
-            <w:r>
-              <w:t xml:space="preserve"> errors. Protecting against tampering needs a secret key, for example an HMAC.</w:t>
+              <w:t xml:space="preserve">Upload </w:t>
+            </w:r>
+            <w:r>
+              <w:rPr>
+                <w:rFonts w:ascii="Consolas" w:hAnsi="Consolas" w:cs="Consolas"/>
+                <w:color w:val="C7254E"/>
+                <w:sz w:val="20"/>
+                <w:szCs w:val="20"/>
+                <w:shd w:val="clear" w:color="auto" w:fill="F4F4F4"/>
+              </w:rPr>
+              <w:t xml:space="preserve">Task3_Sender</w:t>
+            </w:r>
+            <w:r>
+              <w:t xml:space="preserve"> to Board A and </w:t>
+            </w:r>
+            <w:r>
+              <w:rPr>
+                <w:rFonts w:ascii="Consolas" w:hAnsi="Consolas" w:cs="Consolas"/>
+                <w:color w:val="C7254E"/>
+                <w:sz w:val="20"/>
+                <w:szCs w:val="20"/>
+                <w:shd w:val="clear" w:color="auto" w:fill="F4F4F4"/>
+              </w:rPr>
+              <w:t xml:space="preserve">Task3_Receiver</w:t>
+            </w:r>
+            <w:r>
+              <w:t xml:space="preserve"> to Board B, both from your display’s folder.</w:t>
             </w:r>
           </w:p>
         </w:tc>
@@ -7643,11 +5777,16 @@
     </w:tbl>
     <w:p>
       <w:pPr>
-        <w:spacing w:after="120"/>
-        <w:rPr>
-          <w:sz w:val="8"/>
-        </w:rPr>
-      </w:pPr>
+        <w:spacing w:after="0" w:line="264" w:lineRule="auto"/>
+      </w:pPr>
+    </w:p>
+    <w:p>
+      <w:pPr>
+        <w:spacing w:after="120" w:line="264" w:lineRule="auto"/>
+      </w:pPr>
+      <w:r>
+        <w:t xml:space="preserve">Every 2 seconds Board A encrypts the next message with a shift of 3 and sends the scrambled text. Board B shows the scrambled text it received on the top row of the LCD and the decrypted message on the bottom row. Both Serial Monitors show the message before and after encryption.</w:t>
+      </w:r>
     </w:p>
     <w:p>
       <w:pPr>
@@ -7660,183 +5799,21 @@
           <w:b/>
           <w:bCs/>
         </w:rPr>
-        <w:t>The SHA-1 function</w:t>
-      </w:r>
-    </w:p>
-    <w:p>
-      <w:pPr>
-        <w:spacing w:after="120" w:line="264" w:lineRule="auto"/>
-      </w:pPr>
-      <w:r>
-        <w:t xml:space="preserve">There is no extra file to add this week. The SHA-1 code is already at the bottom of every sketch that needs it (Task 3 and the extension, both boards), under the comment SHA-1 HASH FUNCTION. You do not need to change it or understand every detail; its comments explain the three main steps (padding, mixing and output). You only need to know how to call it:</w:t>
-      </w:r>
-    </w:p>
-    <w:p>
-      <w:pPr>
-        <w:spacing w:after="120" w:line="264" w:lineRule="auto"/>
-      </w:pPr>
-      <w:r>
-        <w:rPr>
-          <w:rFonts w:ascii="Consolas" w:hAnsi="Consolas" w:cs="Consolas"/>
-          <w:color w:val="C7254E"/>
-          <w:sz w:val="20"/>
-          <w:szCs w:val="20"/>
-          <w:shd w:val="clear" w:color="auto" w:fill="F4F4F4"/>
-        </w:rPr>
-        <w:t xml:space="preserve">sha1Hex(msg, hash)</w:t>
-      </w:r>
-      <w:r>
-        <w:t xml:space="preserve"> works out the SHA-1 of the text </w:t>
-      </w:r>
-      <w:r>
-        <w:rPr>
-          <w:rFonts w:ascii="Consolas" w:hAnsi="Consolas" w:cs="Consolas"/>
-          <w:color w:val="C7254E"/>
-          <w:sz w:val="20"/>
-          <w:szCs w:val="20"/>
-          <w:shd w:val="clear" w:color="auto" w:fill="F4F4F4"/>
-        </w:rPr>
-        <w:t xml:space="preserve">msg</w:t>
-      </w:r>
-      <w:r>
-        <w:t xml:space="preserve"> and writes it into </w:t>
-      </w:r>
-      <w:r>
-        <w:rPr>
-          <w:rFonts w:ascii="Consolas" w:hAnsi="Consolas" w:cs="Consolas"/>
-          <w:color w:val="C7254E"/>
-          <w:sz w:val="20"/>
-          <w:szCs w:val="20"/>
-          <w:shd w:val="clear" w:color="auto" w:fill="F4F4F4"/>
-        </w:rPr>
-        <w:t xml:space="preserve">hash</w:t>
-      </w:r>
-      <w:r>
-        <w:t xml:space="preserve"> as 40 lowercase hex characters plus the </w:t>
-      </w:r>
-      <w:r>
-        <w:rPr>
-          <w:rFonts w:ascii="Consolas" w:hAnsi="Consolas" w:cs="Consolas"/>
-          <w:color w:val="C7254E"/>
-          <w:sz w:val="20"/>
-          <w:szCs w:val="20"/>
-          <w:shd w:val="clear" w:color="auto" w:fill="F4F4F4"/>
-        </w:rPr>
-        <w:t xml:space="preserve">'\0'</w:t>
-      </w:r>
-      <w:r>
-        <w:t xml:space="preserve"> terminator, so </w:t>
-      </w:r>
-      <w:r>
-        <w:rPr>
-          <w:rFonts w:ascii="Consolas" w:hAnsi="Consolas" w:cs="Consolas"/>
-          <w:color w:val="C7254E"/>
-          <w:sz w:val="20"/>
-          <w:szCs w:val="20"/>
-          <w:shd w:val="clear" w:color="auto" w:fill="F4F4F4"/>
-        </w:rPr>
-        <w:t xml:space="preserve">hash</w:t>
-      </w:r>
-      <w:r>
-        <w:t xml:space="preserve"> must be declared as </w:t>
-      </w:r>
-      <w:r>
-        <w:rPr>
-          <w:rFonts w:ascii="Consolas" w:hAnsi="Consolas" w:cs="Consolas"/>
-          <w:color w:val="C7254E"/>
-          <w:sz w:val="20"/>
-          <w:szCs w:val="20"/>
-          <w:shd w:val="clear" w:color="auto" w:fill="F4F4F4"/>
-        </w:rPr>
-        <w:t xml:space="preserve">char hash[41]</w:t>
-      </w:r>
-      <w:r>
-        <w:t xml:space="preserve">. For example, the hash of Testing is 0820b32b…319acdfd.</w:t>
-      </w:r>
-    </w:p>
-    <w:p>
-      <w:pPr>
-        <w:spacing w:after="120"/>
-        <w:rPr>
-          <w:sz w:val="8"/>
-        </w:rPr>
-      </w:pPr>
-    </w:p>
-    <w:tbl>
-      <w:tblPr>
-        <w:tblW w:w="9706" w:type="dxa"/>
-        <w:tblLayout w:type="fixed"/>
-        <w:tblLook w:val="04A0" w:firstRow="1" w:lastRow="0" w:firstColumn="1" w:lastColumn="0" w:noHBand="0" w:noVBand="1"/>
-      </w:tblPr>
-      <w:tblGrid>
-        <w:gridCol w:w="9706"/>
-      </w:tblGrid>
-      <w:tr>
-        <w:trPr>
-          <w:cantSplit/>
-        </w:trPr>
-        <w:tc>
-          <w:tcPr>
-            <w:tcW w:w="9706" w:type="dxa"/>
-            <w:tcBorders>
-              <w:top w:val="nil"/>
-              <w:left w:val="single" w:sz="24" w:space="0" w:color="2E74B5"/>
-              <w:bottom w:val="nil"/>
-              <w:right w:val="nil"/>
-            </w:tcBorders>
-            <w:shd w:val="clear" w:color="auto" w:fill="EAF2FB"/>
-            <w:tcMar>
-              <w:top w:w="100" w:type="dxa"/>
-              <w:left w:w="180" w:type="dxa"/>
-              <w:bottom w:w="60" w:type="dxa"/>
-              <w:right w:w="160" w:type="dxa"/>
-            </w:tcMar>
-          </w:tcPr>
-          <w:p>
-            <w:pPr>
-              <w:keepNext/>
-              <w:spacing w:after="60" w:line="264" w:lineRule="auto"/>
-            </w:pPr>
-            <w:r>
-              <w:rPr>
-                <w:b/>
-                <w:bCs/>
-                <w:color w:val="2E74B5"/>
-              </w:rPr>
-              <w:t>Memory note</w:t>
-            </w:r>
-          </w:p>
-          <w:p>
-            <w:pPr>
-              <w:spacing w:after="60" w:line="264" w:lineRule="auto"/>
-            </w:pPr>
-            <w:r>
-              <w:t>The textbook SHA-1 builds an 80-word table (320 bytes) for each 64-byte block. The lab’s version keeps only the last 16 words (64 bytes) and computes the rest on the fly. It gives the same result but saves 256 bytes of stack, over 12% of a classic Nano’s RAM.</w:t>
-            </w:r>
-          </w:p>
-        </w:tc>
-      </w:tr>
-    </w:tbl>
-    <w:p>
-      <w:pPr>
-        <w:spacing w:after="120"/>
-        <w:rPr>
-          <w:sz w:val="8"/>
-        </w:rPr>
-      </w:pPr>
-    </w:p>
-    <w:p>
-      <w:pPr>
-        <w:pStyle w:val="Heading2"/>
+        <w:t>Task 3 questions</w:t>
+      </w:r>
+    </w:p>
+    <w:p>
+      <w:pPr>
+        <w:pStyle w:val="Heading3"/>
         <w:keepNext/>
-        <w:spacing w:before="240" w:after="80"/>
+        <w:spacing w:before="180" w:after="60"/>
       </w:pPr>
       <w:r>
         <w:rPr>
           <w:b/>
           <w:bCs/>
         </w:rPr>
-        <w:t>The protocol</w:t>
+        <w:t>3a  Run it</w:t>
       </w:r>
     </w:p>
     <w:p>
@@ -7844,33 +5821,17 @@
         <w:spacing w:after="120" w:line="264" w:lineRule="auto"/>
       </w:pPr>
       <w:r>
-        <w:t xml:space="preserve">Each message is sent as a single line: the text, a </w:t>
-      </w:r>
-      <w:r>
-        <w:rPr>
-          <w:rFonts w:ascii="Consolas" w:hAnsi="Consolas" w:cs="Consolas"/>
-          <w:color w:val="C7254E"/>
-          <w:sz w:val="20"/>
-          <w:szCs w:val="20"/>
-          <w:shd w:val="clear" w:color="auto" w:fill="F4F4F4"/>
-        </w:rPr>
-        <w:t>|</w:t>
-      </w:r>
-      <w:r>
-        <w:t xml:space="preserve"> separator, the hash, and a newline. Because the frame still ends in </w:t>
-      </w:r>
-      <w:r>
-        <w:rPr>
-          <w:rFonts w:ascii="Consolas" w:hAnsi="Consolas" w:cs="Consolas"/>
-          <w:color w:val="C7254E"/>
-          <w:sz w:val="20"/>
-          <w:szCs w:val="20"/>
-          <w:shd w:val="clear" w:color="auto" w:fill="F4F4F4"/>
-        </w:rPr>
-        <w:t>'\n'</w:t>
-      </w:r>
-      <w:r>
-        <w:t>, the line-buffer receiver from Task 2 works unchanged. It just needs a bigger buffer.</w:t>
+        <w:t xml:space="preserve">Upload both sketches and run them. </w:t>
+      </w:r>
+      <w:r>
+        <w:rPr>
+          <w:b/>
+          <w:bCs/>
+        </w:rPr>
+        <w:t xml:space="preserve">(record)</w:t>
+      </w:r>
+      <w:r>
+        <w:t xml:space="preserve"> Paste a few lines from both Serial Monitors. They should look like this:</w:t>
       </w:r>
     </w:p>
     <w:p>
@@ -7886,1176 +5847,7 @@
           <w:sz w:val="18"/>
           <w:szCs w:val="18"/>
         </w:rPr>
-        <w:t>Task 3 frame format</w:t>
-      </w:r>
-    </w:p>
-    <w:tbl>
-      <w:tblPr>
-        <w:tblW w:w="9706" w:type="dxa"/>
-        <w:tblLayout w:type="fixed"/>
-        <w:tblLook w:val="04A0" w:firstRow="1" w:lastRow="0" w:firstColumn="1" w:lastColumn="0" w:noHBand="0" w:noVBand="1"/>
-      </w:tblPr>
-      <w:tblGrid>
-        <w:gridCol w:w="2200"/>
-        <w:gridCol w:w="900"/>
-        <w:gridCol w:w="4806"/>
-        <w:gridCol w:w="1800"/>
-      </w:tblGrid>
-      <w:tr>
-        <w:trPr>
-          <w:cantSplit/>
-        </w:trPr>
-        <w:tc>
-          <w:tcPr>
-            <w:tcW w:w="2200" w:type="dxa"/>
-            <w:tcBorders>
-              <w:top w:val="single" w:sz="12" w:space="0" w:color="FFFFFF"/>
-              <w:left w:val="single" w:sz="12" w:space="0" w:color="FFFFFF"/>
-              <w:bottom w:val="single" w:sz="12" w:space="0" w:color="FFFFFF"/>
-              <w:right w:val="single" w:sz="12" w:space="0" w:color="FFFFFF"/>
-            </w:tcBorders>
-            <w:shd w:val="clear" w:color="auto" w:fill="2E75B6"/>
-            <w:tcMar>
-              <w:top w:w="90" w:type="dxa"/>
-              <w:left w:w="40" w:type="dxa"/>
-              <w:bottom w:w="90" w:type="dxa"/>
-              <w:right w:w="40" w:type="dxa"/>
-            </w:tcMar>
-          </w:tcPr>
-          <w:p>
-            <w:pPr>
-              <w:keepNext/>
-              <w:spacing w:line="264" w:lineRule="auto"/>
-              <w:jc w:val="center"/>
-            </w:pPr>
-            <w:r>
-              <w:rPr>
-                <w:rFonts w:ascii="Consolas" w:hAnsi="Consolas" w:cs="Consolas"/>
-                <w:b/>
-                <w:bCs/>
-                <w:color w:val="FFFFFF"/>
-                <w:sz w:val="20"/>
-                <w:szCs w:val="20"/>
-              </w:rPr>
-              <w:t>Testing</w:t>
-            </w:r>
-          </w:p>
-        </w:tc>
-        <w:tc>
-          <w:tcPr>
-            <w:tcW w:w="900" w:type="dxa"/>
-            <w:tcBorders>
-              <w:top w:val="single" w:sz="12" w:space="0" w:color="FFFFFF"/>
-              <w:left w:val="single" w:sz="12" w:space="0" w:color="FFFFFF"/>
-              <w:bottom w:val="single" w:sz="12" w:space="0" w:color="FFFFFF"/>
-              <w:right w:val="single" w:sz="12" w:space="0" w:color="FFFFFF"/>
-            </w:tcBorders>
-            <w:shd w:val="clear" w:color="auto" w:fill="7F7F7F"/>
-            <w:tcMar>
-              <w:top w:w="90" w:type="dxa"/>
-              <w:left w:w="40" w:type="dxa"/>
-              <w:bottom w:w="90" w:type="dxa"/>
-              <w:right w:w="40" w:type="dxa"/>
-            </w:tcMar>
-          </w:tcPr>
-          <w:p>
-            <w:pPr>
-              <w:keepNext/>
-              <w:spacing w:line="264" w:lineRule="auto"/>
-              <w:jc w:val="center"/>
-            </w:pPr>
-            <w:r>
-              <w:rPr>
-                <w:rFonts w:ascii="Consolas" w:hAnsi="Consolas" w:cs="Consolas"/>
-                <w:b/>
-                <w:bCs/>
-                <w:color w:val="FFFFFF"/>
-                <w:sz w:val="20"/>
-                <w:szCs w:val="20"/>
-              </w:rPr>
-              <w:t>|</w:t>
-            </w:r>
-          </w:p>
-        </w:tc>
-        <w:tc>
-          <w:tcPr>
-            <w:tcW w:w="4806" w:type="dxa"/>
-            <w:tcBorders>
-              <w:top w:val="single" w:sz="12" w:space="0" w:color="FFFFFF"/>
-              <w:left w:val="single" w:sz="12" w:space="0" w:color="FFFFFF"/>
-              <w:bottom w:val="single" w:sz="12" w:space="0" w:color="FFFFFF"/>
-              <w:right w:val="single" w:sz="12" w:space="0" w:color="FFFFFF"/>
-            </w:tcBorders>
-            <w:shd w:val="clear" w:color="auto" w:fill="7030A0"/>
-            <w:tcMar>
-              <w:top w:w="90" w:type="dxa"/>
-              <w:left w:w="40" w:type="dxa"/>
-              <w:bottom w:w="90" w:type="dxa"/>
-              <w:right w:w="40" w:type="dxa"/>
-            </w:tcMar>
-          </w:tcPr>
-          <w:p>
-            <w:pPr>
-              <w:keepNext/>
-              <w:spacing w:line="264" w:lineRule="auto"/>
-              <w:jc w:val="center"/>
-            </w:pPr>
-            <w:r>
-              <w:rPr>
-                <w:rFonts w:ascii="Consolas" w:hAnsi="Consolas" w:cs="Consolas"/>
-                <w:b/>
-                <w:bCs/>
-                <w:color w:val="FFFFFF"/>
-                <w:sz w:val="20"/>
-                <w:szCs w:val="20"/>
-              </w:rPr>
-              <w:t>0820b32b…319acdfd</w:t>
-            </w:r>
-          </w:p>
-        </w:tc>
-        <w:tc>
-          <w:tcPr>
-            <w:tcW w:w="1800" w:type="dxa"/>
-            <w:tcBorders>
-              <w:top w:val="single" w:sz="12" w:space="0" w:color="FFFFFF"/>
-              <w:left w:val="single" w:sz="12" w:space="0" w:color="FFFFFF"/>
-              <w:bottom w:val="single" w:sz="12" w:space="0" w:color="FFFFFF"/>
-              <w:right w:val="single" w:sz="12" w:space="0" w:color="FFFFFF"/>
-            </w:tcBorders>
-            <w:shd w:val="clear" w:color="auto" w:fill="548235"/>
-            <w:tcMar>
-              <w:top w:w="90" w:type="dxa"/>
-              <w:left w:w="40" w:type="dxa"/>
-              <w:bottom w:w="90" w:type="dxa"/>
-              <w:right w:w="40" w:type="dxa"/>
-            </w:tcMar>
-          </w:tcPr>
-          <w:p>
-            <w:pPr>
-              <w:keepNext/>
-              <w:spacing w:line="264" w:lineRule="auto"/>
-              <w:jc w:val="center"/>
-            </w:pPr>
-            <w:r>
-              <w:rPr>
-                <w:rFonts w:ascii="Consolas" w:hAnsi="Consolas" w:cs="Consolas"/>
-                <w:b/>
-                <w:bCs/>
-                <w:color w:val="FFFFFF"/>
-                <w:sz w:val="20"/>
-                <w:szCs w:val="20"/>
-              </w:rPr>
-              <w:t>\n</w:t>
-            </w:r>
-          </w:p>
-        </w:tc>
-      </w:tr>
-      <w:tr>
-        <w:trPr>
-          <w:cantSplit/>
-        </w:trPr>
-        <w:tc>
-          <w:tcPr>
-            <w:tcW w:w="2200" w:type="dxa"/>
-            <w:tcMar>
-              <w:top w:w="30" w:type="dxa"/>
-              <w:left w:w="20" w:type="dxa"/>
-              <w:bottom w:w="30" w:type="dxa"/>
-              <w:right w:w="20" w:type="dxa"/>
-            </w:tcMar>
-          </w:tcPr>
-          <w:p>
-            <w:pPr>
-              <w:spacing w:line="264" w:lineRule="auto"/>
-              <w:jc w:val="center"/>
-            </w:pPr>
-            <w:r>
-              <w:rPr>
-                <w:color w:val="595959"/>
-                <w:sz w:val="16"/>
-                <w:szCs w:val="16"/>
-              </w:rPr>
-              <w:t>message (any length)</w:t>
-            </w:r>
-          </w:p>
-        </w:tc>
-        <w:tc>
-          <w:tcPr>
-            <w:tcW w:w="900" w:type="dxa"/>
-            <w:tcMar>
-              <w:top w:w="30" w:type="dxa"/>
-              <w:left w:w="20" w:type="dxa"/>
-              <w:bottom w:w="30" w:type="dxa"/>
-              <w:right w:w="20" w:type="dxa"/>
-            </w:tcMar>
-          </w:tcPr>
-          <w:p>
-            <w:pPr>
-              <w:spacing w:line="264" w:lineRule="auto"/>
-              <w:jc w:val="center"/>
-            </w:pPr>
-            <w:r>
-              <w:rPr>
-                <w:color w:val="595959"/>
-                <w:sz w:val="16"/>
-                <w:szCs w:val="16"/>
-              </w:rPr>
-              <w:t>separator</w:t>
-            </w:r>
-          </w:p>
-        </w:tc>
-        <w:tc>
-          <w:tcPr>
-            <w:tcW w:w="4806" w:type="dxa"/>
-            <w:tcMar>
-              <w:top w:w="30" w:type="dxa"/>
-              <w:left w:w="20" w:type="dxa"/>
-              <w:bottom w:w="30" w:type="dxa"/>
-              <w:right w:w="20" w:type="dxa"/>
-            </w:tcMar>
-          </w:tcPr>
-          <w:p>
-            <w:pPr>
-              <w:spacing w:line="264" w:lineRule="auto"/>
-              <w:jc w:val="center"/>
-            </w:pPr>
-            <w:r>
-              <w:rPr>
-                <w:color w:val="595959"/>
-                <w:sz w:val="16"/>
-                <w:szCs w:val="16"/>
-              </w:rPr>
-              <w:t>SHA-1 hash: 40 hex characters</w:t>
-            </w:r>
-          </w:p>
-        </w:tc>
-        <w:tc>
-          <w:tcPr>
-            <w:tcW w:w="1800" w:type="dxa"/>
-            <w:tcMar>
-              <w:top w:w="30" w:type="dxa"/>
-              <w:left w:w="20" w:type="dxa"/>
-              <w:bottom w:w="30" w:type="dxa"/>
-              <w:right w:w="20" w:type="dxa"/>
-            </w:tcMar>
-          </w:tcPr>
-          <w:p>
-            <w:pPr>
-              <w:spacing w:line="264" w:lineRule="auto"/>
-              <w:jc w:val="center"/>
-            </w:pPr>
-            <w:r>
-              <w:rPr>
-                <w:color w:val="595959"/>
-                <w:sz w:val="16"/>
-                <w:szCs w:val="16"/>
-              </w:rPr>
-              <w:t>end of frame</w:t>
-            </w:r>
-          </w:p>
-        </w:tc>
-      </w:tr>
-    </w:tbl>
-    <w:p>
-      <w:pPr>
-        <w:spacing w:after="120"/>
-        <w:rPr>
-          <w:sz w:val="8"/>
-        </w:rPr>
-      </w:pPr>
-    </w:p>
-    <w:p>
-      <w:pPr>
-        <w:pStyle w:val="Heading2"/>
-        <w:keepNext/>
-        <w:spacing w:before="240" w:after="80"/>
-      </w:pPr>
-      <w:r>
-        <w:rPr>
-          <w:b/>
-          <w:bCs/>
-        </w:rPr>
-        <w:t>Board A: sender with hashing and tamper button</w:t>
-      </w:r>
-    </w:p>
-    <w:tbl>
-      <w:tblPr>
-        <w:tblW w:w="9706" w:type="dxa"/>
-        <w:tblLayout w:type="fixed"/>
-        <w:tblLook w:val="04A0" w:firstRow="1" w:lastRow="0" w:firstColumn="1" w:lastColumn="0" w:noHBand="0" w:noVBand="1"/>
-      </w:tblPr>
-      <w:tblGrid>
-        <w:gridCol w:w="9706"/>
-      </w:tblGrid>
-      <w:tr>
-        <w:trPr>
-          <w:cantSplit/>
-        </w:trPr>
-        <w:tc>
-          <w:tcPr>
-            <w:tcW w:w="9706" w:type="dxa"/>
-            <w:tcBorders>
-              <w:top w:val="nil"/>
-              <w:left w:val="single" w:sz="24" w:space="0" w:color="2E7D32"/>
-              <w:bottom w:val="nil"/>
-              <w:right w:val="nil"/>
-            </w:tcBorders>
-            <w:shd w:val="clear" w:color="auto" w:fill="EAF5EA"/>
-            <w:tcMar>
-              <w:top w:w="100" w:type="dxa"/>
-              <w:left w:w="180" w:type="dxa"/>
-              <w:bottom w:w="60" w:type="dxa"/>
-              <w:right w:w="160" w:type="dxa"/>
-            </w:tcMar>
-          </w:tcPr>
-          <w:p>
-            <w:pPr>
-              <w:keepNext/>
-              <w:spacing w:after="60" w:line="264" w:lineRule="auto"/>
-            </w:pPr>
-            <w:r>
-              <w:rPr>
-                <w:b/>
-                <w:bCs/>
-                <w:color w:val="2E7D32"/>
-              </w:rPr>
-              <w:t xml:space="preserve">Sketch: Task3_Sender.ino</w:t>
-            </w:r>
-          </w:p>
-          <w:p>
-            <w:pPr>
-              <w:keepNext/>
-              <w:spacing w:after="60" w:line="264" w:lineRule="auto"/>
-            </w:pPr>
-            <w:r>
-              <w:t xml:space="preserve">Board A has no LCD, so this sketch is the same in both display folders. Open it from either one:</w:t>
-            </w:r>
-          </w:p>
-          <w:p>
-            <w:pPr>
-              <w:keepNext/>
-              <w:spacing w:after="60" w:line="264" w:lineRule="auto"/>
-            </w:pPr>
-            <w:r>
-              <w:t xml:space="preserve">I2C backpack LCD:   </w:t>
-            </w:r>
-            <w:r>
-              <w:rPr>
-                <w:rFonts w:ascii="Consolas" w:hAnsi="Consolas" w:cs="Consolas"/>
-                <w:color w:val="C7254E"/>
-                <w:sz w:val="20"/>
-                <w:szCs w:val="20"/>
-                <w:shd w:val="clear" w:color="auto" w:fill="F4F4F4"/>
-              </w:rPr>
-              <w:t xml:space="preserve">I2C_Backpack_LCD/Task3_Sender</w:t>
-            </w:r>
-          </w:p>
-          <w:p>
-            <w:pPr>
-              <w:spacing w:after="60" w:line="264" w:lineRule="auto"/>
-            </w:pPr>
-            <w:r>
-              <w:t xml:space="preserve">Adafruit RGB LCD shield:   </w:t>
-            </w:r>
-            <w:r>
-              <w:rPr>
-                <w:rFonts w:ascii="Consolas" w:hAnsi="Consolas" w:cs="Consolas"/>
-                <w:color w:val="C7254E"/>
-                <w:sz w:val="20"/>
-                <w:szCs w:val="20"/>
-                <w:shd w:val="clear" w:color="auto" w:fill="F4F4F4"/>
-              </w:rPr>
-              <w:t xml:space="preserve">Adafruit_RGB_LCD_Shield/Task3_Sender</w:t>
-            </w:r>
-          </w:p>
-        </w:tc>
-      </w:tr>
-    </w:tbl>
-    <w:p>
-      <w:pPr>
-        <w:spacing w:after="120"/>
-        <w:rPr>
-          <w:sz w:val="8"/>
-        </w:rPr>
-      </w:pPr>
-    </w:p>
-    <w:p>
-      <w:pPr>
-        <w:pStyle w:val="ListParagraph"/>
-        <w:numPr>
-          <w:ilvl w:val="0"/>
-          <w:numId w:val="1"/>
-        </w:numPr>
-        <w:spacing w:after="60" w:line="264" w:lineRule="auto"/>
-      </w:pPr>
-      <w:r>
-        <w:rPr>
-          <w:rFonts w:ascii="Consolas" w:hAnsi="Consolas" w:cs="Consolas"/>
-          <w:color w:val="C7254E"/>
-          <w:sz w:val="20"/>
-          <w:szCs w:val="20"/>
-          <w:shd w:val="clear" w:color="auto" w:fill="F4F4F4"/>
-        </w:rPr>
-        <w:t>char hash[41]</w:t>
-      </w:r>
-      <w:r>
-        <w:t xml:space="preserve"> holds 40 hex characters plus the </w:t>
-      </w:r>
-      <w:r>
-        <w:rPr>
-          <w:rFonts w:ascii="Consolas" w:hAnsi="Consolas" w:cs="Consolas"/>
-          <w:color w:val="C7254E"/>
-          <w:sz w:val="20"/>
-          <w:szCs w:val="20"/>
-          <w:shd w:val="clear" w:color="auto" w:fill="F4F4F4"/>
-        </w:rPr>
-        <w:t>'\0'</w:t>
-      </w:r>
-      <w:r>
-        <w:t xml:space="preserve"> terminator. Forgetting the +1 is a classic buffer-overflow bug.</w:t>
-      </w:r>
-    </w:p>
-    <w:p>
-      <w:pPr>
-        <w:pStyle w:val="ListParagraph"/>
-        <w:numPr>
-          <w:ilvl w:val="0"/>
-          <w:numId w:val="1"/>
-        </w:numPr>
-        <w:spacing w:after="60" w:line="264" w:lineRule="auto"/>
-      </w:pPr>
-      <w:r>
-        <w:t xml:space="preserve">The hash is always computed from the </w:t>
-      </w:r>
-      <w:r>
-        <w:rPr>
-          <w:b/>
-          <w:bCs/>
-        </w:rPr>
-        <w:t xml:space="preserve">original</w:t>
-      </w:r>
-      <w:r>
-        <w:t xml:space="preserve"> message in </w:t>
-      </w:r>
-      <w:r>
-        <w:rPr>
-          <w:rFonts w:ascii="Consolas" w:hAnsi="Consolas" w:cs="Consolas"/>
-          <w:color w:val="C7254E"/>
-          <w:sz w:val="20"/>
-          <w:szCs w:val="20"/>
-          <w:shd w:val="clear" w:color="auto" w:fill="F4F4F4"/>
-        </w:rPr>
-        <w:t xml:space="preserve">messages[]</w:t>
-      </w:r>
-      <w:r>
-        <w:t xml:space="preserve">, before anything can be changed.</w:t>
-      </w:r>
-    </w:p>
-    <w:p>
-      <w:pPr>
-        <w:pStyle w:val="ListParagraph"/>
-        <w:numPr>
-          <w:ilvl w:val="0"/>
-          <w:numId w:val="1"/>
-        </w:numPr>
-        <w:spacing w:after="60" w:line="264" w:lineRule="auto"/>
-      </w:pPr>
-      <w:r>
-        <w:rPr>
-          <w:b/>
-          <w:bCs/>
-        </w:rPr>
-        <w:t xml:space="preserve">Simulating an error.</w:t>
-      </w:r>
-      <w:r>
-        <w:t xml:space="preserve"> </w:t>
-      </w:r>
-      <w:r>
-        <w:rPr>
-          <w:rFonts w:ascii="Consolas" w:hAnsi="Consolas" w:cs="Consolas"/>
-          <w:color w:val="C7254E"/>
-          <w:sz w:val="20"/>
-          <w:szCs w:val="20"/>
-          <w:shd w:val="clear" w:color="auto" w:fill="F4F4F4"/>
-        </w:rPr>
-        <w:t xml:space="preserve">pinMode(BUTTON_PIN, INPUT_PULLUP)</w:t>
-      </w:r>
-      <w:r>
-        <w:t xml:space="preserve"> makes D2 read HIGH normally and LOW while the button is pressed. The message is first copied into </w:t>
-      </w:r>
-      <w:r>
-        <w:rPr>
-          <w:rFonts w:ascii="Consolas" w:hAnsi="Consolas" w:cs="Consolas"/>
-          <w:color w:val="C7254E"/>
-          <w:sz w:val="20"/>
-          <w:szCs w:val="20"/>
-          <w:shd w:val="clear" w:color="auto" w:fill="F4F4F4"/>
-        </w:rPr>
-        <w:t xml:space="preserve">msg[]</w:t>
-      </w:r>
-      <w:r>
-        <w:t xml:space="preserve"> with </w:t>
-      </w:r>
-      <w:r>
-        <w:rPr>
-          <w:rFonts w:ascii="Consolas" w:hAnsi="Consolas" w:cs="Consolas"/>
-          <w:color w:val="C7254E"/>
-          <w:sz w:val="20"/>
-          <w:szCs w:val="20"/>
-          <w:shd w:val="clear" w:color="auto" w:fill="F4F4F4"/>
-        </w:rPr>
-        <w:t xml:space="preserve">strncpy()</w:t>
-      </w:r>
-      <w:r>
-        <w:t xml:space="preserve">, because the original in </w:t>
-      </w:r>
-      <w:r>
-        <w:rPr>
-          <w:rFonts w:ascii="Consolas" w:hAnsi="Consolas" w:cs="Consolas"/>
-          <w:color w:val="C7254E"/>
-          <w:sz w:val="20"/>
-          <w:szCs w:val="20"/>
-          <w:shd w:val="clear" w:color="auto" w:fill="F4F4F4"/>
-        </w:rPr>
-        <w:t xml:space="preserve">messages[]</w:t>
-      </w:r>
-      <w:r>
-        <w:t xml:space="preserve"> is </w:t>
-      </w:r>
-      <w:r>
-        <w:rPr>
-          <w:rFonts w:ascii="Consolas" w:hAnsi="Consolas" w:cs="Consolas"/>
-          <w:color w:val="C7254E"/>
-          <w:sz w:val="20"/>
-          <w:szCs w:val="20"/>
-          <w:shd w:val="clear" w:color="auto" w:fill="F4F4F4"/>
-        </w:rPr>
-        <w:t xml:space="preserve">const</w:t>
-      </w:r>
-      <w:r>
-        <w:t xml:space="preserve"> and cannot be changed. While the button is held, </w:t>
-      </w:r>
-      <w:r>
-        <w:rPr>
-          <w:rFonts w:ascii="Consolas" w:hAnsi="Consolas" w:cs="Consolas"/>
-          <w:color w:val="C7254E"/>
-          <w:sz w:val="20"/>
-          <w:szCs w:val="20"/>
-          <w:shd w:val="clear" w:color="auto" w:fill="F4F4F4"/>
-        </w:rPr>
-        <w:t xml:space="preserve">msg[0] ^ 0x01</w:t>
-      </w:r>
-      <w:r>
-        <w:t xml:space="preserve"> flips the lowest bit of the first character, so E becomes D.</w:t>
-      </w:r>
-    </w:p>
-    <w:p>
-      <w:pPr>
-        <w:pStyle w:val="ListParagraph"/>
-        <w:numPr>
-          <w:ilvl w:val="0"/>
-          <w:numId w:val="1"/>
-        </w:numPr>
-        <w:spacing w:after="60" w:line="264" w:lineRule="auto"/>
-      </w:pPr>
-      <w:r>
-        <w:t>No debouncing is needed: the button is only read once every 2 s, when a frame is sent.</w:t>
-      </w:r>
-    </w:p>
-    <w:p>
-      <w:pPr>
-        <w:pStyle w:val="ListParagraph"/>
-        <w:numPr>
-          <w:ilvl w:val="0"/>
-          <w:numId w:val="1"/>
-        </w:numPr>
-        <w:spacing w:after="60" w:line="264" w:lineRule="auto"/>
-      </w:pPr>
-      <w:r>
-        <w:t>At 9600 baud a 50-byte frame takes about 52 ms, so the link is idle most of the time.</w:t>
-      </w:r>
-    </w:p>
-    <w:p>
-      <w:pPr>
-        <w:spacing w:after="120"/>
-        <w:rPr>
-          <w:sz w:val="8"/>
-        </w:rPr>
-      </w:pPr>
-    </w:p>
-    <w:p>
-      <w:pPr>
-        <w:pStyle w:val="Heading2"/>
-        <w:keepNext/>
-        <w:spacing w:before="240" w:after="80"/>
-      </w:pPr>
-      <w:r>
-        <w:rPr>
-          <w:b/>
-          <w:bCs/>
-        </w:rPr>
-        <w:t>Board B: receiver with hash checking</w:t>
-      </w:r>
-    </w:p>
-    <w:tbl>
-      <w:tblPr>
-        <w:tblW w:w="9706" w:type="dxa"/>
-        <w:tblLayout w:type="fixed"/>
-        <w:tblLook w:val="04A0" w:firstRow="1" w:lastRow="0" w:firstColumn="1" w:lastColumn="0" w:noHBand="0" w:noVBand="1"/>
-      </w:tblPr>
-      <w:tblGrid>
-        <w:gridCol w:w="9706"/>
-      </w:tblGrid>
-      <w:tr>
-        <w:trPr>
-          <w:cantSplit/>
-        </w:trPr>
-        <w:tc>
-          <w:tcPr>
-            <w:tcW w:w="9706" w:type="dxa"/>
-            <w:tcBorders>
-              <w:top w:val="nil"/>
-              <w:left w:val="single" w:sz="24" w:space="0" w:color="2E7D32"/>
-              <w:bottom w:val="nil"/>
-              <w:right w:val="nil"/>
-            </w:tcBorders>
-            <w:shd w:val="clear" w:color="auto" w:fill="EAF5EA"/>
-            <w:tcMar>
-              <w:top w:w="100" w:type="dxa"/>
-              <w:left w:w="180" w:type="dxa"/>
-              <w:bottom w:w="60" w:type="dxa"/>
-              <w:right w:w="160" w:type="dxa"/>
-            </w:tcMar>
-          </w:tcPr>
-          <w:p>
-            <w:pPr>
-              <w:keepNext/>
-              <w:spacing w:after="60" w:line="264" w:lineRule="auto"/>
-            </w:pPr>
-            <w:r>
-              <w:rPr>
-                <w:b/>
-                <w:bCs/>
-                <w:color w:val="2E7D32"/>
-              </w:rPr>
-              <w:t xml:space="preserve">Sketch: Task3_Receiver.ino</w:t>
-            </w:r>
-          </w:p>
-          <w:p>
-            <w:pPr>
-              <w:keepNext/>
-              <w:spacing w:after="60" w:line="264" w:lineRule="auto"/>
-            </w:pPr>
-            <w:r>
-              <w:t xml:space="preserve">Open it from the folder for </w:t>
-            </w:r>
-            <w:r>
-              <w:rPr>
-                <w:b/>
-                <w:bCs/>
-              </w:rPr>
-              <w:t xml:space="preserve">your</w:t>
-            </w:r>
-            <w:r>
-              <w:t xml:space="preserve"> display:</w:t>
-            </w:r>
-          </w:p>
-          <w:p>
-            <w:pPr>
-              <w:keepNext/>
-              <w:spacing w:after="60" w:line="264" w:lineRule="auto"/>
-            </w:pPr>
-            <w:r>
-              <w:t xml:space="preserve">I2C backpack LCD:   </w:t>
-            </w:r>
-            <w:r>
-              <w:rPr>
-                <w:rFonts w:ascii="Consolas" w:hAnsi="Consolas" w:cs="Consolas"/>
-                <w:color w:val="C7254E"/>
-                <w:sz w:val="20"/>
-                <w:szCs w:val="20"/>
-                <w:shd w:val="clear" w:color="auto" w:fill="F4F4F4"/>
-              </w:rPr>
-              <w:t xml:space="preserve">I2C_Backpack_LCD/Task3_Receiver</w:t>
-            </w:r>
-          </w:p>
-          <w:p>
-            <w:pPr>
-              <w:keepNext/>
-              <w:spacing w:after="60" w:line="264" w:lineRule="auto"/>
-            </w:pPr>
-            <w:r>
-              <w:t xml:space="preserve">Adafruit RGB LCD shield:   </w:t>
-            </w:r>
-            <w:r>
-              <w:rPr>
-                <w:rFonts w:ascii="Consolas" w:hAnsi="Consolas" w:cs="Consolas"/>
-                <w:color w:val="C7254E"/>
-                <w:sz w:val="20"/>
-                <w:szCs w:val="20"/>
-                <w:shd w:val="clear" w:color="auto" w:fill="F4F4F4"/>
-              </w:rPr>
-              <w:t xml:space="preserve">Adafruit_RGB_LCD_Shield/Task3_Receiver</w:t>
-            </w:r>
-          </w:p>
-          <w:p>
-            <w:pPr>
-              <w:spacing w:after="60" w:line="264" w:lineRule="auto"/>
-            </w:pPr>
-            <w:r>
-              <w:t xml:space="preserve">The two versions are the same except for the lines that set up the LCD. Read the comments in the sketch as you go: they explain every step.</w:t>
-            </w:r>
-          </w:p>
-        </w:tc>
-      </w:tr>
-    </w:tbl>
-    <w:p>
-      <w:pPr>
-        <w:spacing w:after="120"/>
-        <w:rPr>
-          <w:sz w:val="8"/>
-        </w:rPr>
-      </w:pPr>
-    </w:p>
-    <w:p>
-      <w:pPr>
-        <w:pStyle w:val="ListParagraph"/>
-        <w:numPr>
-          <w:ilvl w:val="0"/>
-          <w:numId w:val="1"/>
-        </w:numPr>
-        <w:spacing w:after="60" w:line="264" w:lineRule="auto"/>
-      </w:pPr>
-      <w:r>
-        <w:t xml:space="preserve">The receive loop is the Task 2 line buffer, with </w:t>
-      </w:r>
-      <w:r>
-        <w:rPr>
-          <w:rFonts w:ascii="Consolas" w:hAnsi="Consolas" w:cs="Consolas"/>
-          <w:color w:val="C7254E"/>
-          <w:sz w:val="20"/>
-          <w:szCs w:val="20"/>
-          <w:shd w:val="clear" w:color="auto" w:fill="F4F4F4"/>
-        </w:rPr>
-        <w:t>MAX_LEN</w:t>
-      </w:r>
-      <w:r>
-        <w:t xml:space="preserve"> raised to </w:t>
-      </w:r>
-      <w:r>
-        <w:rPr>
-          <w:b/>
-          <w:bCs/>
-        </w:rPr>
-        <w:t>64</w:t>
-      </w:r>
-      <w:r>
-        <w:t xml:space="preserve"> (a 7–8 letter message + </w:t>
-      </w:r>
-      <w:r>
-        <w:rPr>
-          <w:rFonts w:ascii="Consolas" w:hAnsi="Consolas" w:cs="Consolas"/>
-          <w:color w:val="C7254E"/>
-          <w:sz w:val="20"/>
-          <w:szCs w:val="20"/>
-          <w:shd w:val="clear" w:color="auto" w:fill="F4F4F4"/>
-        </w:rPr>
-        <w:t>|</w:t>
-      </w:r>
-      <w:r>
-        <w:t xml:space="preserve"> + 40 hash characters, plus room to spare).</w:t>
-      </w:r>
-    </w:p>
-    <w:p>
-      <w:pPr>
-        <w:pStyle w:val="ListParagraph"/>
-        <w:numPr>
-          <w:ilvl w:val="0"/>
-          <w:numId w:val="1"/>
-        </w:numPr>
-        <w:spacing w:after="60" w:line="264" w:lineRule="auto"/>
-      </w:pPr>
-      <w:r>
-        <w:rPr>
-          <w:b/>
-          <w:bCs/>
-        </w:rPr>
-        <w:t>The</w:t>
-      </w:r>
-      <w:r>
-        <w:t xml:space="preserve"> </w:t>
-      </w:r>
-      <w:r>
-        <w:rPr>
-          <w:rFonts w:ascii="Consolas" w:hAnsi="Consolas" w:cs="Consolas"/>
-          <w:color w:val="C7254E"/>
-          <w:sz w:val="20"/>
-          <w:szCs w:val="20"/>
-          <w:shd w:val="clear" w:color="auto" w:fill="F4F4F4"/>
-        </w:rPr>
-        <w:t>overflow</w:t>
-      </w:r>
-      <w:r>
-        <w:t xml:space="preserve"> </w:t>
-      </w:r>
-      <w:r>
-        <w:rPr>
-          <w:b/>
-          <w:bCs/>
-        </w:rPr>
-        <w:t>flag.</w:t>
-      </w:r>
-      <w:r>
-        <w:t xml:space="preserve"> If a character arrives when the buffer is full, the flag is set, and when the </w:t>
-      </w:r>
-      <w:r>
-        <w:rPr>
-          <w:rFonts w:ascii="Consolas" w:hAnsi="Consolas" w:cs="Consolas"/>
-          <w:color w:val="C7254E"/>
-          <w:sz w:val="20"/>
-          <w:szCs w:val="20"/>
-          <w:shd w:val="clear" w:color="auto" w:fill="F4F4F4"/>
-        </w:rPr>
-        <w:t>'\n'</w:t>
-      </w:r>
-      <w:r>
-        <w:t xml:space="preserve"> arrives the whole frame is discarded. Without it, a too-long frame would be cut short and then fail the hash check for the wrong reason.</w:t>
-      </w:r>
-    </w:p>
-    <w:p>
-      <w:pPr>
-        <w:pStyle w:val="ListParagraph"/>
-        <w:numPr>
-          <w:ilvl w:val="0"/>
-          <w:numId w:val="1"/>
-        </w:numPr>
-        <w:spacing w:after="60" w:line="264" w:lineRule="auto"/>
-      </w:pPr>
-      <w:r>
-        <w:rPr>
-          <w:rFonts w:ascii="Consolas" w:hAnsi="Consolas" w:cs="Consolas"/>
-          <w:color w:val="C7254E"/>
-          <w:sz w:val="20"/>
-          <w:szCs w:val="20"/>
-          <w:shd w:val="clear" w:color="auto" w:fill="F4F4F4"/>
-        </w:rPr>
-        <w:t>handleFrame()</w:t>
-      </w:r>
-      <w:r>
-        <w:t xml:space="preserve"> uses </w:t>
-      </w:r>
-      <w:r>
-        <w:rPr>
-          <w:rFonts w:ascii="Consolas" w:hAnsi="Consolas" w:cs="Consolas"/>
-          <w:color w:val="C7254E"/>
-          <w:sz w:val="20"/>
-          <w:szCs w:val="20"/>
-          <w:shd w:val="clear" w:color="auto" w:fill="F4F4F4"/>
-        </w:rPr>
-        <w:t>strchr()</w:t>
-      </w:r>
-      <w:r>
-        <w:t xml:space="preserve"> to find the </w:t>
-      </w:r>
-      <w:r>
-        <w:rPr>
-          <w:rFonts w:ascii="Consolas" w:hAnsi="Consolas" w:cs="Consolas"/>
-          <w:color w:val="C7254E"/>
-          <w:sz w:val="20"/>
-          <w:szCs w:val="20"/>
-          <w:shd w:val="clear" w:color="auto" w:fill="F4F4F4"/>
-        </w:rPr>
-        <w:t>|</w:t>
-      </w:r>
-      <w:r>
-        <w:t xml:space="preserve">, then splits the frame in place (see the box below). It hashes the message part with </w:t>
-      </w:r>
-      <w:r>
-        <w:rPr>
-          <w:rFonts w:ascii="Consolas" w:hAnsi="Consolas" w:cs="Consolas"/>
-          <w:color w:val="C7254E"/>
-          <w:sz w:val="20"/>
-          <w:szCs w:val="20"/>
-          <w:shd w:val="clear" w:color="auto" w:fill="F4F4F4"/>
-        </w:rPr>
-        <w:t>sha1Hex()</w:t>
-      </w:r>
-      <w:r>
-        <w:t xml:space="preserve"> and compares the result with the received hash using </w:t>
-      </w:r>
-      <w:r>
-        <w:rPr>
-          <w:rFonts w:ascii="Consolas" w:hAnsi="Consolas" w:cs="Consolas"/>
-          <w:color w:val="C7254E"/>
-          <w:sz w:val="20"/>
-          <w:szCs w:val="20"/>
-          <w:shd w:val="clear" w:color="auto" w:fill="F4F4F4"/>
-        </w:rPr>
-        <w:t>strcmp()</w:t>
-      </w:r>
-      <w:r>
-        <w:t>, which returns 0 when two strings are equal.</w:t>
-      </w:r>
-    </w:p>
-    <w:p>
-      <w:pPr>
-        <w:pStyle w:val="ListParagraph"/>
-        <w:numPr>
-          <w:ilvl w:val="0"/>
-          <w:numId w:val="1"/>
-        </w:numPr>
-        <w:spacing w:after="60" w:line="264" w:lineRule="auto"/>
-      </w:pPr>
-      <w:r>
-        <w:t xml:space="preserve">The result goes to the Serial Monitor in full and to the LCD in short form: the message on the top row, and the result with a running count, e.g. OK   3/4, on the bottom row.</w:t>
-      </w:r>
-    </w:p>
-    <w:p>
-      <w:pPr>
-        <w:spacing w:after="120"/>
-        <w:rPr>
-          <w:sz w:val="8"/>
-        </w:rPr>
-      </w:pPr>
-    </w:p>
-    <w:tbl>
-      <w:tblPr>
-        <w:tblW w:w="9706" w:type="dxa"/>
-        <w:tblLayout w:type="fixed"/>
-        <w:tblLook w:val="04A0" w:firstRow="1" w:lastRow="0" w:firstColumn="1" w:lastColumn="0" w:noHBand="0" w:noVBand="1"/>
-      </w:tblPr>
-      <w:tblGrid>
-        <w:gridCol w:w="9706"/>
-      </w:tblGrid>
-      <w:tr>
-        <w:trPr>
-          <w:cantSplit/>
-        </w:trPr>
-        <w:tc>
-          <w:tcPr>
-            <w:tcW w:w="9706" w:type="dxa"/>
-            <w:tcBorders>
-              <w:top w:val="nil"/>
-              <w:left w:val="single" w:sz="24" w:space="0" w:color="548235"/>
-              <w:bottom w:val="nil"/>
-              <w:right w:val="nil"/>
-            </w:tcBorders>
-            <w:shd w:val="clear" w:color="auto" w:fill="EEF6E8"/>
-            <w:tcMar>
-              <w:top w:w="100" w:type="dxa"/>
-              <w:left w:w="180" w:type="dxa"/>
-              <w:bottom w:w="60" w:type="dxa"/>
-              <w:right w:w="160" w:type="dxa"/>
-            </w:tcMar>
-          </w:tcPr>
-          <w:p>
-            <w:pPr>
-              <w:keepNext/>
-              <w:spacing w:after="60" w:line="264" w:lineRule="auto"/>
-            </w:pPr>
-            <w:r>
-              <w:rPr>
-                <w:b/>
-                <w:bCs/>
-                <w:color w:val="548235"/>
-              </w:rPr>
-              <w:lastRenderedPageBreak/>
-              <w:t>How strchr() splitting works</w:t>
-            </w:r>
-          </w:p>
-          <w:p>
-            <w:pPr>
-              <w:spacing w:after="60" w:line="264" w:lineRule="auto"/>
-            </w:pPr>
-            <w:r>
-              <w:t xml:space="preserve">Before:  </w:t>
-            </w:r>
-            <w:r>
-              <w:rPr>
-                <w:rFonts w:ascii="Consolas" w:hAnsi="Consolas" w:cs="Consolas"/>
-                <w:color w:val="C7254E"/>
-                <w:sz w:val="20"/>
-                <w:szCs w:val="20"/>
-                <w:shd w:val="clear" w:color="auto" w:fill="F4F4F4"/>
-              </w:rPr>
-              <w:t>T e s t i n g | 0 8 2 0 … \0</w:t>
-            </w:r>
-          </w:p>
-          <w:p>
-            <w:pPr>
-              <w:spacing w:after="60" w:line="264" w:lineRule="auto"/>
-            </w:pPr>
-            <w:r>
-              <w:t xml:space="preserve">After </w:t>
-            </w:r>
-            <w:r>
-              <w:rPr>
-                <w:rFonts w:ascii="Consolas" w:hAnsi="Consolas" w:cs="Consolas"/>
-                <w:color w:val="C7254E"/>
-                <w:sz w:val="20"/>
-                <w:szCs w:val="20"/>
-                <w:shd w:val="clear" w:color="auto" w:fill="F4F4F4"/>
-              </w:rPr>
-              <w:t>*bar = '\0'</w:t>
-            </w:r>
-            <w:r>
-              <w:t xml:space="preserve">:  </w:t>
-            </w:r>
-            <w:r>
-              <w:rPr>
-                <w:rFonts w:ascii="Consolas" w:hAnsi="Consolas" w:cs="Consolas"/>
-                <w:color w:val="C7254E"/>
-                <w:sz w:val="20"/>
-                <w:szCs w:val="20"/>
-                <w:shd w:val="clear" w:color="auto" w:fill="F4F4F4"/>
-              </w:rPr>
-              <w:t>T e s t i n g \0 0 8 2 0 … \0</w:t>
-            </w:r>
-          </w:p>
-          <w:p>
-            <w:pPr>
-              <w:spacing w:after="60" w:line="264" w:lineRule="auto"/>
-            </w:pPr>
-            <w:r>
-              <w:t xml:space="preserve">No copying is needed. </w:t>
-            </w:r>
-            <w:r>
-              <w:rPr>
-                <w:rFonts w:ascii="Consolas" w:hAnsi="Consolas" w:cs="Consolas"/>
-                <w:color w:val="C7254E"/>
-                <w:sz w:val="20"/>
-                <w:szCs w:val="20"/>
-                <w:shd w:val="clear" w:color="auto" w:fill="F4F4F4"/>
-              </w:rPr>
-              <w:t>frame</w:t>
-            </w:r>
-            <w:r>
-              <w:t xml:space="preserve"> now reads as </w:t>
-            </w:r>
-            <w:r>
-              <w:rPr>
-                <w:rFonts w:ascii="Consolas" w:hAnsi="Consolas" w:cs="Consolas"/>
-                <w:color w:val="C7254E"/>
-                <w:sz w:val="20"/>
-                <w:szCs w:val="20"/>
-                <w:shd w:val="clear" w:color="auto" w:fill="F4F4F4"/>
-              </w:rPr>
-              <w:t>"Testing"</w:t>
-            </w:r>
-            <w:r>
-              <w:t xml:space="preserve"> and </w:t>
-            </w:r>
-            <w:r>
-              <w:rPr>
-                <w:rFonts w:ascii="Consolas" w:hAnsi="Consolas" w:cs="Consolas"/>
-                <w:color w:val="C7254E"/>
-                <w:sz w:val="20"/>
-                <w:szCs w:val="20"/>
-                <w:shd w:val="clear" w:color="auto" w:fill="F4F4F4"/>
-              </w:rPr>
-              <w:t>bar + 1</w:t>
-            </w:r>
-            <w:r>
-              <w:t xml:space="preserve"> reads as the 40-character hash.</w:t>
-            </w:r>
-          </w:p>
-        </w:tc>
-      </w:tr>
-    </w:tbl>
-    <w:p>
-      <w:pPr>
-        <w:spacing w:after="120"/>
-        <w:rPr>
-          <w:sz w:val="8"/>
-        </w:rPr>
-      </w:pPr>
-    </w:p>
-    <w:p>
-      <w:pPr>
-        <w:pStyle w:val="Heading2"/>
-        <w:keepNext/>
-        <w:spacing w:before="240" w:after="80"/>
-      </w:pPr>
-      <w:r>
-        <w:rPr>
-          <w:b/>
-          <w:bCs/>
-        </w:rPr>
-        <w:t>Task 3 exercises</w:t>
-      </w:r>
-    </w:p>
-    <w:p>
-      <w:pPr>
-        <w:pStyle w:val="Heading3"/>
-        <w:keepNext/>
-        <w:spacing w:before="180" w:after="60"/>
-      </w:pPr>
-      <w:r>
-        <w:rPr>
-          <w:b/>
-          <w:bCs/>
-        </w:rPr>
-        <w:t>3a  Run it</w:t>
-      </w:r>
-    </w:p>
-    <w:p>
-      <w:pPr>
-        <w:spacing w:after="120" w:line="264" w:lineRule="auto"/>
-      </w:pPr>
-      <w:r>
-        <w:t xml:space="preserve">Upload </w:t>
-      </w:r>
-      <w:r>
-        <w:rPr>
-          <w:rFonts w:ascii="Consolas" w:hAnsi="Consolas" w:cs="Consolas"/>
-          <w:color w:val="C7254E"/>
-          <w:sz w:val="20"/>
-          <w:szCs w:val="20"/>
-          <w:shd w:val="clear" w:color="auto" w:fill="F4F4F4"/>
-        </w:rPr>
-        <w:t xml:space="preserve">Task3_Sender</w:t>
-      </w:r>
-      <w:r>
-        <w:t xml:space="preserve"> to Board A and </w:t>
-      </w:r>
-      <w:r>
-        <w:rPr>
-          <w:rFonts w:ascii="Consolas" w:hAnsi="Consolas" w:cs="Consolas"/>
-          <w:color w:val="C7254E"/>
-          <w:sz w:val="20"/>
-          <w:szCs w:val="20"/>
-          <w:shd w:val="clear" w:color="auto" w:fill="F4F4F4"/>
-        </w:rPr>
-        <w:t xml:space="preserve">Task3_Receiver</w:t>
-      </w:r>
-      <w:r>
-        <w:t xml:space="preserve"> from your display’s folder to Board B, and run them. </w:t>
-      </w:r>
-      <w:r>
-        <w:rPr>
-          <w:b/>
-          <w:bCs/>
-        </w:rPr>
-        <w:t xml:space="preserve">(record)</w:t>
-      </w:r>
-      <w:r>
-        <w:t xml:space="preserve"> Paste the output from Board B’s Serial Monitor. Every message should pass:</w:t>
-      </w:r>
-    </w:p>
-    <w:p>
-      <w:pPr>
-        <w:keepNext/>
-        <w:spacing w:after="40" w:line="264" w:lineRule="auto"/>
-      </w:pPr>
-      <w:r>
-        <w:rPr>
-          <w:b/>
-          <w:bCs/>
-          <w:color w:val="595959"/>
-          <w:sz w:val="18"/>
-          <w:szCs w:val="18"/>
-        </w:rPr>
-        <w:t>Board B Serial Monitor (one frame)</w:t>
+        <w:t>Board A Serial Monitor</w:t>
       </w:r>
     </w:p>
     <w:tbl>
@@ -9096,7 +5888,7 @@
                 <w:sz w:val="17"/>
                 <w:szCs w:val="17"/>
               </w:rPr>
-              <w:t>Message:  Testing</w:t>
+              <w:t xml:space="preserve">Sender ready</w:t>
             </w:r>
           </w:p>
           <w:p>
@@ -9107,7 +5899,7 @@
                 <w:sz w:val="17"/>
                 <w:szCs w:val="17"/>
               </w:rPr>
-              <w:t>Received: 0820b32b206b7352858e8903a838ed14319acdfd</w:t>
+              <w:t xml:space="preserve">Plain: Hello   Sent: Khoor</w:t>
             </w:r>
           </w:p>
           <w:p>
@@ -9118,18 +5910,7 @@
                 <w:sz w:val="17"/>
                 <w:szCs w:val="17"/>
               </w:rPr>
-              <w:t>Computed: 0820b32b206b7352858e8903a838ed14319acdfd</w:t>
-            </w:r>
-          </w:p>
-          <w:p>
-            <w:r>
-              <w:rPr>
-                <w:rFonts w:ascii="Consolas" w:hAnsi="Consolas" w:cs="Consolas"/>
-                <w:color w:val="1F1F1F"/>
-                <w:sz w:val="17"/>
-                <w:szCs w:val="17"/>
-              </w:rPr>
-              <w:t>Integrity: OK</w:t>
+              <w:t xml:space="preserve">Plain: Embedded   Sent: Hpehgghg</w:t>
             </w:r>
           </w:p>
         </w:tc>
@@ -9137,43 +5918,8 @@
     </w:tbl>
     <w:p>
       <w:pPr>
-        <w:spacing w:after="120"/>
-        <w:rPr>
-          <w:sz w:val="8"/>
-        </w:rPr>
-      </w:pPr>
-    </w:p>
-    <w:p>
-      <w:pPr>
-        <w:pStyle w:val="Heading3"/>
-        <w:keepNext/>
-        <w:spacing w:before="180" w:after="60"/>
-      </w:pPr>
-      <w:r>
-        <w:rPr>
-          <w:b/>
-          <w:bCs/>
-        </w:rPr>
-        <w:t>3b  Simulate a transmission error</w:t>
-      </w:r>
-    </w:p>
-    <w:p>
-      <w:pPr>
-        <w:spacing w:after="120" w:line="264" w:lineRule="auto"/>
-      </w:pPr>
-      <w:r>
-        <w:t xml:space="preserve">Hold the button on Board A while a message is sent. </w:t>
-      </w:r>
-      <w:r>
-        <w:rPr>
-          <w:b/>
-          <w:bCs/>
-        </w:rPr>
-        <w:t>(record)</w:t>
-      </w:r>
-      <w:r>
-        <w:t xml:space="preserve"> Show the FAIL result on Board B and the matching line on Board A:</w:t>
-      </w:r>
+        <w:spacing w:after="0" w:line="264" w:lineRule="auto"/>
+      </w:pPr>
     </w:p>
     <w:p>
       <w:pPr>
@@ -9188,7 +5934,7 @@
           <w:sz w:val="18"/>
           <w:szCs w:val="18"/>
         </w:rPr>
-        <w:t>Board A Serial Monitor (button held)</w:t>
+        <w:t>Board B Serial Monitor</w:t>
       </w:r>
     </w:p>
     <w:tbl>
@@ -9229,66 +5975,9 @@
                 <w:sz w:val="17"/>
                 <w:szCs w:val="17"/>
               </w:rPr>
-              <w:t>Sent (TAMPERED): Dmbedded|0fd17b94c9576216ee0a47001e3fdbb1920a1f50</w:t>
-            </w:r>
-          </w:p>
-        </w:tc>
-      </w:tr>
-    </w:tbl>
-    <w:p>
-      <w:pPr>
-        <w:spacing w:after="120"/>
-        <w:rPr>
-          <w:sz w:val="8"/>
-        </w:rPr>
-      </w:pPr>
-    </w:p>
-    <w:p>
-      <w:pPr>
-        <w:keepNext/>
-        <w:spacing w:after="40" w:line="264" w:lineRule="auto"/>
-      </w:pPr>
-      <w:r>
-        <w:rPr>
-          <w:b/>
-          <w:bCs/>
-          <w:color w:val="595959"/>
-          <w:sz w:val="18"/>
-          <w:szCs w:val="18"/>
-        </w:rPr>
-        <w:t>Board B Serial Monitor (tampered frame)</w:t>
-      </w:r>
-    </w:p>
-    <w:tbl>
-      <w:tblPr>
-        <w:tblW w:w="9706" w:type="dxa"/>
-        <w:tblBorders>
-          <w:top w:val="single" w:sz="4" w:space="0" w:color="BFBFBF"/>
-          <w:left w:val="single" w:sz="4" w:space="0" w:color="BFBFBF"/>
-          <w:bottom w:val="single" w:sz="4" w:space="0" w:color="BFBFBF"/>
-          <w:right w:val="single" w:sz="4" w:space="0" w:color="BFBFBF"/>
-        </w:tblBorders>
-        <w:tblLayout w:type="fixed"/>
-        <w:tblLook w:val="04A0" w:firstRow="1" w:lastRow="0" w:firstColumn="1" w:lastColumn="0" w:noHBand="0" w:noVBand="1"/>
-      </w:tblPr>
-      <w:tblGrid>
-        <w:gridCol w:w="9706"/>
-      </w:tblGrid>
-      <w:tr>
-        <w:trPr>
-          <w:cantSplit/>
-        </w:trPr>
-        <w:tc>
-          <w:tcPr>
-            <w:tcW w:w="9706" w:type="dxa"/>
-            <w:shd w:val="clear" w:color="auto" w:fill="F2F2F2"/>
-            <w:tcMar>
-              <w:top w:w="100" w:type="dxa"/>
-              <w:left w:w="160" w:type="dxa"/>
-              <w:bottom w:w="100" w:type="dxa"/>
-              <w:right w:w="160" w:type="dxa"/>
-            </w:tcMar>
-          </w:tcPr>
+              <w:t xml:space="preserve">Received: Khoor   Decrypted: Hello</w:t>
+            </w:r>
+          </w:p>
           <w:p>
             <w:r>
               <w:rPr>
@@ -9297,40 +5986,7 @@
                 <w:sz w:val="17"/>
                 <w:szCs w:val="17"/>
               </w:rPr>
-              <w:t>Message:  Dmbedded</w:t>
-            </w:r>
-          </w:p>
-          <w:p>
-            <w:r>
-              <w:rPr>
-                <w:rFonts w:ascii="Consolas" w:hAnsi="Consolas" w:cs="Consolas"/>
-                <w:color w:val="1F1F1F"/>
-                <w:sz w:val="17"/>
-                <w:szCs w:val="17"/>
-              </w:rPr>
-              <w:t>Received: 0fd17b94c9576216ee0a47001e3fdbb1920a1f50</w:t>
-            </w:r>
-          </w:p>
-          <w:p>
-            <w:r>
-              <w:rPr>
-                <w:rFonts w:ascii="Consolas" w:hAnsi="Consolas" w:cs="Consolas"/>
-                <w:color w:val="1F1F1F"/>
-                <w:sz w:val="17"/>
-                <w:szCs w:val="17"/>
-              </w:rPr>
-              <w:t>Computed: 106b572c38133fff8835b5165f4d092b9042db0e</w:t>
-            </w:r>
-          </w:p>
-          <w:p>
-            <w:r>
-              <w:rPr>
-                <w:rFonts w:ascii="Consolas" w:hAnsi="Consolas" w:cs="Consolas"/>
-                <w:color w:val="1F1F1F"/>
-                <w:sz w:val="17"/>
-                <w:szCs w:val="17"/>
-              </w:rPr>
-              <w:t>Integrity: FAIL</w:t>
+              <w:t xml:space="preserve">Received: Hpehgghg   Decrypted: Embedded</w:t>
             </w:r>
           </w:p>
         </w:tc>
@@ -9338,28 +5994,52 @@
     </w:tbl>
     <w:p>
       <w:pPr>
-        <w:spacing w:after="120"/>
-        <w:rPr>
-          <w:sz w:val="8"/>
-        </w:rPr>
-      </w:pPr>
-    </w:p>
-    <w:p>
-      <w:pPr>
-        <w:spacing w:after="120" w:line="264" w:lineRule="auto"/>
-      </w:pPr>
-      <w:r>
-        <w:t xml:space="preserve">Only </w:t>
-      </w:r>
+        <w:spacing w:after="0" w:line="264" w:lineRule="auto"/>
+      </w:pPr>
+    </w:p>
+    <w:p>
+      <w:pPr>
+        <w:pStyle w:val="Heading3"/>
+        <w:keepNext/>
+        <w:spacing w:before="180" w:after="60"/>
+      </w:pPr>
       <w:r>
         <w:rPr>
           <w:b/>
           <w:bCs/>
         </w:rPr>
-        <w:t>one bit</w:t>
-      </w:r>
-      <w:r>
-        <w:t xml:space="preserve"> of one character changed. How many of the 40 hex characters of the two hashes are different?</w:t>
+        <w:t>3b  The wrong key</w:t>
+      </w:r>
+    </w:p>
+    <w:p>
+      <w:pPr>
+        <w:spacing w:after="120" w:line="264" w:lineRule="auto"/>
+      </w:pPr>
+      <w:r>
+        <w:t xml:space="preserve">Change </w:t>
+      </w:r>
+      <w:r>
+        <w:rPr>
+          <w:rFonts w:ascii="Consolas" w:hAnsi="Consolas" w:cs="Consolas"/>
+          <w:color w:val="C7254E"/>
+          <w:sz w:val="20"/>
+          <w:szCs w:val="20"/>
+          <w:shd w:val="clear" w:color="auto" w:fill="F4F4F4"/>
+        </w:rPr>
+        <w:t xml:space="preserve">SHIFT</w:t>
+      </w:r>
+      <w:r>
+        <w:t xml:space="preserve"> to 4 in the </w:t>
+      </w:r>
+      <w:r>
+        <w:rPr>
+          <w:b/>
+          <w:bCs/>
+        </w:rPr>
+        <w:t xml:space="preserve">receiver only</w:t>
+      </w:r>
+      <w:r>
+        <w:t xml:space="preserve"> and upload it again. What does Board B show for Hello? Why must both boards use the same key? Put it back to 3 afterwards.</w:t>
       </w:r>
     </w:p>
     <w:tbl>
@@ -9403,8 +6083,14 @@
                 <w:sz w:val="18"/>
                 <w:szCs w:val="18"/>
               </w:rPr>
+              <w:lastRenderedPageBreak/>
               <w:t>Your answer:</w:t>
             </w:r>
+          </w:p>
+          <w:p>
+            <w:pPr>
+              <w:spacing w:after="200" w:line="264" w:lineRule="auto"/>
+            </w:pPr>
           </w:p>
           <w:p>
             <w:pPr>
@@ -9421,10 +6107,7 @@
     </w:tbl>
     <w:p>
       <w:pPr>
-        <w:spacing w:after="120"/>
-        <w:rPr>
-          <w:sz w:val="8"/>
-        </w:rPr>
+        <w:spacing w:after="0" w:line="264" w:lineRule="auto"/>
       </w:pPr>
     </w:p>
     <w:p>
@@ -9438,69 +6121,23 @@
           <w:b/>
           <w:bCs/>
         </w:rPr>
-        <w:t>3c  Questions</w:t>
-      </w:r>
-    </w:p>
-    <w:p>
-      <w:pPr>
-        <w:pStyle w:val="ListParagraph"/>
-        <w:numPr>
-          <w:ilvl w:val="0"/>
-          <w:numId w:val="6"/>
-        </w:numPr>
+        <w:t>3c  By hand</w:t>
+      </w:r>
+    </w:p>
+    <w:p>
+      <w:pPr>
         <w:spacing w:after="60" w:line="264" w:lineRule="auto"/>
       </w:pPr>
       <w:r>
-        <w:t xml:space="preserve">The message </w:t>
-      </w:r>
-      <w:r>
-        <w:rPr>
-          <w:rFonts w:ascii="Consolas" w:hAnsi="Consolas" w:cs="Consolas"/>
-          <w:color w:val="C7254E"/>
-          <w:sz w:val="20"/>
-          <w:szCs w:val="20"/>
-          <w:shd w:val="clear" w:color="auto" w:fill="F4F4F4"/>
-        </w:rPr>
-        <w:t>Testing</w:t>
-      </w:r>
-      <w:r>
-        <w:t xml:space="preserve"> is 7 bytes, but the frame is 49 bytes. What percentage of the link’s capacity is spent on the hash? When would a smaller check, such as a checksum or CRC-8, be a better choice?</w:t>
-      </w:r>
-    </w:p>
-    <w:p>
-      <w:pPr>
-        <w:pStyle w:val="ListParagraph"/>
-        <w:numPr>
-          <w:ilvl w:val="0"/>
-          <w:numId w:val="6"/>
-        </w:numPr>
-        <w:spacing w:after="60" w:line="264" w:lineRule="auto"/>
-      </w:pPr>
-      <w:r>
-        <w:t xml:space="preserve">If the corruption hits the </w:t>
-      </w:r>
-      <w:r>
-        <w:rPr>
-          <w:b/>
-          <w:bCs/>
-        </w:rPr>
-        <w:t>hash</w:t>
-      </w:r>
-      <w:r>
-        <w:t xml:space="preserve"> instead of the message, what does the receiver report? Is that the right outcome?</w:t>
-      </w:r>
-    </w:p>
-    <w:p>
-      <w:pPr>
-        <w:pStyle w:val="ListParagraph"/>
-        <w:numPr>
-          <w:ilvl w:val="0"/>
-          <w:numId w:val="6"/>
-        </w:numPr>
-        <w:spacing w:after="60" w:line="264" w:lineRule="auto"/>
-      </w:pPr>
-      <w:r>
-        <w:t>The receiver can detect errors but not fix them. How could the two boards use the second wire (B TX → A RX) so that a corrupted message gets sent again? (The extension below is one answer.)</w:t>
+        <w:t xml:space="preserve">1. Encrypt the word Zebra with a shift of 3. Which letter has to wrap round to the start of the alphabet?</w:t>
+      </w:r>
+    </w:p>
+    <w:p>
+      <w:pPr>
+        <w:spacing w:after="120" w:line="264" w:lineRule="auto"/>
+      </w:pPr>
+      <w:r>
+        <w:t xml:space="preserve">2. Decrypt Pdwkv (shift 3).</w:t>
       </w:r>
     </w:p>
     <w:tbl>
@@ -9563,25 +6200,12 @@
               <w:spacing w:after="200" w:line="264" w:lineRule="auto"/>
             </w:pPr>
           </w:p>
-          <w:p>
-            <w:pPr>
-              <w:spacing w:after="200" w:line="264" w:lineRule="auto"/>
-            </w:pPr>
-          </w:p>
-          <w:p>
-            <w:pPr>
-              <w:spacing w:after="200" w:line="264" w:lineRule="auto"/>
-            </w:pPr>
-          </w:p>
         </w:tc>
       </w:tr>
     </w:tbl>
     <w:p>
       <w:pPr>
-        <w:spacing w:after="120"/>
-        <w:rPr>
-          <w:sz w:val="8"/>
-        </w:rPr>
+        <w:spacing w:after="0" w:line="264" w:lineRule="auto"/>
       </w:pPr>
     </w:p>
     <w:p>
@@ -9595,7 +6219,23 @@
           <w:b/>
           <w:bCs/>
         </w:rPr>
-        <w:t>3d  Make the result stand out on your display</w:t>
+        <w:t>3d  Is it secure?</w:t>
+      </w:r>
+    </w:p>
+    <w:p>
+      <w:pPr>
+        <w:spacing w:after="60" w:line="264" w:lineRule="auto"/>
+      </w:pPr>
+      <w:r>
+        <w:t xml:space="preserve">1. How many different keys can a Caesar cipher have?</w:t>
+      </w:r>
+    </w:p>
+    <w:p>
+      <w:pPr>
+        <w:spacing w:after="60" w:line="264" w:lineRule="auto"/>
+      </w:pPr>
+      <w:r>
+        <w:t xml:space="preserve">2. Someone listening on the wire sees Wkh grru frgh lv 1234. How could they read it without knowing the key?</w:t>
       </w:r>
     </w:p>
     <w:p>
@@ -9603,376 +6243,7 @@
         <w:spacing w:after="120" w:line="264" w:lineRule="auto"/>
       </w:pPr>
       <w:r>
-        <w:t xml:space="preserve">Do the part for </w:t>
-      </w:r>
-      <w:r>
-        <w:rPr>
-          <w:b/>
-          <w:bCs/>
-        </w:rPr>
-        <w:t xml:space="preserve">your</w:t>
-      </w:r>
-      <w:r>
-        <w:t xml:space="preserve"> display. Work in a copy of </w:t>
-      </w:r>
-      <w:r>
-        <w:rPr>
-          <w:rFonts w:ascii="Consolas" w:hAnsi="Consolas" w:cs="Consolas"/>
-          <w:color w:val="C7254E"/>
-          <w:sz w:val="20"/>
-          <w:szCs w:val="20"/>
-          <w:shd w:val="clear" w:color="auto" w:fill="F4F4F4"/>
-        </w:rPr>
-        <w:t xml:space="preserve">Task3_Receiver</w:t>
-      </w:r>
-      <w:r>
-        <w:t xml:space="preserve"> (File → Save As…) so the original still works.</w:t>
-      </w:r>
-    </w:p>
-    <w:p>
-      <w:pPr>
-        <w:keepNext/>
-        <w:spacing w:after="60" w:line="264" w:lineRule="auto"/>
-      </w:pPr>
-      <w:r>
-        <w:rPr>
-          <w:b/>
-          <w:bCs/>
-        </w:rPr>
-        <w:t xml:space="preserve">I2C backpack LCD: tick and cross.</w:t>
-      </w:r>
-      <w:r>
-        <w:t xml:space="preserve"> The LCD lets you design up to eight characters of your own. Each one is 5 pixels wide and 8 rows high, stored as 8 numbers (one per row), where each 1 bit is a lit pixel, e.g. 0b00011.</w:t>
-      </w:r>
-    </w:p>
-    <w:p>
-      <w:pPr>
-        <w:pStyle w:val="ListParagraph"/>
-        <w:numPr>
-          <w:ilvl w:val="0"/>
-          <w:numId w:val="1"/>
-        </w:numPr>
-        <w:spacing w:after="60" w:line="264" w:lineRule="auto"/>
-      </w:pPr>
-      <w:r>
-        <w:t xml:space="preserve">Draw a tick and a cross on a 5 × 8 grid. Above </w:t>
-      </w:r>
-      <w:r>
-        <w:rPr>
-          <w:rFonts w:ascii="Consolas" w:hAnsi="Consolas" w:cs="Consolas"/>
-          <w:color w:val="C7254E"/>
-          <w:sz w:val="20"/>
-          <w:szCs w:val="20"/>
-          <w:shd w:val="clear" w:color="auto" w:fill="F4F4F4"/>
-        </w:rPr>
-        <w:t xml:space="preserve">setup()</w:t>
-      </w:r>
-      <w:r>
-        <w:t xml:space="preserve">, write each one as an array of 8 numbers: </w:t>
-      </w:r>
-      <w:r>
-        <w:rPr>
-          <w:rFonts w:ascii="Consolas" w:hAnsi="Consolas" w:cs="Consolas"/>
-          <w:color w:val="C7254E"/>
-          <w:sz w:val="20"/>
-          <w:szCs w:val="20"/>
-          <w:shd w:val="clear" w:color="auto" w:fill="F4F4F4"/>
-        </w:rPr>
-        <w:t xml:space="preserve">uint8_t tick[8]</w:t>
-      </w:r>
-      <w:r>
-        <w:t xml:space="preserve"> and </w:t>
-      </w:r>
-      <w:r>
-        <w:rPr>
-          <w:rFonts w:ascii="Consolas" w:hAnsi="Consolas" w:cs="Consolas"/>
-          <w:color w:val="C7254E"/>
-          <w:sz w:val="20"/>
-          <w:szCs w:val="20"/>
-          <w:shd w:val="clear" w:color="auto" w:fill="F4F4F4"/>
-        </w:rPr>
-        <w:t xml:space="preserve">uint8_t cross[8]</w:t>
-      </w:r>
-      <w:r>
-        <w:t xml:space="preserve">.</w:t>
-      </w:r>
-    </w:p>
-    <w:p>
-      <w:pPr>
-        <w:pStyle w:val="ListParagraph"/>
-        <w:numPr>
-          <w:ilvl w:val="0"/>
-          <w:numId w:val="1"/>
-        </w:numPr>
-        <w:spacing w:after="60" w:line="264" w:lineRule="auto"/>
-      </w:pPr>
-      <w:r>
-        <w:t xml:space="preserve">In </w:t>
-      </w:r>
-      <w:r>
-        <w:rPr>
-          <w:rFonts w:ascii="Consolas" w:hAnsi="Consolas" w:cs="Consolas"/>
-          <w:color w:val="C7254E"/>
-          <w:sz w:val="20"/>
-          <w:szCs w:val="20"/>
-          <w:shd w:val="clear" w:color="auto" w:fill="F4F4F4"/>
-        </w:rPr>
-        <w:t xml:space="preserve">setup()</w:t>
-      </w:r>
-      <w:r>
-        <w:t xml:space="preserve">, after </w:t>
-      </w:r>
-      <w:r>
-        <w:rPr>
-          <w:rFonts w:ascii="Consolas" w:hAnsi="Consolas" w:cs="Consolas"/>
-          <w:color w:val="C7254E"/>
-          <w:sz w:val="20"/>
-          <w:szCs w:val="20"/>
-          <w:shd w:val="clear" w:color="auto" w:fill="F4F4F4"/>
-        </w:rPr>
-        <w:t xml:space="preserve">lcd.init()</w:t>
-      </w:r>
-      <w:r>
-        <w:t xml:space="preserve">, save them in the LCD with </w:t>
-      </w:r>
-      <w:r>
-        <w:rPr>
-          <w:rFonts w:ascii="Consolas" w:hAnsi="Consolas" w:cs="Consolas"/>
-          <w:color w:val="C7254E"/>
-          <w:sz w:val="20"/>
-          <w:szCs w:val="20"/>
-          <w:shd w:val="clear" w:color="auto" w:fill="F4F4F4"/>
-        </w:rPr>
-        <w:t xml:space="preserve">lcd.createChar(0, tick)</w:t>
-      </w:r>
-      <w:r>
-        <w:t xml:space="preserve"> and </w:t>
-      </w:r>
-      <w:r>
-        <w:rPr>
-          <w:rFonts w:ascii="Consolas" w:hAnsi="Consolas" w:cs="Consolas"/>
-          <w:color w:val="C7254E"/>
-          <w:sz w:val="20"/>
-          <w:szCs w:val="20"/>
-          <w:shd w:val="clear" w:color="auto" w:fill="F4F4F4"/>
-        </w:rPr>
-        <w:t xml:space="preserve">lcd.createChar(1, cross)</w:t>
-      </w:r>
-      <w:r>
-        <w:t xml:space="preserve">, then call </w:t>
-      </w:r>
-      <w:r>
-        <w:rPr>
-          <w:rFonts w:ascii="Consolas" w:hAnsi="Consolas" w:cs="Consolas"/>
-          <w:color w:val="C7254E"/>
-          <w:sz w:val="20"/>
-          <w:szCs w:val="20"/>
-          <w:shd w:val="clear" w:color="auto" w:fill="F4F4F4"/>
-        </w:rPr>
-        <w:t xml:space="preserve">lcd.clear()</w:t>
-      </w:r>
-      <w:r>
-        <w:t xml:space="preserve">.</w:t>
-      </w:r>
-    </w:p>
-    <w:p>
-      <w:pPr>
-        <w:pStyle w:val="ListParagraph"/>
-        <w:numPr>
-          <w:ilvl w:val="0"/>
-          <w:numId w:val="1"/>
-        </w:numPr>
-        <w:spacing w:after="60" w:line="264" w:lineRule="auto"/>
-      </w:pPr>
-      <w:r>
-        <w:t xml:space="preserve">At the end of </w:t>
-      </w:r>
-      <w:r>
-        <w:rPr>
-          <w:rFonts w:ascii="Consolas" w:hAnsi="Consolas" w:cs="Consolas"/>
-          <w:color w:val="C7254E"/>
-          <w:sz w:val="20"/>
-          <w:szCs w:val="20"/>
-          <w:shd w:val="clear" w:color="auto" w:fill="F4F4F4"/>
-        </w:rPr>
-        <w:t xml:space="preserve">handleFrame()</w:t>
-      </w:r>
-      <w:r>
-        <w:t xml:space="preserve">, move to the bottom-right corner with </w:t>
-      </w:r>
-      <w:r>
-        <w:rPr>
-          <w:rFonts w:ascii="Consolas" w:hAnsi="Consolas" w:cs="Consolas"/>
-          <w:color w:val="C7254E"/>
-          <w:sz w:val="20"/>
-          <w:szCs w:val="20"/>
-          <w:shd w:val="clear" w:color="auto" w:fill="F4F4F4"/>
-        </w:rPr>
-        <w:t xml:space="preserve">lcd.setCursor(15, 1)</w:t>
-      </w:r>
-      <w:r>
-        <w:t xml:space="preserve"> and show character 0 for OK or 1 for FAIL, using </w:t>
-      </w:r>
-      <w:r>
-        <w:rPr>
-          <w:rFonts w:ascii="Consolas" w:hAnsi="Consolas" w:cs="Consolas"/>
-          <w:color w:val="C7254E"/>
-          <w:sz w:val="20"/>
-          <w:szCs w:val="20"/>
-          <w:shd w:val="clear" w:color="auto" w:fill="F4F4F4"/>
-        </w:rPr>
-        <w:t xml:space="preserve">lcd.write((uint8_t)0)</w:t>
-      </w:r>
-      <w:r>
-        <w:t xml:space="preserve"> or </w:t>
-      </w:r>
-      <w:r>
-        <w:rPr>
-          <w:rFonts w:ascii="Consolas" w:hAnsi="Consolas" w:cs="Consolas"/>
-          <w:color w:val="C7254E"/>
-          <w:sz w:val="20"/>
-          <w:szCs w:val="20"/>
-          <w:shd w:val="clear" w:color="auto" w:fill="F4F4F4"/>
-        </w:rPr>
-        <w:t xml:space="preserve">lcd.write((uint8_t)1)</w:t>
-      </w:r>
-      <w:r>
-        <w:t xml:space="preserve">.</w:t>
-      </w:r>
-    </w:p>
-    <w:p>
-      <w:pPr>
-        <w:pStyle w:val="ListParagraph"/>
-        <w:numPr>
-          <w:ilvl w:val="0"/>
-          <w:numId w:val="1"/>
-        </w:numPr>
-        <w:spacing w:after="60" w:line="264" w:lineRule="auto"/>
-      </w:pPr>
-      <w:r>
-        <w:t xml:space="preserve">Question: the LCD stores each custom character as 8 bytes. Why do you think there is only room for eight of them?</w:t>
-      </w:r>
-    </w:p>
-    <w:p>
-      <w:pPr>
-        <w:keepNext/>
-        <w:spacing w:after="60" w:line="264" w:lineRule="auto"/>
-      </w:pPr>
-      <w:r>
-        <w:rPr>
-          <w:b/>
-          <w:bCs/>
-        </w:rPr>
-        <w:t xml:space="preserve">Adafruit RGB LCD shield: colour-coded result.</w:t>
-      </w:r>
-      <w:r>
-        <w:t xml:space="preserve"> The backlight is made of a red, a green and a blue LED, and </w:t>
-      </w:r>
-      <w:r>
-        <w:rPr>
-          <w:rFonts w:ascii="Consolas" w:hAnsi="Consolas" w:cs="Consolas"/>
-          <w:color w:val="C7254E"/>
-          <w:sz w:val="20"/>
-          <w:szCs w:val="20"/>
-          <w:shd w:val="clear" w:color="auto" w:fill="F4F4F4"/>
-        </w:rPr>
-        <w:t xml:space="preserve">lcd.setBacklight()</w:t>
-      </w:r>
-      <w:r>
-        <w:t xml:space="preserve"> takes a 3-bit number: bit 0 is red, bit 1 is green and bit 2 is blue. The colour names (RED, GREEN, …) are already defined near the top of the sketch.</w:t>
-      </w:r>
-    </w:p>
-    <w:p>
-      <w:pPr>
-        <w:pStyle w:val="ListParagraph"/>
-        <w:numPr>
-          <w:ilvl w:val="0"/>
-          <w:numId w:val="1"/>
-        </w:numPr>
-        <w:spacing w:after="60" w:line="264" w:lineRule="auto"/>
-      </w:pPr>
-      <w:r>
-        <w:t xml:space="preserve">At the end of </w:t>
-      </w:r>
-      <w:r>
-        <w:rPr>
-          <w:rFonts w:ascii="Consolas" w:hAnsi="Consolas" w:cs="Consolas"/>
-          <w:color w:val="C7254E"/>
-          <w:sz w:val="20"/>
-          <w:szCs w:val="20"/>
-          <w:shd w:val="clear" w:color="auto" w:fill="F4F4F4"/>
-        </w:rPr>
-        <w:t xml:space="preserve">handleFrame()</w:t>
-      </w:r>
-      <w:r>
-        <w:t xml:space="preserve">, call </w:t>
-      </w:r>
-      <w:r>
-        <w:rPr>
-          <w:rFonts w:ascii="Consolas" w:hAnsi="Consolas" w:cs="Consolas"/>
-          <w:color w:val="C7254E"/>
-          <w:sz w:val="20"/>
-          <w:szCs w:val="20"/>
-          <w:shd w:val="clear" w:color="auto" w:fill="F4F4F4"/>
-        </w:rPr>
-        <w:t xml:space="preserve">lcd.setBacklight(GREEN)</w:t>
-      </w:r>
-      <w:r>
-        <w:t xml:space="preserve"> when the hashes match and </w:t>
-      </w:r>
-      <w:r>
-        <w:rPr>
-          <w:rFonts w:ascii="Consolas" w:hAnsi="Consolas" w:cs="Consolas"/>
-          <w:color w:val="C7254E"/>
-          <w:sz w:val="20"/>
-          <w:szCs w:val="20"/>
-          <w:shd w:val="clear" w:color="auto" w:fill="F4F4F4"/>
-        </w:rPr>
-        <w:t xml:space="preserve">lcd.setBacklight(RED)</w:t>
-      </w:r>
-      <w:r>
-        <w:t xml:space="preserve"> when they don’t.</w:t>
-      </w:r>
-    </w:p>
-    <w:p>
-      <w:pPr>
-        <w:pStyle w:val="ListParagraph"/>
-        <w:numPr>
-          <w:ilvl w:val="0"/>
-          <w:numId w:val="1"/>
-        </w:numPr>
-        <w:spacing w:after="60" w:line="264" w:lineRule="auto"/>
-      </w:pPr>
-      <w:r>
-        <w:t xml:space="preserve">Run it and tap the tamper button on Board A: the screen should turn red for the corrupted frame, then green again.</w:t>
-      </w:r>
-    </w:p>
-    <w:p>
-      <w:pPr>
-        <w:pStyle w:val="ListParagraph"/>
-        <w:numPr>
-          <w:ilvl w:val="0"/>
-          <w:numId w:val="1"/>
-        </w:numPr>
-        <w:spacing w:after="60" w:line="264" w:lineRule="auto"/>
-      </w:pPr>
-      <w:r>
-        <w:t xml:space="preserve">Question: which LEDs are on for YELLOW (0x3) and for WHITE (0x7)? Explain using the bits.</w:t>
-      </w:r>
-    </w:p>
-    <w:p>
-      <w:pPr>
-        <w:spacing w:after="60" w:line="264" w:lineRule="auto"/>
-      </w:pPr>
-      <w:r>
-        <w:rPr>
-          <w:b/>
-          <w:bCs/>
-        </w:rPr>
-        <w:t xml:space="preserve">(record)</w:t>
-      </w:r>
-      <w:r>
-        <w:t xml:space="preserve"> Take a photo of your display showing an OK and a FAIL result, and answer the question for your display.</w:t>
+        <w:t xml:space="preserve">3. Why is a Caesar cipher not used to protect real data?</w:t>
       </w:r>
     </w:p>
     <w:tbl>
@@ -10054,170 +6325,8 @@
           <w:b/>
           <w:bCs/>
         </w:rPr>
-        <w:t xml:space="preserve">5  Extension: acknowledgements (ACK/NACK)</w:t>
-      </w:r>
-    </w:p>
-    <w:p>
-      <w:pPr>
-        <w:spacing w:after="120" w:line="264" w:lineRule="auto"/>
-      </w:pPr>
-      <w:r>
-        <w:t xml:space="preserve">Detecting an error is only half the job: the message still needs to get through. In this extension Board B replies to every frame on the return wire (B D11 → A D10): </w:t>
-      </w:r>
-      <w:r>
-        <w:rPr>
-          <w:rFonts w:ascii="Consolas" w:hAnsi="Consolas" w:cs="Consolas"/>
-          <w:color w:val="C7254E"/>
-          <w:sz w:val="20"/>
-          <w:szCs w:val="20"/>
-          <w:shd w:val="clear" w:color="auto" w:fill="F4F4F4"/>
-        </w:rPr>
-        <w:t>ACK</w:t>
-      </w:r>
-      <w:r>
-        <w:t xml:space="preserve"> if the hash matched, </w:t>
-      </w:r>
-      <w:r>
-        <w:rPr>
-          <w:rFonts w:ascii="Consolas" w:hAnsi="Consolas" w:cs="Consolas"/>
-          <w:color w:val="C7254E"/>
-          <w:sz w:val="20"/>
-          <w:szCs w:val="20"/>
-          <w:shd w:val="clear" w:color="auto" w:fill="F4F4F4"/>
-        </w:rPr>
-        <w:t>NACK</w:t>
-      </w:r>
-      <w:r>
-        <w:t xml:space="preserve"> if it didn’t. Board A resends the same message after a </w:t>
-      </w:r>
-      <w:r>
-        <w:rPr>
-          <w:rFonts w:ascii="Consolas" w:hAnsi="Consolas" w:cs="Consolas"/>
-          <w:color w:val="C7254E"/>
-          <w:sz w:val="20"/>
-          <w:szCs w:val="20"/>
-          <w:shd w:val="clear" w:color="auto" w:fill="F4F4F4"/>
-        </w:rPr>
-        <w:t>NACK</w:t>
-      </w:r>
-      <w:r>
-        <w:t>, or if no reply arrives within 500 ms, and gives up after 5 retries. This is the same idea that TCP and many radio protocols use. The wiring is the same as Task 3.</w:t>
-      </w:r>
-    </w:p>
-    <w:p>
-      <w:pPr>
-        <w:pStyle w:val="Heading2"/>
-        <w:keepNext/>
-        <w:spacing w:before="240" w:after="80"/>
-      </w:pPr>
-      <w:r>
-        <w:rPr>
-          <w:b/>
-          <w:bCs/>
-        </w:rPr>
-        <w:t>Board A: sender with retries</w:t>
-      </w:r>
-    </w:p>
-    <w:tbl>
-      <w:tblPr>
-        <w:tblW w:w="9706" w:type="dxa"/>
-        <w:tblLayout w:type="fixed"/>
-        <w:tblLook w:val="04A0" w:firstRow="1" w:lastRow="0" w:firstColumn="1" w:lastColumn="0" w:noHBand="0" w:noVBand="1"/>
-      </w:tblPr>
-      <w:tblGrid>
-        <w:gridCol w:w="9706"/>
-      </w:tblGrid>
-      <w:tr>
-        <w:trPr>
-          <w:cantSplit/>
-        </w:trPr>
-        <w:tc>
-          <w:tcPr>
-            <w:tcW w:w="9706" w:type="dxa"/>
-            <w:tcBorders>
-              <w:top w:val="nil"/>
-              <w:left w:val="single" w:sz="24" w:space="0" w:color="2E7D32"/>
-              <w:bottom w:val="nil"/>
-              <w:right w:val="nil"/>
-            </w:tcBorders>
-            <w:shd w:val="clear" w:color="auto" w:fill="EAF5EA"/>
-            <w:tcMar>
-              <w:top w:w="100" w:type="dxa"/>
-              <w:left w:w="180" w:type="dxa"/>
-              <w:bottom w:w="60" w:type="dxa"/>
-              <w:right w:w="160" w:type="dxa"/>
-            </w:tcMar>
-          </w:tcPr>
-          <w:p>
-            <w:pPr>
-              <w:keepNext/>
-              <w:spacing w:after="60" w:line="264" w:lineRule="auto"/>
-            </w:pPr>
-            <w:r>
-              <w:rPr>
-                <w:b/>
-                <w:bCs/>
-                <w:color w:val="2E7D32"/>
-              </w:rPr>
-              <w:t xml:space="preserve">Sketch: Extension_Sender_ACK.ino</w:t>
-            </w:r>
-          </w:p>
-          <w:p>
-            <w:pPr>
-              <w:keepNext/>
-              <w:spacing w:after="60" w:line="264" w:lineRule="auto"/>
-            </w:pPr>
-            <w:r>
-              <w:t xml:space="preserve">Board A has no LCD, so this sketch is the same in both display folders. Open it from either one:</w:t>
-            </w:r>
-          </w:p>
-          <w:p>
-            <w:pPr>
-              <w:keepNext/>
-              <w:spacing w:after="60" w:line="264" w:lineRule="auto"/>
-            </w:pPr>
-            <w:r>
-              <w:t xml:space="preserve">I2C backpack LCD:   </w:t>
-            </w:r>
-            <w:r>
-              <w:rPr>
-                <w:rFonts w:ascii="Consolas" w:hAnsi="Consolas" w:cs="Consolas"/>
-                <w:color w:val="C7254E"/>
-                <w:sz w:val="20"/>
-                <w:szCs w:val="20"/>
-                <w:shd w:val="clear" w:color="auto" w:fill="F4F4F4"/>
-              </w:rPr>
-              <w:t xml:space="preserve">I2C_Backpack_LCD/Extension_Sender_ACK</w:t>
-            </w:r>
-          </w:p>
-          <w:p>
-            <w:pPr>
-              <w:spacing w:after="60" w:line="264" w:lineRule="auto"/>
-            </w:pPr>
-            <w:r>
-              <w:t xml:space="preserve">Adafruit RGB LCD shield:   </w:t>
-            </w:r>
-            <w:r>
-              <w:rPr>
-                <w:rFonts w:ascii="Consolas" w:hAnsi="Consolas" w:cs="Consolas"/>
-                <w:color w:val="C7254E"/>
-                <w:sz w:val="20"/>
-                <w:szCs w:val="20"/>
-                <w:shd w:val="clear" w:color="auto" w:fill="F4F4F4"/>
-              </w:rPr>
-              <w:t xml:space="preserve">Adafruit_RGB_LCD_Shield/Extension_Sender_ACK</w:t>
-            </w:r>
-          </w:p>
-        </w:tc>
-      </w:tr>
-    </w:tbl>
-    <w:p>
-      <w:pPr>
-        <w:spacing w:after="120"/>
-        <w:rPr>
-          <w:sz w:val="8"/>
-        </w:rPr>
-      </w:pPr>
+        <w:t xml:space="preserve">5  Submission checklist</w:t>
+      </w:r>
     </w:p>
     <w:p>
       <w:pPr>
@@ -10229,79 +6338,7 @@
         <w:spacing w:after="60" w:line="264" w:lineRule="auto"/>
       </w:pPr>
       <w:r>
-        <w:rPr>
-          <w:b/>
-          <w:bCs/>
-        </w:rPr>
-        <w:t xml:space="preserve">A small state machine.</w:t>
-      </w:r>
-      <w:r>
-        <w:t xml:space="preserve"> The </w:t>
-      </w:r>
-      <w:r>
-        <w:rPr>
-          <w:rFonts w:ascii="Consolas" w:hAnsi="Consolas" w:cs="Consolas"/>
-          <w:color w:val="C7254E"/>
-          <w:sz w:val="20"/>
-          <w:szCs w:val="20"/>
-          <w:shd w:val="clear" w:color="auto" w:fill="F4F4F4"/>
-        </w:rPr>
-        <w:t xml:space="preserve">bool</w:t>
-      </w:r>
-      <w:r>
-        <w:t xml:space="preserve"> variable </w:t>
-      </w:r>
-      <w:r>
-        <w:rPr>
-          <w:rFonts w:ascii="Consolas" w:hAnsi="Consolas" w:cs="Consolas"/>
-          <w:color w:val="C7254E"/>
-          <w:sz w:val="20"/>
-          <w:szCs w:val="20"/>
-          <w:shd w:val="clear" w:color="auto" w:fill="F4F4F4"/>
-        </w:rPr>
-        <w:t xml:space="preserve">waitingForReply</w:t>
-      </w:r>
-      <w:r>
-        <w:t xml:space="preserve"> holds the state: </w:t>
-      </w:r>
-      <w:r>
-        <w:rPr>
-          <w:rFonts w:ascii="Consolas" w:hAnsi="Consolas" w:cs="Consolas"/>
-          <w:color w:val="C7254E"/>
-          <w:sz w:val="20"/>
-          <w:szCs w:val="20"/>
-          <w:shd w:val="clear" w:color="auto" w:fill="F4F4F4"/>
-        </w:rPr>
-        <w:t xml:space="preserve">false</w:t>
-      </w:r>
-      <w:r>
-        <w:t xml:space="preserve"> means idle (waiting until it is time to send the next message) and </w:t>
-      </w:r>
-      <w:r>
-        <w:rPr>
-          <w:rFonts w:ascii="Consolas" w:hAnsi="Consolas" w:cs="Consolas"/>
-          <w:color w:val="C7254E"/>
-          <w:sz w:val="20"/>
-          <w:szCs w:val="20"/>
-          <w:shd w:val="clear" w:color="auto" w:fill="F4F4F4"/>
-        </w:rPr>
-        <w:t xml:space="preserve">true</w:t>
-      </w:r>
-      <w:r>
-        <w:t xml:space="preserve"> means a frame is out and the sender is waiting for B’s answer. </w:t>
-      </w:r>
-      <w:r>
-        <w:rPr>
-          <w:rFonts w:ascii="Consolas" w:hAnsi="Consolas" w:cs="Consolas"/>
-          <w:color w:val="C7254E"/>
-          <w:sz w:val="20"/>
-          <w:szCs w:val="20"/>
-          <w:shd w:val="clear" w:color="auto" w:fill="F4F4F4"/>
-        </w:rPr>
-        <w:t xml:space="preserve">loop()</w:t>
-      </w:r>
-      <w:r>
-        <w:t xml:space="preserve"> never blocks: it checks the time, reads any reply characters, and checks the timeout, then returns.</w:t>
+        <w:t xml:space="preserve">Task 1: LCD photo and answers to 1b, 1c and 1d.</w:t>
       </w:r>
     </w:p>
     <w:p>
@@ -10314,30 +6351,7 @@
         <w:spacing w:after="60" w:line="264" w:lineRule="auto"/>
       </w:pPr>
       <w:r>
-        <w:rPr>
-          <w:rFonts w:ascii="Consolas" w:hAnsi="Consolas" w:cs="Consolas"/>
-          <w:color w:val="C7254E"/>
-          <w:sz w:val="20"/>
-          <w:szCs w:val="20"/>
-          <w:shd w:val="clear" w:color="auto" w:fill="F4F4F4"/>
-        </w:rPr>
-        <w:t>sendFrame()</w:t>
-      </w:r>
-      <w:r>
-        <w:t xml:space="preserve"> is the Task 3 send code moved into a function, so it can be called both for a new message and for a retry. It records </w:t>
-      </w:r>
-      <w:r>
-        <w:rPr>
-          <w:rFonts w:ascii="Consolas" w:hAnsi="Consolas" w:cs="Consolas"/>
-          <w:color w:val="C7254E"/>
-          <w:sz w:val="20"/>
-          <w:szCs w:val="20"/>
-          <w:shd w:val="clear" w:color="auto" w:fill="F4F4F4"/>
-        </w:rPr>
-        <w:t>sentAt</w:t>
-      </w:r>
-      <w:r>
-        <w:t xml:space="preserve"> to start the timeout.</w:t>
+        <w:t xml:space="preserve">Task 2: Serial Monitor output from both boards, the completed “break it” table, and answers to 2c.</w:t>
       </w:r>
     </w:p>
     <w:p>
@@ -10350,774 +6364,7 @@
         <w:spacing w:after="60" w:line="264" w:lineRule="auto"/>
       </w:pPr>
       <w:r>
-        <w:t xml:space="preserve">Replies are collected with the same line-buffer pattern, into a small </w:t>
-      </w:r>
-      <w:r>
-        <w:rPr>
-          <w:rFonts w:ascii="Consolas" w:hAnsi="Consolas" w:cs="Consolas"/>
-          <w:color w:val="C7254E"/>
-          <w:sz w:val="20"/>
-          <w:szCs w:val="20"/>
-          <w:shd w:val="clear" w:color="auto" w:fill="F4F4F4"/>
-        </w:rPr>
-        <w:t>reply[8]</w:t>
-      </w:r>
-      <w:r>
-        <w:t xml:space="preserve"> buffer.</w:t>
-      </w:r>
-    </w:p>
-    <w:p>
-      <w:pPr>
-        <w:pStyle w:val="ListParagraph"/>
-        <w:numPr>
-          <w:ilvl w:val="0"/>
-          <w:numId w:val="1"/>
-        </w:numPr>
-        <w:spacing w:after="60" w:line="264" w:lineRule="auto"/>
-      </w:pPr>
-      <w:r>
-        <w:rPr>
-          <w:rFonts w:ascii="Consolas" w:hAnsi="Consolas" w:cs="Consolas"/>
-          <w:color w:val="C7254E"/>
-          <w:sz w:val="20"/>
-          <w:szCs w:val="20"/>
-          <w:shd w:val="clear" w:color="auto" w:fill="F4F4F4"/>
-        </w:rPr>
-        <w:lastRenderedPageBreak/>
-        <w:t>handleReply()</w:t>
-      </w:r>
-      <w:r>
-        <w:t xml:space="preserve">: </w:t>
-      </w:r>
-      <w:r>
-        <w:rPr>
-          <w:rFonts w:ascii="Consolas" w:hAnsi="Consolas" w:cs="Consolas"/>
-          <w:color w:val="C7254E"/>
-          <w:sz w:val="20"/>
-          <w:szCs w:val="20"/>
-          <w:shd w:val="clear" w:color="auto" w:fill="F4F4F4"/>
-        </w:rPr>
-        <w:t>ACK</w:t>
-      </w:r>
-      <w:r>
-        <w:t xml:space="preserve"> means the message was delivered, so </w:t>
-      </w:r>
-      <w:r>
-        <w:rPr>
-          <w:rFonts w:ascii="Consolas" w:hAnsi="Consolas" w:cs="Consolas"/>
-          <w:color w:val="C7254E"/>
-          <w:sz w:val="20"/>
-          <w:szCs w:val="20"/>
-          <w:shd w:val="clear" w:color="auto" w:fill="F4F4F4"/>
-        </w:rPr>
-        <w:t>nextMessage()</w:t>
-      </w:r>
-      <w:r>
-        <w:t xml:space="preserve"> moves on. </w:t>
-      </w:r>
-      <w:r>
-        <w:rPr>
-          <w:rFonts w:ascii="Consolas" w:hAnsi="Consolas" w:cs="Consolas"/>
-          <w:color w:val="C7254E"/>
-          <w:sz w:val="20"/>
-          <w:szCs w:val="20"/>
-          <w:shd w:val="clear" w:color="auto" w:fill="F4F4F4"/>
-        </w:rPr>
-        <w:t>NACK</w:t>
-      </w:r>
-      <w:r>
-        <w:t xml:space="preserve"> calls </w:t>
-      </w:r>
-      <w:r>
-        <w:rPr>
-          <w:rFonts w:ascii="Consolas" w:hAnsi="Consolas" w:cs="Consolas"/>
-          <w:color w:val="C7254E"/>
-          <w:sz w:val="20"/>
-          <w:szCs w:val="20"/>
-          <w:shd w:val="clear" w:color="auto" w:fill="F4F4F4"/>
-        </w:rPr>
-        <w:t>retry()</w:t>
-      </w:r>
-      <w:r>
-        <w:t xml:space="preserve">, which resends the same message, or gives up after </w:t>
-      </w:r>
-      <w:r>
-        <w:rPr>
-          <w:rFonts w:ascii="Consolas" w:hAnsi="Consolas" w:cs="Consolas"/>
-          <w:color w:val="C7254E"/>
-          <w:sz w:val="20"/>
-          <w:szCs w:val="20"/>
-          <w:shd w:val="clear" w:color="auto" w:fill="F4F4F4"/>
-        </w:rPr>
-        <w:t>MAX_RETRIES</w:t>
-      </w:r>
-      <w:r>
-        <w:t xml:space="preserve"> so a permanent fault cannot lock the sender up forever.</w:t>
-      </w:r>
-    </w:p>
-    <w:p>
-      <w:pPr>
-        <w:pStyle w:val="ListParagraph"/>
-        <w:numPr>
-          <w:ilvl w:val="0"/>
-          <w:numId w:val="1"/>
-        </w:numPr>
-        <w:spacing w:after="60" w:line="264" w:lineRule="auto"/>
-      </w:pPr>
-      <w:r>
-        <w:t xml:space="preserve">A missing reply is treated like a </w:t>
-      </w:r>
-      <w:r>
-        <w:rPr>
-          <w:rFonts w:ascii="Consolas" w:hAnsi="Consolas" w:cs="Consolas"/>
-          <w:color w:val="C7254E"/>
-          <w:sz w:val="20"/>
-          <w:szCs w:val="20"/>
-          <w:shd w:val="clear" w:color="auto" w:fill="F4F4F4"/>
-        </w:rPr>
-        <w:t>NACK</w:t>
-      </w:r>
-      <w:r>
-        <w:t>. That covers the case where the frame, or the reply itself, was lost completely.</w:t>
-      </w:r>
-    </w:p>
-    <w:p>
-      <w:pPr>
-        <w:pStyle w:val="ListParagraph"/>
-        <w:numPr>
-          <w:ilvl w:val="0"/>
-          <w:numId w:val="1"/>
-        </w:numPr>
-        <w:spacing w:after="60" w:line="264" w:lineRule="auto"/>
-      </w:pPr>
-      <w:r>
-        <w:t xml:space="preserve">Here </w:t>
-      </w:r>
-      <w:r>
-        <w:rPr>
-          <w:rFonts w:ascii="Consolas" w:hAnsi="Consolas" w:cs="Consolas"/>
-          <w:color w:val="C7254E"/>
-          <w:sz w:val="20"/>
-          <w:szCs w:val="20"/>
-          <w:shd w:val="clear" w:color="auto" w:fill="F4F4F4"/>
-        </w:rPr>
-        <w:t>lastSend = millis()</w:t>
-      </w:r>
-      <w:r>
-        <w:t xml:space="preserve"> is used on purpose: the next message is scheduled 2 s after the previous one </w:t>
-      </w:r>
-      <w:r>
-        <w:rPr>
-          <w:i/>
-          <w:iCs/>
-        </w:rPr>
-        <w:t>finished</w:t>
-      </w:r>
-      <w:r>
-        <w:t>, however many retries it took.</w:t>
-      </w:r>
-    </w:p>
-    <w:p>
-      <w:pPr>
-        <w:spacing w:after="120"/>
-        <w:rPr>
-          <w:sz w:val="8"/>
-        </w:rPr>
-      </w:pPr>
-    </w:p>
-    <w:p>
-      <w:pPr>
-        <w:pStyle w:val="Heading2"/>
-        <w:keepNext/>
-        <w:spacing w:before="240" w:after="80"/>
-      </w:pPr>
-      <w:r>
-        <w:rPr>
-          <w:b/>
-          <w:bCs/>
-        </w:rPr>
-        <w:t>Board B: receiver with replies</w:t>
-      </w:r>
-    </w:p>
-    <w:tbl>
-      <w:tblPr>
-        <w:tblW w:w="9706" w:type="dxa"/>
-        <w:tblLayout w:type="fixed"/>
-        <w:tblLook w:val="04A0" w:firstRow="1" w:lastRow="0" w:firstColumn="1" w:lastColumn="0" w:noHBand="0" w:noVBand="1"/>
-      </w:tblPr>
-      <w:tblGrid>
-        <w:gridCol w:w="9706"/>
-      </w:tblGrid>
-      <w:tr>
-        <w:trPr>
-          <w:cantSplit/>
-        </w:trPr>
-        <w:tc>
-          <w:tcPr>
-            <w:tcW w:w="9706" w:type="dxa"/>
-            <w:tcBorders>
-              <w:top w:val="nil"/>
-              <w:left w:val="single" w:sz="24" w:space="0" w:color="2E7D32"/>
-              <w:bottom w:val="nil"/>
-              <w:right w:val="nil"/>
-            </w:tcBorders>
-            <w:shd w:val="clear" w:color="auto" w:fill="EAF5EA"/>
-            <w:tcMar>
-              <w:top w:w="100" w:type="dxa"/>
-              <w:left w:w="180" w:type="dxa"/>
-              <w:bottom w:w="60" w:type="dxa"/>
-              <w:right w:w="160" w:type="dxa"/>
-            </w:tcMar>
-          </w:tcPr>
-          <w:p>
-            <w:pPr>
-              <w:keepNext/>
-              <w:spacing w:after="60" w:line="264" w:lineRule="auto"/>
-            </w:pPr>
-            <w:r>
-              <w:rPr>
-                <w:b/>
-                <w:bCs/>
-                <w:color w:val="2E7D32"/>
-              </w:rPr>
-              <w:t xml:space="preserve">Sketch: Extension_Receiver_ACK.ino</w:t>
-            </w:r>
-          </w:p>
-          <w:p>
-            <w:pPr>
-              <w:keepNext/>
-              <w:spacing w:after="60" w:line="264" w:lineRule="auto"/>
-            </w:pPr>
-            <w:r>
-              <w:t xml:space="preserve">Open it from the folder for </w:t>
-            </w:r>
-            <w:r>
-              <w:rPr>
-                <w:b/>
-                <w:bCs/>
-              </w:rPr>
-              <w:t xml:space="preserve">your</w:t>
-            </w:r>
-            <w:r>
-              <w:t xml:space="preserve"> display:</w:t>
-            </w:r>
-          </w:p>
-          <w:p>
-            <w:pPr>
-              <w:keepNext/>
-              <w:spacing w:after="60" w:line="264" w:lineRule="auto"/>
-            </w:pPr>
-            <w:r>
-              <w:t xml:space="preserve">I2C backpack LCD:   </w:t>
-            </w:r>
-            <w:r>
-              <w:rPr>
-                <w:rFonts w:ascii="Consolas" w:hAnsi="Consolas" w:cs="Consolas"/>
-                <w:color w:val="C7254E"/>
-                <w:sz w:val="20"/>
-                <w:szCs w:val="20"/>
-                <w:shd w:val="clear" w:color="auto" w:fill="F4F4F4"/>
-              </w:rPr>
-              <w:t xml:space="preserve">I2C_Backpack_LCD/Extension_Receiver_ACK</w:t>
-            </w:r>
-          </w:p>
-          <w:p>
-            <w:pPr>
-              <w:keepNext/>
-              <w:spacing w:after="60" w:line="264" w:lineRule="auto"/>
-            </w:pPr>
-            <w:r>
-              <w:t xml:space="preserve">Adafruit RGB LCD shield:   </w:t>
-            </w:r>
-            <w:r>
-              <w:rPr>
-                <w:rFonts w:ascii="Consolas" w:hAnsi="Consolas" w:cs="Consolas"/>
-                <w:color w:val="C7254E"/>
-                <w:sz w:val="20"/>
-                <w:szCs w:val="20"/>
-                <w:shd w:val="clear" w:color="auto" w:fill="F4F4F4"/>
-              </w:rPr>
-              <w:t xml:space="preserve">Adafruit_RGB_LCD_Shield/Extension_Receiver_ACK</w:t>
-            </w:r>
-          </w:p>
-          <w:p>
-            <w:pPr>
-              <w:spacing w:after="60" w:line="264" w:lineRule="auto"/>
-            </w:pPr>
-            <w:r>
-              <w:t xml:space="preserve">The two versions are the same except for the lines that set up the LCD. Read the comments in the sketch as you go: they explain every step.</w:t>
-            </w:r>
-          </w:p>
-        </w:tc>
-      </w:tr>
-    </w:tbl>
-    <w:p>
-      <w:pPr>
-        <w:spacing w:after="120"/>
-        <w:rPr>
-          <w:sz w:val="8"/>
-        </w:rPr>
-      </w:pPr>
-    </w:p>
-    <w:p>
-      <w:pPr>
-        <w:spacing w:after="120" w:line="264" w:lineRule="auto"/>
-      </w:pPr>
-      <w:r>
-        <w:t xml:space="preserve">This is the Task 3 receiver with one addition: </w:t>
-      </w:r>
-      <w:r>
-        <w:rPr>
-          <w:rFonts w:ascii="Consolas" w:hAnsi="Consolas" w:cs="Consolas"/>
-          <w:color w:val="C7254E"/>
-          <w:sz w:val="20"/>
-          <w:szCs w:val="20"/>
-          <w:shd w:val="clear" w:color="auto" w:fill="F4F4F4"/>
-        </w:rPr>
-        <w:t>sendReply()</w:t>
-      </w:r>
-      <w:r>
-        <w:t xml:space="preserve"> sends </w:t>
-      </w:r>
-      <w:r>
-        <w:rPr>
-          <w:rFonts w:ascii="Consolas" w:hAnsi="Consolas" w:cs="Consolas"/>
-          <w:color w:val="C7254E"/>
-          <w:sz w:val="20"/>
-          <w:szCs w:val="20"/>
-          <w:shd w:val="clear" w:color="auto" w:fill="F4F4F4"/>
-        </w:rPr>
-        <w:t>ACK\n</w:t>
-      </w:r>
-      <w:r>
-        <w:t xml:space="preserve"> or </w:t>
-      </w:r>
-      <w:r>
-        <w:rPr>
-          <w:rFonts w:ascii="Consolas" w:hAnsi="Consolas" w:cs="Consolas"/>
-          <w:color w:val="C7254E"/>
-          <w:sz w:val="20"/>
-          <w:szCs w:val="20"/>
-          <w:shd w:val="clear" w:color="auto" w:fill="F4F4F4"/>
-        </w:rPr>
-        <w:t>NACK\n</w:t>
-      </w:r>
-      <w:r>
-        <w:t xml:space="preserve"> back to A. It is called for every frame, including bad or too-long frames, so the sender is never left waiting for a reply that will not come.</w:t>
-      </w:r>
-    </w:p>
-    <w:tbl>
-      <w:tblPr>
-        <w:tblW w:w="9706" w:type="dxa"/>
-        <w:tblLayout w:type="fixed"/>
-        <w:tblLook w:val="04A0" w:firstRow="1" w:lastRow="0" w:firstColumn="1" w:lastColumn="0" w:noHBand="0" w:noVBand="1"/>
-      </w:tblPr>
-      <w:tblGrid>
-        <w:gridCol w:w="9706"/>
-      </w:tblGrid>
-      <w:tr>
-        <w:trPr>
-          <w:cantSplit/>
-        </w:trPr>
-        <w:tc>
-          <w:tcPr>
-            <w:tcW w:w="9706" w:type="dxa"/>
-            <w:tcBorders>
-              <w:top w:val="nil"/>
-              <w:left w:val="single" w:sz="24" w:space="0" w:color="2E74B5"/>
-              <w:bottom w:val="nil"/>
-              <w:right w:val="nil"/>
-            </w:tcBorders>
-            <w:shd w:val="clear" w:color="auto" w:fill="EAF2FB"/>
-            <w:tcMar>
-              <w:top w:w="100" w:type="dxa"/>
-              <w:left w:w="180" w:type="dxa"/>
-              <w:bottom w:w="60" w:type="dxa"/>
-              <w:right w:w="160" w:type="dxa"/>
-            </w:tcMar>
-          </w:tcPr>
-          <w:p>
-            <w:pPr>
-              <w:keepNext/>
-              <w:spacing w:after="60" w:line="264" w:lineRule="auto"/>
-            </w:pPr>
-            <w:r>
-              <w:rPr>
-                <w:b/>
-                <w:bCs/>
-                <w:color w:val="2E74B5"/>
-              </w:rPr>
-              <w:t>Why SoftwareSerial still works here</w:t>
-            </w:r>
-          </w:p>
-          <w:p>
-            <w:pPr>
-              <w:spacing w:after="60" w:line="264" w:lineRule="auto"/>
-            </w:pPr>
-            <w:r>
-              <w:t>A SoftwareSerial port cannot receive while it is transmitting. That is fine here because the two boards take turns: A only listens after it has finished sending a frame, and B only replies after it has received the whole frame.</w:t>
-            </w:r>
-          </w:p>
-        </w:tc>
-      </w:tr>
-    </w:tbl>
-    <w:p>
-      <w:pPr>
-        <w:spacing w:after="120"/>
-        <w:rPr>
-          <w:sz w:val="8"/>
-        </w:rPr>
-      </w:pPr>
-    </w:p>
-    <w:p>
-      <w:pPr>
-        <w:pStyle w:val="Heading2"/>
-        <w:keepNext/>
-        <w:spacing w:before="240" w:after="80"/>
-      </w:pPr>
-      <w:r>
-        <w:rPr>
-          <w:b/>
-          <w:bCs/>
-        </w:rPr>
-        <w:t>Extension exercises</w:t>
-      </w:r>
-    </w:p>
-    <w:p>
-      <w:pPr>
-        <w:pStyle w:val="Heading3"/>
-        <w:keepNext/>
-        <w:spacing w:before="180" w:after="60"/>
-      </w:pPr>
-      <w:r>
-        <w:rPr>
-          <w:b/>
-          <w:bCs/>
-        </w:rPr>
-        <w:t>E1  Run it</w:t>
-      </w:r>
-    </w:p>
-    <w:p>
-      <w:pPr>
-        <w:spacing w:after="120" w:line="264" w:lineRule="auto"/>
-      </w:pPr>
-      <w:r>
-        <w:t xml:space="preserve">Upload both sketches. </w:t>
-      </w:r>
-      <w:r>
-        <w:rPr>
-          <w:b/>
-          <w:bCs/>
-        </w:rPr>
-        <w:t>(record)</w:t>
-      </w:r>
-      <w:r>
-        <w:t xml:space="preserve"> Tap the button briefly so that one or two frames are corrupted, and paste Board A’s output. You should see a retry succeed:</w:t>
-      </w:r>
-    </w:p>
-    <w:p>
-      <w:pPr>
-        <w:keepNext/>
-        <w:spacing w:after="40" w:line="264" w:lineRule="auto"/>
-      </w:pPr>
-      <w:r>
-        <w:rPr>
-          <w:b/>
-          <w:bCs/>
-          <w:color w:val="595959"/>
-          <w:sz w:val="18"/>
-          <w:szCs w:val="18"/>
-        </w:rPr>
-        <w:t>Board A Serial Monitor</w:t>
-      </w:r>
-    </w:p>
-    <w:tbl>
-      <w:tblPr>
-        <w:tblW w:w="9706" w:type="dxa"/>
-        <w:tblBorders>
-          <w:top w:val="single" w:sz="4" w:space="0" w:color="BFBFBF"/>
-          <w:left w:val="single" w:sz="4" w:space="0" w:color="BFBFBF"/>
-          <w:bottom w:val="single" w:sz="4" w:space="0" w:color="BFBFBF"/>
-          <w:right w:val="single" w:sz="4" w:space="0" w:color="BFBFBF"/>
-        </w:tblBorders>
-        <w:tblLayout w:type="fixed"/>
-        <w:tblLook w:val="04A0" w:firstRow="1" w:lastRow="0" w:firstColumn="1" w:lastColumn="0" w:noHBand="0" w:noVBand="1"/>
-      </w:tblPr>
-      <w:tblGrid>
-        <w:gridCol w:w="9706"/>
-      </w:tblGrid>
-      <w:tr>
-        <w:trPr>
-          <w:cantSplit/>
-        </w:trPr>
-        <w:tc>
-          <w:tcPr>
-            <w:tcW w:w="9706" w:type="dxa"/>
-            <w:shd w:val="clear" w:color="auto" w:fill="F2F2F2"/>
-            <w:tcMar>
-              <w:top w:w="100" w:type="dxa"/>
-              <w:left w:w="160" w:type="dxa"/>
-              <w:bottom w:w="100" w:type="dxa"/>
-              <w:right w:w="160" w:type="dxa"/>
-            </w:tcMar>
-          </w:tcPr>
-          <w:p>
-            <w:r>
-              <w:rPr>
-                <w:rFonts w:ascii="Consolas" w:hAnsi="Consolas" w:cs="Consolas"/>
-                <w:color w:val="1F1F1F"/>
-                <w:sz w:val="17"/>
-                <w:szCs w:val="17"/>
-              </w:rPr>
-              <w:t>Sent: Testing</w:t>
-            </w:r>
-          </w:p>
-          <w:p>
-            <w:r>
-              <w:rPr>
-                <w:rFonts w:ascii="Consolas" w:hAnsi="Consolas" w:cs="Consolas"/>
-                <w:color w:val="1F1F1F"/>
-                <w:sz w:val="17"/>
-                <w:szCs w:val="17"/>
-              </w:rPr>
-              <w:t xml:space="preserve">  ACK</w:t>
-            </w:r>
-          </w:p>
-          <w:p>
-            <w:r>
-              <w:rPr>
-                <w:rFonts w:ascii="Consolas" w:hAnsi="Consolas" w:cs="Consolas"/>
-                <w:color w:val="1F1F1F"/>
-                <w:sz w:val="17"/>
-                <w:szCs w:val="17"/>
-              </w:rPr>
-              <w:t>Sent (TAMPERED): Dmbedded</w:t>
-            </w:r>
-          </w:p>
-          <w:p>
-            <w:r>
-              <w:rPr>
-                <w:rFonts w:ascii="Consolas" w:hAnsi="Consolas" w:cs="Consolas"/>
-                <w:color w:val="1F1F1F"/>
-                <w:sz w:val="17"/>
-                <w:szCs w:val="17"/>
-              </w:rPr>
-              <w:t xml:space="preserve">  NACK</w:t>
-            </w:r>
-          </w:p>
-          <w:p>
-            <w:r>
-              <w:rPr>
-                <w:rFonts w:ascii="Consolas" w:hAnsi="Consolas" w:cs="Consolas"/>
-                <w:color w:val="1F1F1F"/>
-                <w:sz w:val="17"/>
-                <w:szCs w:val="17"/>
-              </w:rPr>
-              <w:t xml:space="preserve">  Retry 1</w:t>
-            </w:r>
-          </w:p>
-          <w:p>
-            <w:r>
-              <w:rPr>
-                <w:rFonts w:ascii="Consolas" w:hAnsi="Consolas" w:cs="Consolas"/>
-                <w:color w:val="1F1F1F"/>
-                <w:sz w:val="17"/>
-                <w:szCs w:val="17"/>
-              </w:rPr>
-              <w:t>Sent: Embedded</w:t>
-            </w:r>
-          </w:p>
-          <w:p>
-            <w:r>
-              <w:rPr>
-                <w:rFonts w:ascii="Consolas" w:hAnsi="Consolas" w:cs="Consolas"/>
-                <w:color w:val="1F1F1F"/>
-                <w:sz w:val="17"/>
-                <w:szCs w:val="17"/>
-              </w:rPr>
-              <w:t xml:space="preserve">  ACK after 1 retries</w:t>
-            </w:r>
-          </w:p>
-        </w:tc>
-      </w:tr>
-    </w:tbl>
-    <w:p>
-      <w:pPr>
-        <w:spacing w:after="120"/>
-        <w:rPr>
-          <w:sz w:val="8"/>
-        </w:rPr>
-      </w:pPr>
-    </w:p>
-    <w:p>
-      <w:pPr>
-        <w:pStyle w:val="Heading3"/>
-        <w:keepNext/>
-        <w:spacing w:before="180" w:after="60"/>
-      </w:pPr>
-      <w:r>
-        <w:rPr>
-          <w:b/>
-          <w:bCs/>
-        </w:rPr>
-        <w:t>E2  Hold and unplug</w:t>
-      </w:r>
-    </w:p>
-    <w:p>
-      <w:pPr>
-        <w:spacing w:after="120" w:line="264" w:lineRule="auto"/>
-      </w:pPr>
-      <w:r>
-        <w:rPr>
-          <w:b/>
-          <w:bCs/>
-        </w:rPr>
-        <w:t>(record)</w:t>
-      </w:r>
-      <w:r>
-        <w:t xml:space="preserve"> (a) Hold the button down for several seconds. What does Board A do, and why is giving up better than retrying forever? (b) Pull out the B TX → A RX wire for a few seconds. What does A report now, and what happens when you reconnect it?</w:t>
-      </w:r>
-    </w:p>
-    <w:tbl>
-      <w:tblPr>
-        <w:tblW w:w="9706" w:type="dxa"/>
-        <w:tblBorders>
-          <w:top w:val="single" w:sz="4" w:space="0" w:color="A6A6A6"/>
-          <w:left w:val="single" w:sz="4" w:space="0" w:color="A6A6A6"/>
-          <w:bottom w:val="single" w:sz="4" w:space="0" w:color="A6A6A6"/>
-          <w:right w:val="single" w:sz="4" w:space="0" w:color="A6A6A6"/>
-        </w:tblBorders>
-        <w:tblLayout w:type="fixed"/>
-        <w:tblLook w:val="04A0" w:firstRow="1" w:lastRow="0" w:firstColumn="1" w:lastColumn="0" w:noHBand="0" w:noVBand="1"/>
-      </w:tblPr>
-      <w:tblGrid>
-        <w:gridCol w:w="9706"/>
-      </w:tblGrid>
-      <w:tr>
-        <w:trPr>
-          <w:cantSplit/>
-        </w:trPr>
-        <w:tc>
-          <w:tcPr>
-            <w:tcW w:w="9706" w:type="dxa"/>
-            <w:tcMar>
-              <w:top w:w="60" w:type="dxa"/>
-              <w:left w:w="120" w:type="dxa"/>
-              <w:bottom w:w="60" w:type="dxa"/>
-              <w:right w:w="120" w:type="dxa"/>
-            </w:tcMar>
-          </w:tcPr>
-          <w:p>
-            <w:pPr>
-              <w:spacing w:line="264" w:lineRule="auto"/>
-            </w:pPr>
-            <w:r>
-              <w:rPr>
-                <w:i/>
-                <w:iCs/>
-                <w:color w:val="7F7F7F"/>
-                <w:sz w:val="18"/>
-                <w:szCs w:val="18"/>
-              </w:rPr>
-              <w:lastRenderedPageBreak/>
-              <w:t>Your answer:</w:t>
-            </w:r>
-          </w:p>
-          <w:p>
-            <w:pPr>
-              <w:spacing w:after="200" w:line="264" w:lineRule="auto"/>
-            </w:pPr>
-          </w:p>
-          <w:p>
-            <w:pPr>
-              <w:spacing w:after="200" w:line="264" w:lineRule="auto"/>
-            </w:pPr>
-          </w:p>
-          <w:p>
-            <w:pPr>
-              <w:spacing w:after="200" w:line="264" w:lineRule="auto"/>
-            </w:pPr>
-          </w:p>
-          <w:p>
-            <w:pPr>
-              <w:spacing w:after="200" w:line="264" w:lineRule="auto"/>
-            </w:pPr>
-          </w:p>
-        </w:tc>
-      </w:tr>
-    </w:tbl>
-    <w:p>
-      <w:pPr>
-        <w:spacing w:after="120"/>
-        <w:rPr>
-          <w:sz w:val="8"/>
-        </w:rPr>
-      </w:pPr>
-    </w:p>
-    <w:p>
-      <w:pPr>
-        <w:pStyle w:val="Heading1"/>
-        <w:keepNext/>
-        <w:spacing w:before="360" w:after="120"/>
-      </w:pPr>
-      <w:r>
-        <w:rPr>
-          <w:b/>
-          <w:bCs/>
-        </w:rPr>
-        <w:t xml:space="preserve">6  Submission checklist</w:t>
-      </w:r>
-    </w:p>
-    <w:p>
-      <w:pPr>
-        <w:pStyle w:val="ListParagraph"/>
-        <w:numPr>
-          <w:ilvl w:val="0"/>
-          <w:numId w:val="1"/>
-        </w:numPr>
-        <w:spacing w:after="60" w:line="264" w:lineRule="auto"/>
-      </w:pPr>
-      <w:r>
-        <w:t>Task 1: LCD photo and answers to 1b, 1c and 1d.</w:t>
-      </w:r>
-    </w:p>
-    <w:p>
-      <w:pPr>
-        <w:pStyle w:val="ListParagraph"/>
-        <w:numPr>
-          <w:ilvl w:val="0"/>
-          <w:numId w:val="1"/>
-        </w:numPr>
-        <w:spacing w:after="60" w:line="264" w:lineRule="auto"/>
-      </w:pPr>
-      <w:r>
-        <w:t>Task 2: Serial Monitor output from both boards, the completed “break it” table, and answers to 2c.</w:t>
-      </w:r>
-    </w:p>
-    <w:p>
-      <w:pPr>
-        <w:pStyle w:val="ListParagraph"/>
-        <w:numPr>
-          <w:ilvl w:val="0"/>
-          <w:numId w:val="1"/>
-        </w:numPr>
-        <w:spacing w:after="60" w:line="264" w:lineRule="auto"/>
-      </w:pPr>
-      <w:r>
-        <w:t xml:space="preserve">Task 3: an OK and a FAIL output from both boards, answers to 3b and 3c, and your photo and answer for 3d.</w:t>
-      </w:r>
-    </w:p>
-    <w:p>
-      <w:pPr>
-        <w:pStyle w:val="ListParagraph"/>
-        <w:numPr>
-          <w:ilvl w:val="0"/>
-          <w:numId w:val="1"/>
-        </w:numPr>
-        <w:spacing w:after="60" w:line="264" w:lineRule="auto"/>
-      </w:pPr>
-      <w:r>
-        <w:t>Extension (optional): Board A output showing a successful retry, and answers to E2.</w:t>
+        <w:t xml:space="preserve">Task 3: Serial Monitor output from both boards, and answers to 3b, 3c and 3d.</w:t>
       </w:r>
     </w:p>
     <w:sectPr>

--- a/W05 LAB UART Communication and Data Integrity.docx
+++ b/W05 LAB UART Communication and Data Integrity.docx
@@ -6309,64 +6309,6 @@
         </w:tc>
       </w:tr>
     </w:tbl>
-    <w:p>
-      <w:pPr>
-        <w:spacing w:after="0" w:line="264" w:lineRule="auto"/>
-      </w:pPr>
-    </w:p>
-    <w:p>
-      <w:pPr>
-        <w:pStyle w:val="Heading1"/>
-        <w:keepNext/>
-        <w:spacing w:before="360" w:after="120"/>
-      </w:pPr>
-      <w:r>
-        <w:rPr>
-          <w:b/>
-          <w:bCs/>
-        </w:rPr>
-        <w:t xml:space="preserve">5  Submission checklist</w:t>
-      </w:r>
-    </w:p>
-    <w:p>
-      <w:pPr>
-        <w:pStyle w:val="ListParagraph"/>
-        <w:numPr>
-          <w:ilvl w:val="0"/>
-          <w:numId w:val="1"/>
-        </w:numPr>
-        <w:spacing w:after="60" w:line="264" w:lineRule="auto"/>
-      </w:pPr>
-      <w:r>
-        <w:t xml:space="preserve">Task 1: LCD photo and answers to 1b, 1c and 1d.</w:t>
-      </w:r>
-    </w:p>
-    <w:p>
-      <w:pPr>
-        <w:pStyle w:val="ListParagraph"/>
-        <w:numPr>
-          <w:ilvl w:val="0"/>
-          <w:numId w:val="1"/>
-        </w:numPr>
-        <w:spacing w:after="60" w:line="264" w:lineRule="auto"/>
-      </w:pPr>
-      <w:r>
-        <w:t xml:space="preserve">Task 2: Serial Monitor output from both boards, the completed “break it” table, and answers to 2c.</w:t>
-      </w:r>
-    </w:p>
-    <w:p>
-      <w:pPr>
-        <w:pStyle w:val="ListParagraph"/>
-        <w:numPr>
-          <w:ilvl w:val="0"/>
-          <w:numId w:val="1"/>
-        </w:numPr>
-        <w:spacing w:after="60" w:line="264" w:lineRule="auto"/>
-      </w:pPr>
-      <w:r>
-        <w:t xml:space="preserve">Task 3: Serial Monitor output from both boards, and answers to 3b, 3c and 3d.</w:t>
-      </w:r>
-    </w:p>
     <w:sectPr>
       <w:headerReference w:type="default" r:id="rId14"/>
       <w:footerReference w:type="default" r:id="rId15"/>

--- a/W05 LAB UART Communication and Data Integrity.docx
+++ b/W05 LAB UART Communication and Data Integrity.docx
@@ -688,6 +688,80 @@
                 <w:szCs w:val="19"/>
               </w:rPr>
               <w:t>One per board.</w:t>
+            </w:r>
+          </w:p>
+        </w:tc>
+      </w:tr>
+      <w:tr>
+        <w:trPr>
+          <w:cantSplit/>
+        </w:trPr>
+        <w:tc>
+          <w:tcPr>
+            <w:tcW w:w="4400" w:type="dxa"/>
+            <w:tcMar>
+              <w:top w:w="60" w:type="dxa"/>
+              <w:left w:w="100" w:type="dxa"/>
+              <w:bottom w:w="60" w:type="dxa"/>
+              <w:right w:w="100" w:type="dxa"/>
+            </w:tcMar>
+          </w:tcPr>
+          <w:p>
+            <w:pPr>
+              <w:spacing w:line="264" w:lineRule="auto"/>
+            </w:pPr>
+            <w:r>
+              <w:rPr>
+                <w:sz w:val="19"/>
+                <w:szCs w:val="19"/>
+              </w:rPr>
+              <w:t>Push button</w:t>
+            </w:r>
+          </w:p>
+        </w:tc>
+        <w:tc>
+          <w:tcPr>
+            <w:tcW w:w="900" w:type="dxa"/>
+            <w:tcMar>
+              <w:top w:w="60" w:type="dxa"/>
+              <w:left w:w="100" w:type="dxa"/>
+              <w:bottom w:w="60" w:type="dxa"/>
+              <w:right w:w="100" w:type="dxa"/>
+            </w:tcMar>
+          </w:tcPr>
+          <w:p>
+            <w:pPr>
+              <w:spacing w:line="264" w:lineRule="auto"/>
+            </w:pPr>
+            <w:r>
+              <w:rPr>
+                <w:sz w:val="19"/>
+                <w:szCs w:val="19"/>
+              </w:rPr>
+              <w:t>1</w:t>
+            </w:r>
+          </w:p>
+        </w:tc>
+        <w:tc>
+          <w:tcPr>
+            <w:tcW w:w="4406" w:type="dxa"/>
+            <w:tcMar>
+              <w:top w:w="60" w:type="dxa"/>
+              <w:left w:w="100" w:type="dxa"/>
+              <w:bottom w:w="60" w:type="dxa"/>
+              <w:right w:w="100" w:type="dxa"/>
+            </w:tcMar>
+          </w:tcPr>
+          <w:p>
+            <w:pPr>
+              <w:spacing w:line="264" w:lineRule="auto"/>
+            </w:pPr>
+            <w:r>
+              <w:rPr>
+                <w:sz w:val="19"/>
+                <w:szCs w:val="19"/>
+              </w:rPr>
+              <w:t>Task 4 only.</w:t>
             </w:r>
           </w:p>
         </w:tc>
@@ -6244,6 +6318,1295 @@
       </w:pPr>
       <w:r>
         <w:t xml:space="preserve">3. Why is a Caesar cipher not used to protect real data?</w:t>
+      </w:r>
+    </w:p>
+    <w:tbl>
+      <w:tblPr>
+        <w:tblW w:w="9706" w:type="dxa"/>
+        <w:tblBorders>
+          <w:top w:val="single" w:sz="4" w:space="0" w:color="A6A6A6"/>
+          <w:left w:val="single" w:sz="4" w:space="0" w:color="A6A6A6"/>
+          <w:bottom w:val="single" w:sz="4" w:space="0" w:color="A6A6A6"/>
+          <w:right w:val="single" w:sz="4" w:space="0" w:color="A6A6A6"/>
+        </w:tblBorders>
+        <w:tblLayout w:type="fixed"/>
+        <w:tblLook w:val="04A0" w:firstRow="1" w:lastRow="0" w:firstColumn="1" w:lastColumn="0" w:noHBand="0" w:noVBand="1"/>
+      </w:tblPr>
+      <w:tblGrid>
+        <w:gridCol w:w="9706"/>
+      </w:tblGrid>
+      <w:tr>
+        <w:trPr>
+          <w:cantSplit/>
+        </w:trPr>
+        <w:tc>
+          <w:tcPr>
+            <w:tcW w:w="9706" w:type="dxa"/>
+            <w:tcMar>
+              <w:top w:w="60" w:type="dxa"/>
+              <w:left w:w="120" w:type="dxa"/>
+              <w:bottom w:w="60" w:type="dxa"/>
+              <w:right w:w="120" w:type="dxa"/>
+            </w:tcMar>
+          </w:tcPr>
+          <w:p>
+            <w:pPr>
+              <w:spacing w:line="264" w:lineRule="auto"/>
+            </w:pPr>
+            <w:r>
+              <w:rPr>
+                <w:i/>
+                <w:iCs/>
+                <w:color w:val="7F7F7F"/>
+                <w:sz w:val="18"/>
+                <w:szCs w:val="18"/>
+              </w:rPr>
+              <w:lastRenderedPageBreak/>
+              <w:t>Your answer:</w:t>
+            </w:r>
+          </w:p>
+          <w:p>
+            <w:pPr>
+              <w:spacing w:after="200" w:line="264" w:lineRule="auto"/>
+            </w:pPr>
+          </w:p>
+          <w:p>
+            <w:pPr>
+              <w:spacing w:after="200" w:line="264" w:lineRule="auto"/>
+            </w:pPr>
+          </w:p>
+          <w:p>
+            <w:pPr>
+              <w:spacing w:after="200" w:line="264" w:lineRule="auto"/>
+            </w:pPr>
+          </w:p>
+        </w:tc>
+      </w:tr>
+    </w:tbl>
+    <w:p>
+      <w:pPr>
+        <w:spacing w:after="0" w:line="264" w:lineRule="auto"/>
+      </w:pPr>
+    </w:p>
+    <w:p>
+      <w:pPr>
+        <w:pStyle w:val="Heading1"/>
+        <w:keepNext/>
+        <w:spacing w:before="360" w:after="120"/>
+      </w:pPr>
+      <w:r>
+        <w:rPr>
+          <w:b/>
+          <w:bCs/>
+        </w:rPr>
+        <w:t xml:space="preserve">5  Task 4: Checking messages with SHA-1</w:t>
+      </w:r>
+    </w:p>
+    <w:p>
+      <w:pPr>
+        <w:spacing w:after="120" w:line="264" w:lineRule="auto"/>
+      </w:pPr>
+      <w:r>
+        <w:rPr>
+          <w:b/>
+          <w:bCs/>
+        </w:rPr>
+        <w:t xml:space="preserve">Objective:</w:t>
+      </w:r>
+      <w:r>
+        <w:t xml:space="preserve"> noise or a loose wire can change bits on the way, and UART does not notice. In this task Board A sends a </w:t>
+      </w:r>
+      <w:r>
+        <w:rPr>
+          <w:b/>
+          <w:bCs/>
+        </w:rPr>
+        <w:t xml:space="preserve">hash</w:t>
+      </w:r>
+      <w:r>
+        <w:t xml:space="preserve"> with every message, and Board B uses it to check whether the message arrived unchanged. The wiring is the same as Task 2, plus a push button on Board A that damages a message on purpose.</w:t>
+      </w:r>
+    </w:p>
+    <w:tbl>
+      <w:tblPr>
+        <w:tblW w:w="9706" w:type="dxa"/>
+        <w:tblLayout w:type="fixed"/>
+        <w:tblLook w:val="04A0" w:firstRow="1" w:lastRow="0" w:firstColumn="1" w:lastColumn="0" w:noHBand="0" w:noVBand="1"/>
+      </w:tblPr>
+      <w:tblGrid>
+        <w:gridCol w:w="9706"/>
+      </w:tblGrid>
+      <w:tr>
+        <w:trPr>
+          <w:cantSplit/>
+        </w:trPr>
+        <w:tc>
+          <w:tcPr>
+            <w:tcW w:w="9706" w:type="dxa"/>
+            <w:tcMar>
+              <w:top w:w="60" w:type="dxa"/>
+              <w:left w:w="100" w:type="dxa"/>
+              <w:bottom w:w="60" w:type="dxa"/>
+              <w:right w:w="100" w:type="dxa"/>
+            </w:tcMar>
+            <w:vAlign w:val="bottom"/>
+          </w:tcPr>
+          <w:p>
+            <w:pPr>
+              <w:spacing w:after="40" w:line="264" w:lineRule="auto"/>
+              <w:jc w:val="center"/>
+            </w:pPr>
+            <w:r>
+              <w:rPr>
+                <w:noProof/>
+              </w:rPr>
+              <w:lastRenderedPageBreak/>
+              <w:drawing>
+                <wp:inline distT="0" distB="0" distL="0" distR="0" wp14:anchorId="54A1C49B" wp14:editId="5D004F00">
+                  <wp:extent cx="6120000" cy="3177692"/>
+                  <wp:effectExtent l="0" t="0" r="0" b="0"/>
+                  <wp:docPr id="507" name="Figure 7"/>
+                  <wp:cNvGraphicFramePr>
+                    <a:graphicFrameLocks xmlns:a="http://schemas.openxmlformats.org/drawingml/2006/main" noChangeAspect="1"/>
+                  </wp:cNvGraphicFramePr>
+                  <a:graphic xmlns:a="http://schemas.openxmlformats.org/drawingml/2006/main">
+                    <a:graphicData uri="http://schemas.openxmlformats.org/drawingml/2006/picture">
+                      <pic:pic xmlns:pic="http://schemas.openxmlformats.org/drawingml/2006/picture">
+                        <pic:nvPicPr>
+                          <pic:cNvPr id="507" name="fig7.png"/>
+                          <pic:cNvPicPr/>
+                        </pic:nvPicPr>
+                        <pic:blipFill>
+                          <a:blip r:embed="rId13"/>
+                          <a:stretch>
+                            <a:fillRect/>
+                          </a:stretch>
+                        </pic:blipFill>
+                        <pic:spPr>
+                          <a:xfrm>
+                            <a:off x="0" y="0"/>
+                            <a:ext cx="6120000" cy="3177692"/>
+                          </a:xfrm>
+                          <a:prstGeom prst="rect">
+                            <a:avLst/>
+                          </a:prstGeom>
+                        </pic:spPr>
+                      </pic:pic>
+                    </a:graphicData>
+                  </a:graphic>
+                </wp:inline>
+              </w:drawing>
+            </w:r>
+          </w:p>
+          <w:p>
+            <w:pPr>
+              <w:spacing w:line="264" w:lineRule="auto"/>
+              <w:jc w:val="center"/>
+            </w:pPr>
+            <w:r>
+              <w:rPr>
+                <w:b/>
+                <w:bCs/>
+                <w:color w:val="595959"/>
+                <w:sz w:val="18"/>
+                <w:szCs w:val="18"/>
+              </w:rPr>
+              <w:t xml:space="preserve">Figure 7: </w:t>
+            </w:r>
+            <w:r>
+              <w:rPr>
+                <w:color w:val="595959"/>
+                <w:sz w:val="18"/>
+                <w:szCs w:val="18"/>
+              </w:rPr>
+              <w:t>Task 4 wiring: the Task 2 link, plus a push button between Board A D2 and GND</w:t>
+            </w:r>
+          </w:p>
+        </w:tc>
+      </w:tr>
+    </w:tbl>
+    <w:p>
+      <w:pPr>
+        <w:spacing w:after="0" w:line="264" w:lineRule="auto"/>
+      </w:pPr>
+    </w:p>
+    <w:p>
+      <w:pPr>
+        <w:pStyle w:val="Heading2"/>
+        <w:keepNext/>
+        <w:spacing w:before="240" w:after="80"/>
+      </w:pPr>
+      <w:r>
+        <w:rPr>
+          <w:b/>
+          <w:bCs/>
+        </w:rPr>
+        <w:t>What is a hash?</w:t>
+      </w:r>
+    </w:p>
+    <w:p>
+      <w:pPr>
+        <w:spacing w:after="120" w:line="264" w:lineRule="auto"/>
+      </w:pPr>
+      <w:r>
+        <w:t xml:space="preserve">A hash function turns any message into a short, fixed-size “fingerprint”. SHA-1 always gives 40 hexadecimal characters. The same message always gives the same hash, but changing even one letter gives a completely different one:</w:t>
+      </w:r>
+    </w:p>
+    <w:tbl>
+      <w:tblPr>
+        <w:tblW w:w="9706" w:type="dxa"/>
+        <w:tblBorders>
+          <w:top w:val="single" w:sz="4" w:space="0" w:color="BFBFBF"/>
+          <w:left w:val="single" w:sz="4" w:space="0" w:color="BFBFBF"/>
+          <w:bottom w:val="single" w:sz="4" w:space="0" w:color="BFBFBF"/>
+          <w:right w:val="single" w:sz="4" w:space="0" w:color="BFBFBF"/>
+          <w:insideH w:val="single" w:sz="4" w:space="0" w:color="BFBFBF"/>
+          <w:insideV w:val="single" w:sz="4" w:space="0" w:color="BFBFBF"/>
+        </w:tblBorders>
+        <w:tblLayout w:type="fixed"/>
+        <w:tblLook w:val="04A0" w:firstRow="1" w:lastRow="0" w:firstColumn="1" w:lastColumn="0" w:noHBand="0" w:noVBand="1"/>
+      </w:tblPr>
+      <w:tblGrid>
+        <w:gridCol w:w="1800"/>
+        <w:gridCol w:w="7906"/>
+      </w:tblGrid>
+      <w:tr>
+        <w:trPr>
+          <w:cantSplit/>
+          <w:tblHeader/>
+        </w:trPr>
+        <w:tc>
+          <w:tcPr>
+            <w:tcW w:w="1800" w:type="dxa"/>
+            <w:shd w:val="clear" w:color="auto" w:fill="2E74B5"/>
+            <w:tcMar>
+              <w:top w:w="60" w:type="dxa"/>
+              <w:left w:w="100" w:type="dxa"/>
+              <w:bottom w:w="60" w:type="dxa"/>
+              <w:right w:w="100" w:type="dxa"/>
+            </w:tcMar>
+          </w:tcPr>
+          <w:p>
+            <w:pPr>
+              <w:spacing w:line="264" w:lineRule="auto"/>
+            </w:pPr>
+            <w:r>
+              <w:rPr>
+                <w:b/>
+                <w:bCs/>
+                <w:color w:val="FFFFFF"/>
+                <w:sz w:val="19"/>
+                <w:szCs w:val="19"/>
+              </w:rPr>
+              <w:t>Message</w:t>
+            </w:r>
+          </w:p>
+        </w:tc>
+        <w:tc>
+          <w:tcPr>
+            <w:tcW w:w="7906" w:type="dxa"/>
+            <w:shd w:val="clear" w:color="auto" w:fill="2E74B5"/>
+            <w:tcMar>
+              <w:top w:w="60" w:type="dxa"/>
+              <w:left w:w="100" w:type="dxa"/>
+              <w:bottom w:w="60" w:type="dxa"/>
+              <w:right w:w="100" w:type="dxa"/>
+            </w:tcMar>
+          </w:tcPr>
+          <w:p>
+            <w:pPr>
+              <w:spacing w:line="264" w:lineRule="auto"/>
+            </w:pPr>
+            <w:r>
+              <w:rPr>
+                <w:b/>
+                <w:bCs/>
+                <w:color w:val="FFFFFF"/>
+                <w:sz w:val="19"/>
+                <w:szCs w:val="19"/>
+              </w:rPr>
+              <w:t>SHA-1 hash</w:t>
+            </w:r>
+          </w:p>
+        </w:tc>
+      </w:tr>
+      <w:tr>
+        <w:trPr>
+          <w:cantSplit/>
+        </w:trPr>
+        <w:tc>
+          <w:tcPr>
+            <w:tcW w:w="1800" w:type="dxa"/>
+            <w:tcMar>
+              <w:top w:w="60" w:type="dxa"/>
+              <w:left w:w="100" w:type="dxa"/>
+              <w:bottom w:w="60" w:type="dxa"/>
+              <w:right w:w="100" w:type="dxa"/>
+            </w:tcMar>
+          </w:tcPr>
+          <w:p>
+            <w:pPr>
+              <w:spacing w:line="264" w:lineRule="auto"/>
+            </w:pPr>
+            <w:r>
+              <w:rPr>
+                <w:rFonts w:ascii="Consolas" w:hAnsi="Consolas" w:cs="Consolas"/>
+                <w:color w:val="C7254E"/>
+                <w:sz w:val="17"/>
+                <w:szCs w:val="17"/>
+                <w:shd w:val="clear" w:color="auto" w:fill="F4F4F4"/>
+              </w:rPr>
+              <w:t>Testing</w:t>
+            </w:r>
+          </w:p>
+        </w:tc>
+        <w:tc>
+          <w:tcPr>
+            <w:tcW w:w="7906" w:type="dxa"/>
+            <w:tcMar>
+              <w:top w:w="60" w:type="dxa"/>
+              <w:left w:w="100" w:type="dxa"/>
+              <w:bottom w:w="60" w:type="dxa"/>
+              <w:right w:w="100" w:type="dxa"/>
+            </w:tcMar>
+          </w:tcPr>
+          <w:p>
+            <w:pPr>
+              <w:spacing w:line="264" w:lineRule="auto"/>
+            </w:pPr>
+            <w:r>
+              <w:rPr>
+                <w:rFonts w:ascii="Consolas" w:hAnsi="Consolas" w:cs="Consolas"/>
+                <w:color w:val="C7254E"/>
+                <w:sz w:val="17"/>
+                <w:szCs w:val="17"/>
+                <w:shd w:val="clear" w:color="auto" w:fill="F4F4F4"/>
+              </w:rPr>
+              <w:t>0820b32b206b7352858e8903a838ed14319acdfd</w:t>
+            </w:r>
+          </w:p>
+        </w:tc>
+      </w:tr>
+      <w:tr>
+        <w:trPr>
+          <w:cantSplit/>
+        </w:trPr>
+        <w:tc>
+          <w:tcPr>
+            <w:tcW w:w="1800" w:type="dxa"/>
+            <w:shd w:val="clear" w:color="auto" w:fill="F3F7FB"/>
+            <w:tcMar>
+              <w:top w:w="60" w:type="dxa"/>
+              <w:left w:w="100" w:type="dxa"/>
+              <w:bottom w:w="60" w:type="dxa"/>
+              <w:right w:w="100" w:type="dxa"/>
+            </w:tcMar>
+          </w:tcPr>
+          <w:p>
+            <w:pPr>
+              <w:spacing w:line="264" w:lineRule="auto"/>
+            </w:pPr>
+            <w:r>
+              <w:rPr>
+                <w:rFonts w:ascii="Consolas" w:hAnsi="Consolas" w:cs="Consolas"/>
+                <w:color w:val="C7254E"/>
+                <w:sz w:val="17"/>
+                <w:szCs w:val="17"/>
+                <w:shd w:val="clear" w:color="auto" w:fill="F4F4F4"/>
+              </w:rPr>
+              <w:t>Tasting</w:t>
+            </w:r>
+          </w:p>
+        </w:tc>
+        <w:tc>
+          <w:tcPr>
+            <w:tcW w:w="7906" w:type="dxa"/>
+            <w:shd w:val="clear" w:color="auto" w:fill="F3F7FB"/>
+            <w:tcMar>
+              <w:top w:w="60" w:type="dxa"/>
+              <w:left w:w="100" w:type="dxa"/>
+              <w:bottom w:w="60" w:type="dxa"/>
+              <w:right w:w="100" w:type="dxa"/>
+            </w:tcMar>
+          </w:tcPr>
+          <w:p>
+            <w:pPr>
+              <w:spacing w:line="264" w:lineRule="auto"/>
+            </w:pPr>
+            <w:r>
+              <w:rPr>
+                <w:rFonts w:ascii="Consolas" w:hAnsi="Consolas" w:cs="Consolas"/>
+                <w:color w:val="C7254E"/>
+                <w:sz w:val="17"/>
+                <w:szCs w:val="17"/>
+                <w:shd w:val="clear" w:color="auto" w:fill="F4F4F4"/>
+              </w:rPr>
+              <w:t>ea1e43d415e84b553d0625a9ac75af4ea2a27fe9</w:t>
+            </w:r>
+          </w:p>
+        </w:tc>
+      </w:tr>
+    </w:tbl>
+    <w:p>
+      <w:pPr>
+        <w:spacing w:after="0" w:line="264" w:lineRule="auto"/>
+      </w:pPr>
+    </w:p>
+    <w:p>
+      <w:pPr>
+        <w:spacing w:after="120" w:line="264" w:lineRule="auto"/>
+      </w:pPr>
+      <w:r>
+        <w:t xml:space="preserve">So if Board B works out the hash of the message it received and gets the same answer as Board A, the message is almost certainly unchanged. If the two hashes are different, something was damaged on the way.</w:t>
+      </w:r>
+    </w:p>
+    <w:p>
+      <w:pPr>
+        <w:keepNext/>
+        <w:spacing w:after="40" w:line="264" w:lineRule="auto"/>
+      </w:pPr>
+      <w:r>
+        <w:rPr>
+          <w:b/>
+          <w:bCs/>
+          <w:color w:val="595959"/>
+          <w:sz w:val="18"/>
+          <w:szCs w:val="18"/>
+        </w:rPr>
+        <w:t>What Board A sends</w:t>
+      </w:r>
+    </w:p>
+    <w:tbl>
+      <w:tblPr>
+        <w:tblW w:w="9706" w:type="dxa"/>
+        <w:tblLayout w:type="fixed"/>
+        <w:tblLook w:val="04A0" w:firstRow="1" w:lastRow="0" w:firstColumn="1" w:lastColumn="0" w:noHBand="0" w:noVBand="1"/>
+      </w:tblPr>
+      <w:tblGrid>
+        <w:gridCol w:w="2200"/>
+        <w:gridCol w:w="900"/>
+        <w:gridCol w:w="4806"/>
+        <w:gridCol w:w="1800"/>
+      </w:tblGrid>
+      <w:tr>
+        <w:trPr>
+          <w:cantSplit/>
+        </w:trPr>
+        <w:tc>
+          <w:tcPr>
+            <w:tcW w:w="2200" w:type="dxa"/>
+            <w:tcBorders>
+              <w:top w:val="single" w:sz="12" w:space="0" w:color="FFFFFF"/>
+              <w:left w:val="single" w:sz="12" w:space="0" w:color="FFFFFF"/>
+              <w:bottom w:val="single" w:sz="12" w:space="0" w:color="FFFFFF"/>
+              <w:right w:val="single" w:sz="12" w:space="0" w:color="FFFFFF"/>
+            </w:tcBorders>
+            <w:shd w:val="clear" w:color="auto" w:fill="2E75B6"/>
+            <w:tcMar>
+              <w:top w:w="90" w:type="dxa"/>
+              <w:left w:w="40" w:type="dxa"/>
+              <w:bottom w:w="90" w:type="dxa"/>
+              <w:right w:w="40" w:type="dxa"/>
+            </w:tcMar>
+          </w:tcPr>
+          <w:p>
+            <w:pPr>
+              <w:keepNext/>
+              <w:spacing w:line="264" w:lineRule="auto"/>
+              <w:jc w:val="center"/>
+            </w:pPr>
+            <w:r>
+              <w:rPr>
+                <w:rFonts w:ascii="Consolas" w:hAnsi="Consolas" w:cs="Consolas"/>
+                <w:b/>
+                <w:bCs/>
+                <w:color w:val="FFFFFF"/>
+                <w:sz w:val="20"/>
+                <w:szCs w:val="20"/>
+              </w:rPr>
+              <w:t>Testing</w:t>
+            </w:r>
+          </w:p>
+        </w:tc>
+        <w:tc>
+          <w:tcPr>
+            <w:tcW w:w="900" w:type="dxa"/>
+            <w:tcBorders>
+              <w:top w:val="single" w:sz="12" w:space="0" w:color="FFFFFF"/>
+              <w:left w:val="single" w:sz="12" w:space="0" w:color="FFFFFF"/>
+              <w:bottom w:val="single" w:sz="12" w:space="0" w:color="FFFFFF"/>
+              <w:right w:val="single" w:sz="12" w:space="0" w:color="FFFFFF"/>
+            </w:tcBorders>
+            <w:shd w:val="clear" w:color="auto" w:fill="7F7F7F"/>
+            <w:tcMar>
+              <w:top w:w="90" w:type="dxa"/>
+              <w:left w:w="40" w:type="dxa"/>
+              <w:bottom w:w="90" w:type="dxa"/>
+              <w:right w:w="40" w:type="dxa"/>
+            </w:tcMar>
+          </w:tcPr>
+          <w:p>
+            <w:pPr>
+              <w:keepNext/>
+              <w:spacing w:line="264" w:lineRule="auto"/>
+              <w:jc w:val="center"/>
+            </w:pPr>
+            <w:r>
+              <w:rPr>
+                <w:rFonts w:ascii="Consolas" w:hAnsi="Consolas" w:cs="Consolas"/>
+                <w:b/>
+                <w:bCs/>
+                <w:color w:val="FFFFFF"/>
+                <w:sz w:val="20"/>
+                <w:szCs w:val="20"/>
+              </w:rPr>
+              <w:t>|</w:t>
+            </w:r>
+          </w:p>
+        </w:tc>
+        <w:tc>
+          <w:tcPr>
+            <w:tcW w:w="4806" w:type="dxa"/>
+            <w:tcBorders>
+              <w:top w:val="single" w:sz="12" w:space="0" w:color="FFFFFF"/>
+              <w:left w:val="single" w:sz="12" w:space="0" w:color="FFFFFF"/>
+              <w:bottom w:val="single" w:sz="12" w:space="0" w:color="FFFFFF"/>
+              <w:right w:val="single" w:sz="12" w:space="0" w:color="FFFFFF"/>
+            </w:tcBorders>
+            <w:shd w:val="clear" w:color="auto" w:fill="7030A0"/>
+            <w:tcMar>
+              <w:top w:w="90" w:type="dxa"/>
+              <w:left w:w="40" w:type="dxa"/>
+              <w:bottom w:w="90" w:type="dxa"/>
+              <w:right w:w="40" w:type="dxa"/>
+            </w:tcMar>
+          </w:tcPr>
+          <w:p>
+            <w:pPr>
+              <w:keepNext/>
+              <w:spacing w:line="264" w:lineRule="auto"/>
+              <w:jc w:val="center"/>
+            </w:pPr>
+            <w:r>
+              <w:rPr>
+                <w:rFonts w:ascii="Consolas" w:hAnsi="Consolas" w:cs="Consolas"/>
+                <w:b/>
+                <w:bCs/>
+                <w:color w:val="FFFFFF"/>
+                <w:sz w:val="20"/>
+                <w:szCs w:val="20"/>
+              </w:rPr>
+              <w:t>0820b32b…319acdfd</w:t>
+            </w:r>
+          </w:p>
+        </w:tc>
+        <w:tc>
+          <w:tcPr>
+            <w:tcW w:w="1800" w:type="dxa"/>
+            <w:tcBorders>
+              <w:top w:val="single" w:sz="12" w:space="0" w:color="FFFFFF"/>
+              <w:left w:val="single" w:sz="12" w:space="0" w:color="FFFFFF"/>
+              <w:bottom w:val="single" w:sz="12" w:space="0" w:color="FFFFFF"/>
+              <w:right w:val="single" w:sz="12" w:space="0" w:color="FFFFFF"/>
+            </w:tcBorders>
+            <w:shd w:val="clear" w:color="auto" w:fill="548235"/>
+            <w:tcMar>
+              <w:top w:w="90" w:type="dxa"/>
+              <w:left w:w="40" w:type="dxa"/>
+              <w:bottom w:w="90" w:type="dxa"/>
+              <w:right w:w="40" w:type="dxa"/>
+            </w:tcMar>
+          </w:tcPr>
+          <w:p>
+            <w:pPr>
+              <w:keepNext/>
+              <w:spacing w:line="264" w:lineRule="auto"/>
+              <w:jc w:val="center"/>
+            </w:pPr>
+            <w:r>
+              <w:rPr>
+                <w:rFonts w:ascii="Consolas" w:hAnsi="Consolas" w:cs="Consolas"/>
+                <w:b/>
+                <w:bCs/>
+                <w:color w:val="FFFFFF"/>
+                <w:sz w:val="20"/>
+                <w:szCs w:val="20"/>
+              </w:rPr>
+              <w:t>\n</w:t>
+            </w:r>
+          </w:p>
+        </w:tc>
+      </w:tr>
+      <w:tr>
+        <w:trPr>
+          <w:cantSplit/>
+        </w:trPr>
+        <w:tc>
+          <w:tcPr>
+            <w:tcW w:w="2200" w:type="dxa"/>
+            <w:tcMar>
+              <w:top w:w="30" w:type="dxa"/>
+              <w:left w:w="20" w:type="dxa"/>
+              <w:bottom w:w="30" w:type="dxa"/>
+              <w:right w:w="20" w:type="dxa"/>
+            </w:tcMar>
+          </w:tcPr>
+          <w:p>
+            <w:pPr>
+              <w:spacing w:line="264" w:lineRule="auto"/>
+              <w:jc w:val="center"/>
+            </w:pPr>
+            <w:r>
+              <w:rPr>
+                <w:color w:val="595959"/>
+                <w:sz w:val="16"/>
+                <w:szCs w:val="16"/>
+              </w:rPr>
+              <w:t>message (any length)</w:t>
+            </w:r>
+          </w:p>
+        </w:tc>
+        <w:tc>
+          <w:tcPr>
+            <w:tcW w:w="900" w:type="dxa"/>
+            <w:tcMar>
+              <w:top w:w="30" w:type="dxa"/>
+              <w:left w:w="20" w:type="dxa"/>
+              <w:bottom w:w="30" w:type="dxa"/>
+              <w:right w:w="20" w:type="dxa"/>
+            </w:tcMar>
+          </w:tcPr>
+          <w:p>
+            <w:pPr>
+              <w:spacing w:line="264" w:lineRule="auto"/>
+              <w:jc w:val="center"/>
+            </w:pPr>
+            <w:r>
+              <w:rPr>
+                <w:color w:val="595959"/>
+                <w:sz w:val="16"/>
+                <w:szCs w:val="16"/>
+              </w:rPr>
+              <w:t>separator</w:t>
+            </w:r>
+          </w:p>
+        </w:tc>
+        <w:tc>
+          <w:tcPr>
+            <w:tcW w:w="4806" w:type="dxa"/>
+            <w:tcMar>
+              <w:top w:w="30" w:type="dxa"/>
+              <w:left w:w="20" w:type="dxa"/>
+              <w:bottom w:w="30" w:type="dxa"/>
+              <w:right w:w="20" w:type="dxa"/>
+            </w:tcMar>
+          </w:tcPr>
+          <w:p>
+            <w:pPr>
+              <w:spacing w:line="264" w:lineRule="auto"/>
+              <w:jc w:val="center"/>
+            </w:pPr>
+            <w:r>
+              <w:rPr>
+                <w:color w:val="595959"/>
+                <w:sz w:val="16"/>
+                <w:szCs w:val="16"/>
+              </w:rPr>
+              <w:t>SHA-1 hash: 40 hex characters</w:t>
+            </w:r>
+          </w:p>
+        </w:tc>
+        <w:tc>
+          <w:tcPr>
+            <w:tcW w:w="1800" w:type="dxa"/>
+            <w:tcMar>
+              <w:top w:w="30" w:type="dxa"/>
+              <w:left w:w="20" w:type="dxa"/>
+              <w:bottom w:w="30" w:type="dxa"/>
+              <w:right w:w="20" w:type="dxa"/>
+            </w:tcMar>
+          </w:tcPr>
+          <w:p>
+            <w:pPr>
+              <w:spacing w:line="264" w:lineRule="auto"/>
+              <w:jc w:val="center"/>
+            </w:pPr>
+            <w:r>
+              <w:rPr>
+                <w:color w:val="595959"/>
+                <w:sz w:val="16"/>
+                <w:szCs w:val="16"/>
+              </w:rPr>
+              <w:t>end of frame</w:t>
+            </w:r>
+          </w:p>
+        </w:tc>
+      </w:tr>
+    </w:tbl>
+    <w:p>
+      <w:pPr>
+        <w:spacing w:after="0" w:line="264" w:lineRule="auto"/>
+      </w:pPr>
+    </w:p>
+    <w:p>
+      <w:pPr>
+        <w:pStyle w:val="Heading2"/>
+        <w:keepNext/>
+        <w:spacing w:before="240" w:after="80"/>
+      </w:pPr>
+      <w:r>
+        <w:rPr>
+          <w:b/>
+          <w:bCs/>
+        </w:rPr>
+        <w:t>What happens</w:t>
+      </w:r>
+    </w:p>
+    <w:tbl>
+      <w:tblPr>
+        <w:tblW w:w="9706" w:type="dxa"/>
+        <w:tblLayout w:type="fixed"/>
+        <w:tblLook w:val="04A0" w:firstRow="1" w:lastRow="0" w:firstColumn="1" w:lastColumn="0" w:noHBand="0" w:noVBand="1"/>
+      </w:tblPr>
+      <w:tblGrid>
+        <w:gridCol w:w="9706"/>
+      </w:tblGrid>
+      <w:tr>
+        <w:trPr>
+          <w:cantSplit/>
+        </w:trPr>
+        <w:tc>
+          <w:tcPr>
+            <w:tcW w:w="9706" w:type="dxa"/>
+            <w:tcBorders>
+              <w:top w:val="nil"/>
+              <w:left w:val="single" w:sz="24" w:space="0" w:color="2E7D32"/>
+              <w:bottom w:val="nil"/>
+              <w:right w:val="nil"/>
+            </w:tcBorders>
+            <w:shd w:val="clear" w:color="auto" w:fill="EAF5EA"/>
+            <w:tcMar>
+              <w:top w:w="100" w:type="dxa"/>
+              <w:left w:w="180" w:type="dxa"/>
+              <w:bottom w:w="60" w:type="dxa"/>
+              <w:right w:w="160" w:type="dxa"/>
+            </w:tcMar>
+          </w:tcPr>
+          <w:p>
+            <w:pPr>
+              <w:keepNext/>
+              <w:spacing w:after="60" w:line="264" w:lineRule="auto"/>
+            </w:pPr>
+            <w:r>
+              <w:rPr>
+                <w:b/>
+                <w:bCs/>
+                <w:color w:val="2E7D32"/>
+              </w:rPr>
+              <w:t xml:space="preserve">Code</w:t>
+            </w:r>
+          </w:p>
+          <w:p>
+            <w:pPr>
+              <w:spacing w:after="60" w:line="264" w:lineRule="auto"/>
+            </w:pPr>
+            <w:r>
+              <w:t xml:space="preserve">Upload </w:t>
+            </w:r>
+            <w:r>
+              <w:rPr>
+                <w:rFonts w:ascii="Consolas" w:hAnsi="Consolas" w:cs="Consolas"/>
+                <w:color w:val="C7254E"/>
+                <w:sz w:val="20"/>
+                <w:szCs w:val="20"/>
+                <w:shd w:val="clear" w:color="auto" w:fill="F4F4F4"/>
+              </w:rPr>
+              <w:t xml:space="preserve">Task4_Sender</w:t>
+            </w:r>
+            <w:r>
+              <w:t xml:space="preserve"> to Board A and </w:t>
+            </w:r>
+            <w:r>
+              <w:rPr>
+                <w:rFonts w:ascii="Consolas" w:hAnsi="Consolas" w:cs="Consolas"/>
+                <w:color w:val="C7254E"/>
+                <w:sz w:val="20"/>
+                <w:szCs w:val="20"/>
+                <w:shd w:val="clear" w:color="auto" w:fill="F4F4F4"/>
+              </w:rPr>
+              <w:t xml:space="preserve">Task4_Receiver</w:t>
+            </w:r>
+            <w:r>
+              <w:t xml:space="preserve"> to Board B, both from your display’s folder. The SHA-1 code is already at the bottom of both sketches: you do not need to change it.</w:t>
+            </w:r>
+          </w:p>
+        </w:tc>
+      </w:tr>
+    </w:tbl>
+    <w:p>
+      <w:pPr>
+        <w:spacing w:after="0" w:line="264" w:lineRule="auto"/>
+      </w:pPr>
+    </w:p>
+    <w:p>
+      <w:pPr>
+        <w:spacing w:after="120" w:line="264" w:lineRule="auto"/>
+      </w:pPr>
+      <w:r>
+        <w:t xml:space="preserve">Every 2 seconds Board A works out the hash of the next message and sends the message and the hash together. Board B works out the hash of the message it received and compares the two. The LCD shows the message on the top row, and OK or FAIL with a running count (e.g. OK   3/4) on the bottom row. While you hold the button on Board A, it changes one bit of the message before sending it, but still sends the hash of the original, just like a message damaged on the wire.</w:t>
+      </w:r>
+    </w:p>
+    <w:p>
+      <w:pPr>
+        <w:pStyle w:val="Heading2"/>
+        <w:keepNext/>
+        <w:spacing w:before="240" w:after="80"/>
+      </w:pPr>
+      <w:r>
+        <w:rPr>
+          <w:b/>
+          <w:bCs/>
+        </w:rPr>
+        <w:t>Task 4 questions</w:t>
+      </w:r>
+    </w:p>
+    <w:p>
+      <w:pPr>
+        <w:pStyle w:val="Heading3"/>
+        <w:keepNext/>
+        <w:spacing w:before="180" w:after="60"/>
+      </w:pPr>
+      <w:r>
+        <w:rPr>
+          <w:b/>
+          <w:bCs/>
+        </w:rPr>
+        <w:t>4a  Run it</w:t>
+      </w:r>
+    </w:p>
+    <w:p>
+      <w:pPr>
+        <w:spacing w:after="120" w:line="264" w:lineRule="auto"/>
+      </w:pPr>
+      <w:r>
+        <w:t xml:space="preserve">Upload both sketches and run them. </w:t>
+      </w:r>
+      <w:r>
+        <w:rPr>
+          <w:b/>
+          <w:bCs/>
+        </w:rPr>
+        <w:t xml:space="preserve">(record)</w:t>
+      </w:r>
+      <w:r>
+        <w:t xml:space="preserve"> Paste one result from Board B’s Serial Monitor. Every message should pass:</w:t>
+      </w:r>
+    </w:p>
+    <w:p>
+      <w:pPr>
+        <w:keepNext/>
+        <w:spacing w:after="40" w:line="264" w:lineRule="auto"/>
+      </w:pPr>
+      <w:r>
+        <w:rPr>
+          <w:b/>
+          <w:bCs/>
+          <w:color w:val="595959"/>
+          <w:sz w:val="18"/>
+          <w:szCs w:val="18"/>
+        </w:rPr>
+        <w:t>Board B Serial Monitor</w:t>
+      </w:r>
+    </w:p>
+    <w:tbl>
+      <w:tblPr>
+        <w:tblW w:w="9706" w:type="dxa"/>
+        <w:tblBorders>
+          <w:top w:val="single" w:sz="4" w:space="0" w:color="BFBFBF"/>
+          <w:left w:val="single" w:sz="4" w:space="0" w:color="BFBFBF"/>
+          <w:bottom w:val="single" w:sz="4" w:space="0" w:color="BFBFBF"/>
+          <w:right w:val="single" w:sz="4" w:space="0" w:color="BFBFBF"/>
+        </w:tblBorders>
+        <w:tblLayout w:type="fixed"/>
+        <w:tblLook w:val="04A0" w:firstRow="1" w:lastRow="0" w:firstColumn="1" w:lastColumn="0" w:noHBand="0" w:noVBand="1"/>
+      </w:tblPr>
+      <w:tblGrid>
+        <w:gridCol w:w="9706"/>
+      </w:tblGrid>
+      <w:tr>
+        <w:trPr>
+          <w:cantSplit/>
+        </w:trPr>
+        <w:tc>
+          <w:tcPr>
+            <w:tcW w:w="9706" w:type="dxa"/>
+            <w:shd w:val="clear" w:color="auto" w:fill="F2F2F2"/>
+            <w:tcMar>
+              <w:top w:w="100" w:type="dxa"/>
+              <w:left w:w="160" w:type="dxa"/>
+              <w:bottom w:w="100" w:type="dxa"/>
+              <w:right w:w="160" w:type="dxa"/>
+            </w:tcMar>
+          </w:tcPr>
+          <w:p>
+            <w:r>
+              <w:rPr>
+                <w:rFonts w:ascii="Consolas" w:hAnsi="Consolas" w:cs="Consolas"/>
+                <w:color w:val="1F1F1F"/>
+                <w:sz w:val="17"/>
+                <w:szCs w:val="17"/>
+              </w:rPr>
+              <w:t xml:space="preserve">Message:  Testing</w:t>
+            </w:r>
+          </w:p>
+          <w:p>
+            <w:r>
+              <w:rPr>
+                <w:rFonts w:ascii="Consolas" w:hAnsi="Consolas" w:cs="Consolas"/>
+                <w:color w:val="1F1F1F"/>
+                <w:sz w:val="17"/>
+                <w:szCs w:val="17"/>
+              </w:rPr>
+              <w:t xml:space="preserve">Received: 0820b32b206b7352858e8903a838ed14319acdfd</w:t>
+            </w:r>
+          </w:p>
+          <w:p>
+            <w:r>
+              <w:rPr>
+                <w:rFonts w:ascii="Consolas" w:hAnsi="Consolas" w:cs="Consolas"/>
+                <w:color w:val="1F1F1F"/>
+                <w:sz w:val="17"/>
+                <w:szCs w:val="17"/>
+              </w:rPr>
+              <w:t xml:space="preserve">Computed: 0820b32b206b7352858e8903a838ed14319acdfd</w:t>
+            </w:r>
+          </w:p>
+          <w:p>
+            <w:r>
+              <w:rPr>
+                <w:rFonts w:ascii="Consolas" w:hAnsi="Consolas" w:cs="Consolas"/>
+                <w:color w:val="1F1F1F"/>
+                <w:sz w:val="17"/>
+                <w:szCs w:val="17"/>
+              </w:rPr>
+              <w:t xml:space="preserve">Result: OK</w:t>
+            </w:r>
+          </w:p>
+        </w:tc>
+      </w:tr>
+    </w:tbl>
+    <w:p>
+      <w:pPr>
+        <w:spacing w:after="0" w:line="264" w:lineRule="auto"/>
+      </w:pPr>
+    </w:p>
+    <w:p>
+      <w:pPr>
+        <w:pStyle w:val="Heading3"/>
+        <w:keepNext/>
+        <w:spacing w:before="180" w:after="60"/>
+      </w:pPr>
+      <w:r>
+        <w:rPr>
+          <w:b/>
+          <w:bCs/>
+        </w:rPr>
+        <w:t>4b  Damage a message</w:t>
+      </w:r>
+    </w:p>
+    <w:p>
+      <w:pPr>
+        <w:spacing w:after="120" w:line="264" w:lineRule="auto"/>
+      </w:pPr>
+      <w:r>
+        <w:t xml:space="preserve">Hold the button on Board A while a message is sent. </w:t>
+      </w:r>
+      <w:r>
+        <w:rPr>
+          <w:b/>
+          <w:bCs/>
+        </w:rPr>
+        <w:t xml:space="preserve">(record)</w:t>
+      </w:r>
+      <w:r>
+        <w:t xml:space="preserve"> Paste the FAIL result from Board B and the matching line from Board A. They should look like this:</w:t>
+      </w:r>
+    </w:p>
+    <w:p>
+      <w:pPr>
+        <w:keepNext/>
+        <w:spacing w:after="40" w:line="264" w:lineRule="auto"/>
+      </w:pPr>
+      <w:r>
+        <w:rPr>
+          <w:b/>
+          <w:bCs/>
+          <w:color w:val="595959"/>
+          <w:sz w:val="18"/>
+          <w:szCs w:val="18"/>
+        </w:rPr>
+        <w:t>Board A Serial Monitor (button held)</w:t>
+      </w:r>
+    </w:p>
+    <w:tbl>
+      <w:tblPr>
+        <w:tblW w:w="9706" w:type="dxa"/>
+        <w:tblBorders>
+          <w:top w:val="single" w:sz="4" w:space="0" w:color="BFBFBF"/>
+          <w:left w:val="single" w:sz="4" w:space="0" w:color="BFBFBF"/>
+          <w:bottom w:val="single" w:sz="4" w:space="0" w:color="BFBFBF"/>
+          <w:right w:val="single" w:sz="4" w:space="0" w:color="BFBFBF"/>
+        </w:tblBorders>
+        <w:tblLayout w:type="fixed"/>
+        <w:tblLook w:val="04A0" w:firstRow="1" w:lastRow="0" w:firstColumn="1" w:lastColumn="0" w:noHBand="0" w:noVBand="1"/>
+      </w:tblPr>
+      <w:tblGrid>
+        <w:gridCol w:w="9706"/>
+      </w:tblGrid>
+      <w:tr>
+        <w:trPr>
+          <w:cantSplit/>
+        </w:trPr>
+        <w:tc>
+          <w:tcPr>
+            <w:tcW w:w="9706" w:type="dxa"/>
+            <w:shd w:val="clear" w:color="auto" w:fill="F2F2F2"/>
+            <w:tcMar>
+              <w:top w:w="100" w:type="dxa"/>
+              <w:left w:w="160" w:type="dxa"/>
+              <w:bottom w:w="100" w:type="dxa"/>
+              <w:right w:w="160" w:type="dxa"/>
+            </w:tcMar>
+          </w:tcPr>
+          <w:p>
+            <w:r>
+              <w:rPr>
+                <w:rFonts w:ascii="Consolas" w:hAnsi="Consolas" w:cs="Consolas"/>
+                <w:color w:val="1F1F1F"/>
+                <w:sz w:val="17"/>
+                <w:szCs w:val="17"/>
+              </w:rPr>
+              <w:t xml:space="preserve">Sent (TAMPERED): Dmbedded|0fd17b94c9576216ee0a47001e3fdbb1920a1f50</w:t>
+            </w:r>
+          </w:p>
+        </w:tc>
+      </w:tr>
+    </w:tbl>
+    <w:p>
+      <w:pPr>
+        <w:spacing w:after="0" w:line="264" w:lineRule="auto"/>
+      </w:pPr>
+    </w:p>
+    <w:p>
+      <w:pPr>
+        <w:keepNext/>
+        <w:spacing w:after="40" w:line="264" w:lineRule="auto"/>
+      </w:pPr>
+      <w:r>
+        <w:rPr>
+          <w:b/>
+          <w:bCs/>
+          <w:color w:val="595959"/>
+          <w:sz w:val="18"/>
+          <w:szCs w:val="18"/>
+        </w:rPr>
+        <w:t>Board B Serial Monitor</w:t>
+      </w:r>
+    </w:p>
+    <w:tbl>
+      <w:tblPr>
+        <w:tblW w:w="9706" w:type="dxa"/>
+        <w:tblBorders>
+          <w:top w:val="single" w:sz="4" w:space="0" w:color="BFBFBF"/>
+          <w:left w:val="single" w:sz="4" w:space="0" w:color="BFBFBF"/>
+          <w:bottom w:val="single" w:sz="4" w:space="0" w:color="BFBFBF"/>
+          <w:right w:val="single" w:sz="4" w:space="0" w:color="BFBFBF"/>
+        </w:tblBorders>
+        <w:tblLayout w:type="fixed"/>
+        <w:tblLook w:val="04A0" w:firstRow="1" w:lastRow="0" w:firstColumn="1" w:lastColumn="0" w:noHBand="0" w:noVBand="1"/>
+      </w:tblPr>
+      <w:tblGrid>
+        <w:gridCol w:w="9706"/>
+      </w:tblGrid>
+      <w:tr>
+        <w:trPr>
+          <w:cantSplit/>
+        </w:trPr>
+        <w:tc>
+          <w:tcPr>
+            <w:tcW w:w="9706" w:type="dxa"/>
+            <w:shd w:val="clear" w:color="auto" w:fill="F2F2F2"/>
+            <w:tcMar>
+              <w:top w:w="100" w:type="dxa"/>
+              <w:left w:w="160" w:type="dxa"/>
+              <w:bottom w:w="100" w:type="dxa"/>
+              <w:right w:w="160" w:type="dxa"/>
+            </w:tcMar>
+          </w:tcPr>
+          <w:p>
+            <w:r>
+              <w:rPr>
+                <w:rFonts w:ascii="Consolas" w:hAnsi="Consolas" w:cs="Consolas"/>
+                <w:color w:val="1F1F1F"/>
+                <w:sz w:val="17"/>
+                <w:szCs w:val="17"/>
+              </w:rPr>
+              <w:t xml:space="preserve">Message:  Dmbedded</w:t>
+            </w:r>
+          </w:p>
+          <w:p>
+            <w:r>
+              <w:rPr>
+                <w:rFonts w:ascii="Consolas" w:hAnsi="Consolas" w:cs="Consolas"/>
+                <w:color w:val="1F1F1F"/>
+                <w:sz w:val="17"/>
+                <w:szCs w:val="17"/>
+              </w:rPr>
+              <w:t xml:space="preserve">Received: 0fd17b94c9576216ee0a47001e3fdbb1920a1f50</w:t>
+            </w:r>
+          </w:p>
+          <w:p>
+            <w:r>
+              <w:rPr>
+                <w:rFonts w:ascii="Consolas" w:hAnsi="Consolas" w:cs="Consolas"/>
+                <w:color w:val="1F1F1F"/>
+                <w:sz w:val="17"/>
+                <w:szCs w:val="17"/>
+              </w:rPr>
+              <w:t xml:space="preserve">Computed: 106b572c38133fff8835b5165f4d092b9042db0e</w:t>
+            </w:r>
+          </w:p>
+          <w:p>
+            <w:r>
+              <w:rPr>
+                <w:rFonts w:ascii="Consolas" w:hAnsi="Consolas" w:cs="Consolas"/>
+                <w:color w:val="1F1F1F"/>
+                <w:sz w:val="17"/>
+                <w:szCs w:val="17"/>
+              </w:rPr>
+              <w:t xml:space="preserve">Result: FAIL</w:t>
+            </w:r>
+          </w:p>
+        </w:tc>
+      </w:tr>
+    </w:tbl>
+    <w:p>
+      <w:pPr>
+        <w:spacing w:after="0" w:line="264" w:lineRule="auto"/>
+      </w:pPr>
+    </w:p>
+    <w:p>
+      <w:pPr>
+        <w:spacing w:after="120" w:line="264" w:lineRule="auto"/>
+      </w:pPr>
+      <w:r>
+        <w:t xml:space="preserve">Only one bit of one letter changed (E became D). Roughly how many of the 40 hash characters are different?</w:t>
+      </w:r>
+    </w:p>
+    <w:tbl>
+      <w:tblPr>
+        <w:tblW w:w="9706" w:type="dxa"/>
+        <w:tblBorders>
+          <w:top w:val="single" w:sz="4" w:space="0" w:color="A6A6A6"/>
+          <w:left w:val="single" w:sz="4" w:space="0" w:color="A6A6A6"/>
+          <w:bottom w:val="single" w:sz="4" w:space="0" w:color="A6A6A6"/>
+          <w:right w:val="single" w:sz="4" w:space="0" w:color="A6A6A6"/>
+        </w:tblBorders>
+        <w:tblLayout w:type="fixed"/>
+        <w:tblLook w:val="04A0" w:firstRow="1" w:lastRow="0" w:firstColumn="1" w:lastColumn="0" w:noHBand="0" w:noVBand="1"/>
+      </w:tblPr>
+      <w:tblGrid>
+        <w:gridCol w:w="9706"/>
+      </w:tblGrid>
+      <w:tr>
+        <w:trPr>
+          <w:cantSplit/>
+        </w:trPr>
+        <w:tc>
+          <w:tcPr>
+            <w:tcW w:w="9706" w:type="dxa"/>
+            <w:tcMar>
+              <w:top w:w="60" w:type="dxa"/>
+              <w:left w:w="120" w:type="dxa"/>
+              <w:bottom w:w="60" w:type="dxa"/>
+              <w:right w:w="120" w:type="dxa"/>
+            </w:tcMar>
+          </w:tcPr>
+          <w:p>
+            <w:pPr>
+              <w:spacing w:line="264" w:lineRule="auto"/>
+            </w:pPr>
+            <w:r>
+              <w:rPr>
+                <w:i/>
+                <w:iCs/>
+                <w:color w:val="7F7F7F"/>
+                <w:sz w:val="18"/>
+                <w:szCs w:val="18"/>
+              </w:rPr>
+              <w:lastRenderedPageBreak/>
+              <w:t>Your answer:</w:t>
+            </w:r>
+          </w:p>
+          <w:p>
+            <w:pPr>
+              <w:spacing w:after="200" w:line="264" w:lineRule="auto"/>
+            </w:pPr>
+          </w:p>
+          <w:p>
+            <w:pPr>
+              <w:spacing w:after="200" w:line="264" w:lineRule="auto"/>
+            </w:pPr>
+          </w:p>
+          <w:p>
+            <w:pPr>
+              <w:spacing w:after="200" w:line="264" w:lineRule="auto"/>
+            </w:pPr>
+          </w:p>
+        </w:tc>
+      </w:tr>
+    </w:tbl>
+    <w:p>
+      <w:pPr>
+        <w:spacing w:after="0" w:line="264" w:lineRule="auto"/>
+      </w:pPr>
+    </w:p>
+    <w:p>
+      <w:pPr>
+        <w:pStyle w:val="Heading3"/>
+        <w:keepNext/>
+        <w:spacing w:before="180" w:after="60"/>
+      </w:pPr>
+      <w:r>
+        <w:rPr>
+          <w:b/>
+          <w:bCs/>
+        </w:rPr>
+        <w:t>4c  Questions</w:t>
+      </w:r>
+    </w:p>
+    <w:p>
+      <w:pPr>
+        <w:spacing w:after="60" w:line="264" w:lineRule="auto"/>
+      </w:pPr>
+      <w:r>
+        <w:t xml:space="preserve">1. Can Board B fix a damaged message using the hash, or only tell that it is damaged?</w:t>
+      </w:r>
+    </w:p>
+    <w:p>
+      <w:pPr>
+        <w:spacing w:after="60" w:line="264" w:lineRule="auto"/>
+      </w:pPr>
+      <w:r>
+        <w:t xml:space="preserve">2. If the damage hits the hash instead of the message, what does Board B report? Is that the right result?</w:t>
+      </w:r>
+    </w:p>
+    <w:p>
+      <w:pPr>
+        <w:spacing w:after="120" w:line="264" w:lineRule="auto"/>
+      </w:pPr>
+      <w:r>
+        <w:t xml:space="preserve">3. Testing is 7 characters, but the line sent is 49 characters long. Why might a smaller check be better on a slow link?</w:t>
       </w:r>
     </w:p>
     <w:tbl>
